--- a/pdf/class 9/Class 9 ch-2 _ Introduction to Java.docx
+++ b/pdf/class 9/Class 9 ch-2 _ Introduction to Java.docx
@@ -1,10 +1,3315 @@
 
 <file path=word/document.xml><?xml version="1.0" encoding="utf-8"?>
-<w:document xmlns:wpc="http://schemas.microsoft.com/office/word/2010/wordprocessingCanvas" xmlns:mc="http://schemas.openxmlformats.org/markup-compatibility/2006" xmlns:o="urn:schemas-microsoft-com:office:office" xmlns:r="http://schemas.openxmlformats.org/officeDocument/2006/relationships" xmlns:m="http://schemas.openxmlformats.org/officeDocument/2006/math" xmlns:v="urn:schemas-microsoft-com:vml" xmlns:wp14="http://schemas.microsoft.com/office/word/2010/wordprocessingDrawing" xmlns:wp="http://schemas.openxmlformats.org/drawingml/2006/wordprocessingDrawing" xmlns:w10="urn:schemas-microsoft-com:office:word" xmlns:w="http://schemas.openxmlformats.org/wordprocessingml/2006/main" xmlns:w14="http://schemas.microsoft.com/office/word/2010/wordml" xmlns:wpg="http://schemas.microsoft.com/office/word/2010/wordprocessingGroup" xmlns:wpi="http://schemas.microsoft.com/office/word/2010/wordprocessingInk" xmlns:wne="http://schemas.microsoft.com/office/word/2006/wordml" xmlns:wps="http://schemas.microsoft.com/office/word/2010/wordprocessingShape" mc:Ignorable="w14 wp14">
+<w:document xmlns:wpc="http://schemas.microsoft.com/office/word/2010/wordprocessingCanvas" xmlns:mc="http://schemas.openxmlformats.org/markup-compatibility/2006" xmlns:o="urn:schemas-microsoft-com:office:office" xmlns:r="http://schemas.openxmlformats.org/officeDocument/2006/relationships" xmlns:m="http://schemas.openxmlformats.org/officeDocument/2006/math" xmlns:v="urn:schemas-microsoft-com:vml" xmlns:wp14="http://schemas.microsoft.com/office/word/2010/wordprocessingDrawing" xmlns:wp="http://schemas.openxmlformats.org/drawingml/2006/wordprocessingDrawing" xmlns:w10="urn:schemas-microsoft-com:office:word" xmlns:w="http://schemas.openxmlformats.org/wordprocessingml/2006/main" xmlns:w14="http://schemas.microsoft.com/office/word/2010/wordml" xmlns:w15="http://schemas.microsoft.com/office/word/2012/wordml" xmlns:wpg="http://schemas.microsoft.com/office/word/2010/wordprocessingGroup" xmlns:wpi="http://schemas.microsoft.com/office/word/2010/wordprocessingInk" xmlns:wne="http://schemas.microsoft.com/office/word/2006/wordml" xmlns:wps="http://schemas.microsoft.com/office/word/2010/wordprocessingShape" mc:Ignorable="w14 w15 wp14">
   <w:background w:color="EAF1DD" w:themeColor="accent3" w:themeTint="33"/>
   <w:body>
     <w:p>
       <w:pPr>
+        <w:spacing w:after="0"/>
+        <w:jc w:val="center"/>
+        <w:outlineLvl w:val="0"/>
+        <w:rPr>
+          <w:rFonts w:ascii="Times New Roman" w:hAnsi="Times New Roman" w:cs="Times New Roman"/>
+          <w:b/>
+          <w:bCs/>
+          <w:color w:val="C00000"/>
+          <w:kern w:val="36"/>
+          <w:sz w:val="48"/>
+          <w:szCs w:val="48"/>
+        </w:rPr>
+      </w:pPr>
+      <w:r>
+        <w:rPr>
+          <w:rFonts w:ascii="Times New Roman" w:hAnsi="Times New Roman" w:cs="Times New Roman"/>
+          <w:b/>
+          <w:bCs/>
+          <w:color w:val="C00000"/>
+          <w:kern w:val="36"/>
+          <w:sz w:val="48"/>
+          <w:szCs w:val="48"/>
+        </w:rPr>
+        <w:t>Class 9</w:t>
+      </w:r>
+    </w:p>
+    <w:p>
+      <w:pPr>
+        <w:spacing w:after="0"/>
+        <w:jc w:val="center"/>
+        <w:outlineLvl w:val="0"/>
+        <w:rPr>
+          <w:rFonts w:ascii="Times New Roman" w:hAnsi="Times New Roman" w:cs="Times New Roman"/>
+          <w:b/>
+          <w:bCs/>
+          <w:color w:val="00B050"/>
+          <w:kern w:val="36"/>
+          <w:sz w:val="48"/>
+          <w:szCs w:val="48"/>
+        </w:rPr>
+      </w:pPr>
+      <w:proofErr w:type="spellStart"/>
+      <w:r>
+        <w:rPr>
+          <w:rFonts w:ascii="Times New Roman" w:hAnsi="Times New Roman" w:cs="Times New Roman"/>
+          <w:b/>
+          <w:bCs/>
+          <w:color w:val="00B050"/>
+          <w:kern w:val="36"/>
+          <w:sz w:val="48"/>
+          <w:szCs w:val="48"/>
+        </w:rPr>
+        <w:t>Chaprter</w:t>
+      </w:r>
+      <w:proofErr w:type="spellEnd"/>
+      <w:r>
+        <w:rPr>
+          <w:rFonts w:ascii="Times New Roman" w:hAnsi="Times New Roman" w:cs="Times New Roman"/>
+          <w:b/>
+          <w:bCs/>
+          <w:color w:val="00B050"/>
+          <w:kern w:val="36"/>
+          <w:sz w:val="48"/>
+          <w:szCs w:val="48"/>
+        </w:rPr>
+        <w:t xml:space="preserve"> -2</w:t>
+      </w:r>
+      <w:r>
+        <w:rPr>
+          <w:b/>
+          <w:bCs/>
+          <w:color w:val="00B050"/>
+          <w:kern w:val="36"/>
+          <w:sz w:val="48"/>
+          <w:szCs w:val="48"/>
+        </w:rPr>
+        <w:t xml:space="preserve"> (2026-27)</w:t>
+      </w:r>
+    </w:p>
+    <w:p>
+      <w:pPr>
+        <w:spacing w:after="0"/>
+        <w:jc w:val="center"/>
+        <w:outlineLvl w:val="0"/>
+        <w:rPr>
+          <w:rFonts w:ascii="Times New Roman" w:hAnsi="Times New Roman" w:cs="Times New Roman"/>
+          <w:b/>
+          <w:bCs/>
+          <w:color w:val="00B0F0"/>
+          <w:kern w:val="36"/>
+          <w:sz w:val="48"/>
+          <w:szCs w:val="48"/>
+        </w:rPr>
+      </w:pPr>
+      <w:r>
+        <w:rPr>
+          <w:rFonts w:ascii="Times New Roman" w:hAnsi="Times New Roman" w:cs="Times New Roman"/>
+          <w:b/>
+          <w:bCs/>
+          <w:color w:val="00B0F0"/>
+          <w:kern w:val="36"/>
+          <w:sz w:val="48"/>
+          <w:szCs w:val="48"/>
+        </w:rPr>
+        <w:t>Introduction to Java</w:t>
+      </w:r>
+    </w:p>
+    <w:p>
+      <w:pPr>
+        <w:spacing w:after="0"/>
+        <w:outlineLvl w:val="0"/>
+        <w:rPr>
+          <w:rFonts w:ascii="Times New Roman" w:hAnsi="Times New Roman" w:cs="Times New Roman"/>
+          <w:b/>
+          <w:bCs/>
+          <w:color w:val="92D050"/>
+          <w:kern w:val="36"/>
+          <w:sz w:val="48"/>
+          <w:szCs w:val="48"/>
+        </w:rPr>
+      </w:pPr>
+      <w:r>
+        <w:rPr>
+          <w:rFonts w:ascii="Segoe UI Symbol" w:hAnsi="Segoe UI Symbol" w:cs="Segoe UI Symbol"/>
+          <w:b/>
+          <w:bCs/>
+          <w:color w:val="92D050"/>
+          <w:kern w:val="36"/>
+          <w:sz w:val="48"/>
+          <w:szCs w:val="48"/>
+        </w:rPr>
+        <w:t>✅</w:t>
+      </w:r>
+      <w:r>
+        <w:rPr>
+          <w:rFonts w:ascii="Times New Roman" w:hAnsi="Times New Roman" w:cs="Times New Roman"/>
+          <w:b/>
+          <w:bCs/>
+          <w:color w:val="92D050"/>
+          <w:kern w:val="36"/>
+          <w:sz w:val="48"/>
+          <w:szCs w:val="48"/>
+        </w:rPr>
+        <w:t xml:space="preserve"> A. Tick (</w:t>
+      </w:r>
+      <w:r>
+        <w:rPr>
+          <w:rFonts w:ascii="Segoe UI Symbol" w:hAnsi="Segoe UI Symbol" w:cs="Segoe UI Symbol"/>
+          <w:b/>
+          <w:bCs/>
+          <w:color w:val="92D050"/>
+          <w:kern w:val="36"/>
+          <w:sz w:val="48"/>
+          <w:szCs w:val="48"/>
+        </w:rPr>
+        <w:t>✓</w:t>
+      </w:r>
+      <w:r>
+        <w:rPr>
+          <w:rFonts w:ascii="Times New Roman" w:hAnsi="Times New Roman" w:cs="Times New Roman"/>
+          <w:b/>
+          <w:bCs/>
+          <w:color w:val="92D050"/>
+          <w:kern w:val="36"/>
+          <w:sz w:val="48"/>
+          <w:szCs w:val="48"/>
+        </w:rPr>
+        <w:t>) the correct answer</w:t>
+      </w:r>
+    </w:p>
+    <w:p>
+      <w:pPr>
+        <w:spacing w:after="0"/>
+        <w:outlineLvl w:val="2"/>
+        <w:rPr>
+          <w:rFonts w:ascii="Times New Roman" w:hAnsi="Times New Roman" w:cs="Times New Roman"/>
+          <w:b/>
+          <w:bCs/>
+          <w:color w:val="00B050"/>
+          <w:sz w:val="27"/>
+          <w:szCs w:val="27"/>
+        </w:rPr>
+      </w:pPr>
+      <w:r>
+        <w:rPr>
+          <w:rFonts w:ascii="Times New Roman" w:hAnsi="Times New Roman" w:cs="Times New Roman"/>
+          <w:b/>
+          <w:bCs/>
+          <w:color w:val="00B050"/>
+          <w:sz w:val="27"/>
+          <w:szCs w:val="27"/>
+        </w:rPr>
+        <w:t>1. Automatic memory management instructs JVM to ______ unused objects automatically.</w:t>
+      </w:r>
+    </w:p>
+    <w:p>
+      <w:pPr>
+        <w:spacing w:after="0"/>
+        <w:ind w:left="450"/>
+        <w:rPr>
+          <w:rFonts w:ascii="Times New Roman" w:hAnsi="Times New Roman" w:cs="Times New Roman"/>
+          <w:color w:val="FF0000"/>
+        </w:rPr>
+      </w:pPr>
+      <w:r>
+        <w:rPr>
+          <w:rFonts w:ascii="Times New Roman" w:hAnsi="Times New Roman" w:cs="Times New Roman"/>
+          <w:b/>
+          <w:bCs/>
+          <w:color w:val="FF0000"/>
+        </w:rPr>
+        <w:t>Answer:</w:t>
+      </w:r>
+      <w:r>
+        <w:rPr>
+          <w:rFonts w:ascii="Times New Roman" w:hAnsi="Times New Roman" w:cs="Times New Roman"/>
+          <w:color w:val="FF0000"/>
+        </w:rPr>
+        <w:t xml:space="preserve"> remove </w:t>
+      </w:r>
+      <w:r>
+        <w:rPr>
+          <w:rFonts w:ascii="Segoe UI Symbol" w:hAnsi="Segoe UI Symbol" w:cs="Segoe UI Symbol"/>
+          <w:color w:val="FF0000"/>
+        </w:rPr>
+        <w:t>✅</w:t>
+      </w:r>
+    </w:p>
+    <w:p>
+      <w:pPr>
+        <w:spacing w:after="0"/>
+        <w:outlineLvl w:val="2"/>
+        <w:rPr>
+          <w:rFonts w:ascii="Times New Roman" w:hAnsi="Times New Roman" w:cs="Times New Roman"/>
+          <w:b/>
+          <w:bCs/>
+          <w:color w:val="00B050"/>
+          <w:sz w:val="27"/>
+          <w:szCs w:val="27"/>
+        </w:rPr>
+      </w:pPr>
+      <w:r>
+        <w:rPr>
+          <w:rFonts w:ascii="Times New Roman" w:hAnsi="Times New Roman" w:cs="Times New Roman"/>
+          <w:b/>
+          <w:bCs/>
+          <w:color w:val="00B050"/>
+          <w:sz w:val="27"/>
+          <w:szCs w:val="27"/>
+        </w:rPr>
+        <w:t xml:space="preserve">2. </w:t>
+      </w:r>
+      <w:proofErr w:type="gramStart"/>
+      <w:r>
+        <w:rPr>
+          <w:rFonts w:ascii="Times New Roman" w:hAnsi="Times New Roman" w:cs="Times New Roman"/>
+          <w:b/>
+          <w:bCs/>
+          <w:color w:val="00B050"/>
+          <w:sz w:val="27"/>
+          <w:szCs w:val="27"/>
+        </w:rPr>
+        <w:t>In</w:t>
+      </w:r>
+      <w:proofErr w:type="gramEnd"/>
+      <w:r>
+        <w:rPr>
+          <w:rFonts w:ascii="Times New Roman" w:hAnsi="Times New Roman" w:cs="Times New Roman"/>
+          <w:b/>
+          <w:bCs/>
+          <w:color w:val="00B050"/>
+          <w:sz w:val="27"/>
+          <w:szCs w:val="27"/>
+        </w:rPr>
+        <w:t xml:space="preserve"> which of the following platform Java runs?</w:t>
+      </w:r>
+    </w:p>
+    <w:p>
+      <w:pPr>
+        <w:spacing w:after="0"/>
+        <w:ind w:left="450"/>
+        <w:rPr>
+          <w:rFonts w:ascii="Times New Roman" w:hAnsi="Times New Roman" w:cs="Times New Roman"/>
+        </w:rPr>
+      </w:pPr>
+      <w:r>
+        <w:rPr>
+          <w:rFonts w:ascii="Times New Roman" w:hAnsi="Times New Roman" w:cs="Times New Roman"/>
+        </w:rPr>
+        <w:t>a. Windows Platform</w:t>
+      </w:r>
+      <w:bookmarkStart w:id="0" w:name="_GoBack"/>
+      <w:bookmarkEnd w:id="0"/>
+      <w:r>
+        <w:rPr>
+          <w:rFonts w:ascii="Times New Roman" w:hAnsi="Times New Roman" w:cs="Times New Roman"/>
+        </w:rPr>
+        <w:br/>
+        <w:t>b. Linux Platform</w:t>
+      </w:r>
+      <w:r>
+        <w:rPr>
+          <w:rFonts w:ascii="Times New Roman" w:hAnsi="Times New Roman" w:cs="Times New Roman"/>
+        </w:rPr>
+        <w:br/>
+        <w:t>c. Mac OS Platform</w:t>
+      </w:r>
+      <w:r>
+        <w:rPr>
+          <w:rFonts w:ascii="Times New Roman" w:hAnsi="Times New Roman" w:cs="Times New Roman"/>
+        </w:rPr>
+        <w:br/>
+        <w:t>d. All of these</w:t>
+      </w:r>
+    </w:p>
+    <w:p>
+      <w:pPr>
+        <w:spacing w:after="0"/>
+        <w:rPr>
+          <w:rFonts w:ascii="Times New Roman" w:hAnsi="Times New Roman" w:cs="Times New Roman"/>
+          <w:color w:val="FF0000"/>
+        </w:rPr>
+      </w:pPr>
+      <w:r>
+        <w:rPr>
+          <w:rFonts w:ascii="Times New Roman" w:hAnsi="Times New Roman" w:cs="Times New Roman"/>
+          <w:b/>
+          <w:bCs/>
+          <w:color w:val="FF0000"/>
+        </w:rPr>
+        <w:t>Answer:</w:t>
+      </w:r>
+      <w:r>
+        <w:rPr>
+          <w:rFonts w:ascii="Times New Roman" w:hAnsi="Times New Roman" w:cs="Times New Roman"/>
+          <w:color w:val="FF0000"/>
+        </w:rPr>
+        <w:t xml:space="preserve"> d. All of these </w:t>
+      </w:r>
+      <w:r>
+        <w:rPr>
+          <w:rFonts w:ascii="Segoe UI Symbol" w:hAnsi="Segoe UI Symbol" w:cs="Segoe UI Symbol"/>
+          <w:color w:val="FF0000"/>
+        </w:rPr>
+        <w:t>✅</w:t>
+      </w:r>
+    </w:p>
+    <w:p>
+      <w:pPr>
+        <w:spacing w:after="0"/>
+        <w:outlineLvl w:val="2"/>
+        <w:rPr>
+          <w:rFonts w:ascii="Times New Roman" w:hAnsi="Times New Roman" w:cs="Times New Roman"/>
+          <w:b/>
+          <w:bCs/>
+          <w:color w:val="00B050"/>
+          <w:sz w:val="27"/>
+          <w:szCs w:val="27"/>
+        </w:rPr>
+      </w:pPr>
+      <w:r>
+        <w:rPr>
+          <w:rFonts w:ascii="Times New Roman" w:hAnsi="Times New Roman" w:cs="Times New Roman"/>
+          <w:b/>
+          <w:bCs/>
+          <w:color w:val="00B050"/>
+          <w:sz w:val="27"/>
+          <w:szCs w:val="27"/>
+        </w:rPr>
+        <w:t>3. Compile button located at the ______ of the code editor window.</w:t>
+      </w:r>
+    </w:p>
+    <w:p>
+      <w:pPr>
+        <w:spacing w:after="0"/>
+        <w:ind w:left="450"/>
+        <w:rPr>
+          <w:rFonts w:ascii="Times New Roman" w:hAnsi="Times New Roman" w:cs="Times New Roman"/>
+          <w:color w:val="FF0000"/>
+        </w:rPr>
+      </w:pPr>
+      <w:r>
+        <w:rPr>
+          <w:rFonts w:ascii="Times New Roman" w:hAnsi="Times New Roman" w:cs="Times New Roman"/>
+          <w:b/>
+          <w:bCs/>
+          <w:color w:val="FF0000"/>
+        </w:rPr>
+        <w:t>Answer:</w:t>
+      </w:r>
+      <w:r>
+        <w:rPr>
+          <w:rFonts w:ascii="Times New Roman" w:hAnsi="Times New Roman" w:cs="Times New Roman"/>
+          <w:color w:val="FF0000"/>
+        </w:rPr>
+        <w:t xml:space="preserve"> top </w:t>
+      </w:r>
+      <w:r>
+        <w:rPr>
+          <w:rFonts w:ascii="Segoe UI Symbol" w:hAnsi="Segoe UI Symbol" w:cs="Segoe UI Symbol"/>
+          <w:color w:val="FF0000"/>
+        </w:rPr>
+        <w:t>✅</w:t>
+      </w:r>
+    </w:p>
+    <w:p>
+      <w:pPr>
+        <w:spacing w:after="0"/>
+        <w:outlineLvl w:val="2"/>
+        <w:rPr>
+          <w:rFonts w:ascii="Times New Roman" w:hAnsi="Times New Roman" w:cs="Times New Roman"/>
+          <w:b/>
+          <w:bCs/>
+          <w:color w:val="00B050"/>
+          <w:sz w:val="27"/>
+          <w:szCs w:val="27"/>
+        </w:rPr>
+      </w:pPr>
+      <w:r>
+        <w:rPr>
+          <w:rFonts w:ascii="Times New Roman" w:hAnsi="Times New Roman" w:cs="Times New Roman"/>
+          <w:b/>
+          <w:bCs/>
+          <w:color w:val="00B050"/>
+          <w:sz w:val="27"/>
+          <w:szCs w:val="27"/>
+        </w:rPr>
+        <w:t>4. During compilation process, Java Source code is converted to bytecode which is ______.</w:t>
+      </w:r>
+    </w:p>
+    <w:p>
+      <w:pPr>
+        <w:spacing w:after="0"/>
+        <w:ind w:left="450"/>
+        <w:rPr>
+          <w:rFonts w:ascii="Times New Roman" w:hAnsi="Times New Roman" w:cs="Times New Roman"/>
+          <w:color w:val="FF0000"/>
+        </w:rPr>
+      </w:pPr>
+      <w:r>
+        <w:rPr>
+          <w:rFonts w:ascii="Times New Roman" w:hAnsi="Times New Roman" w:cs="Times New Roman"/>
+          <w:b/>
+          <w:bCs/>
+          <w:color w:val="FF0000"/>
+        </w:rPr>
+        <w:t>Answer:</w:t>
+      </w:r>
+      <w:r>
+        <w:rPr>
+          <w:rFonts w:ascii="Times New Roman" w:hAnsi="Times New Roman" w:cs="Times New Roman"/>
+          <w:color w:val="FF0000"/>
+        </w:rPr>
+        <w:t xml:space="preserve"> Machine-independent code </w:t>
+      </w:r>
+      <w:r>
+        <w:rPr>
+          <w:rFonts w:ascii="Segoe UI Symbol" w:hAnsi="Segoe UI Symbol" w:cs="Segoe UI Symbol"/>
+          <w:color w:val="FF0000"/>
+        </w:rPr>
+        <w:t>✅</w:t>
+      </w:r>
+    </w:p>
+    <w:p>
+      <w:pPr>
+        <w:spacing w:after="0"/>
+        <w:outlineLvl w:val="2"/>
+        <w:rPr>
+          <w:rFonts w:ascii="Times New Roman" w:hAnsi="Times New Roman" w:cs="Times New Roman"/>
+          <w:b/>
+          <w:bCs/>
+          <w:color w:val="00B050"/>
+          <w:sz w:val="27"/>
+          <w:szCs w:val="27"/>
+        </w:rPr>
+      </w:pPr>
+      <w:r>
+        <w:rPr>
+          <w:rFonts w:ascii="Times New Roman" w:hAnsi="Times New Roman" w:cs="Times New Roman"/>
+          <w:b/>
+          <w:bCs/>
+          <w:color w:val="00B050"/>
+          <w:sz w:val="27"/>
+          <w:szCs w:val="27"/>
+        </w:rPr>
+        <w:t>5. Applets are codes in Java which are downloaded from a website on a ______.</w:t>
+      </w:r>
+    </w:p>
+    <w:p>
+      <w:pPr>
+        <w:spacing w:after="0"/>
+        <w:ind w:left="450"/>
+        <w:rPr>
+          <w:rFonts w:ascii="Times New Roman" w:hAnsi="Times New Roman" w:cs="Times New Roman"/>
+        </w:rPr>
+      </w:pPr>
+      <w:r>
+        <w:rPr>
+          <w:rFonts w:ascii="Times New Roman" w:hAnsi="Times New Roman" w:cs="Times New Roman"/>
+          <w:b/>
+          <w:bCs/>
+        </w:rPr>
+        <w:t>Answer:</w:t>
+      </w:r>
+      <w:r>
+        <w:rPr>
+          <w:rFonts w:ascii="Times New Roman" w:hAnsi="Times New Roman" w:cs="Times New Roman"/>
+        </w:rPr>
+        <w:t xml:space="preserve"> Client computer </w:t>
+      </w:r>
+      <w:r>
+        <w:rPr>
+          <w:rFonts w:ascii="Segoe UI Symbol" w:hAnsi="Segoe UI Symbol" w:cs="Segoe UI Symbol"/>
+        </w:rPr>
+        <w:t>✅</w:t>
+      </w:r>
+    </w:p>
+    <w:p>
+      <w:pPr>
+        <w:spacing w:after="0"/>
+        <w:rPr>
+          <w:rFonts w:ascii="Times New Roman" w:hAnsi="Times New Roman" w:cs="Times New Roman"/>
+        </w:rPr>
+      </w:pPr>
+      <w:r>
+        <w:rPr>
+          <w:rFonts w:ascii="Times New Roman" w:hAnsi="Times New Roman" w:cs="Times New Roman"/>
+        </w:rPr>
+        <w:pict>
+          <v:rect id="_x0000_i1027" style="width:0;height:1.5pt" o:hralign="center" o:hrstd="t" o:hr="t" fillcolor="#a0a0a0" stroked="f"/>
+        </w:pict>
+      </w:r>
+    </w:p>
+    <w:p>
+      <w:pPr>
+        <w:spacing w:after="0"/>
+        <w:outlineLvl w:val="0"/>
+        <w:rPr>
+          <w:rFonts w:ascii="Times New Roman" w:hAnsi="Times New Roman" w:cs="Times New Roman"/>
+          <w:b/>
+          <w:bCs/>
+          <w:color w:val="00B0F0"/>
+          <w:kern w:val="36"/>
+          <w:sz w:val="48"/>
+          <w:szCs w:val="48"/>
+        </w:rPr>
+      </w:pPr>
+      <w:r>
+        <w:rPr>
+          <w:rFonts w:ascii="Segoe UI Symbol" w:hAnsi="Segoe UI Symbol" w:cs="Segoe UI Symbol"/>
+          <w:b/>
+          <w:bCs/>
+          <w:color w:val="00B0F0"/>
+          <w:kern w:val="36"/>
+          <w:sz w:val="48"/>
+          <w:szCs w:val="48"/>
+        </w:rPr>
+        <w:t>✅</w:t>
+      </w:r>
+      <w:r>
+        <w:rPr>
+          <w:rFonts w:ascii="Times New Roman" w:hAnsi="Times New Roman" w:cs="Times New Roman"/>
+          <w:b/>
+          <w:bCs/>
+          <w:color w:val="00B0F0"/>
+          <w:kern w:val="36"/>
+          <w:sz w:val="48"/>
+          <w:szCs w:val="48"/>
+        </w:rPr>
+        <w:t xml:space="preserve"> B. Fill in the blanks</w:t>
+      </w:r>
+    </w:p>
+    <w:p>
+      <w:pPr>
+        <w:spacing w:after="0"/>
+        <w:outlineLvl w:val="2"/>
+        <w:rPr>
+          <w:rFonts w:ascii="Times New Roman" w:hAnsi="Times New Roman" w:cs="Times New Roman"/>
+          <w:b/>
+          <w:bCs/>
+          <w:color w:val="00B050"/>
+          <w:sz w:val="27"/>
+          <w:szCs w:val="27"/>
+        </w:rPr>
+      </w:pPr>
+      <w:r>
+        <w:rPr>
+          <w:rFonts w:ascii="Times New Roman" w:hAnsi="Times New Roman" w:cs="Times New Roman"/>
+          <w:b/>
+          <w:bCs/>
+          <w:color w:val="00B050"/>
+          <w:sz w:val="27"/>
+          <w:szCs w:val="27"/>
+        </w:rPr>
+        <w:t>1. Java source code is finally converted to ______ for execution on a specific hardware.</w:t>
+      </w:r>
+    </w:p>
+    <w:p>
+      <w:pPr>
+        <w:spacing w:after="0"/>
+        <w:ind w:left="450"/>
+        <w:rPr>
+          <w:rFonts w:ascii="Times New Roman" w:hAnsi="Times New Roman" w:cs="Times New Roman"/>
+          <w:color w:val="FF0000"/>
+        </w:rPr>
+      </w:pPr>
+      <w:r>
+        <w:rPr>
+          <w:rFonts w:ascii="Times New Roman" w:hAnsi="Times New Roman" w:cs="Times New Roman"/>
+          <w:b/>
+          <w:bCs/>
+          <w:color w:val="FF0000"/>
+        </w:rPr>
+        <w:t>Answer:</w:t>
+      </w:r>
+      <w:r>
+        <w:rPr>
+          <w:rFonts w:ascii="Times New Roman" w:hAnsi="Times New Roman" w:cs="Times New Roman"/>
+          <w:color w:val="FF0000"/>
+        </w:rPr>
+        <w:t xml:space="preserve"> machine code</w:t>
+      </w:r>
+    </w:p>
+    <w:p>
+      <w:pPr>
+        <w:spacing w:after="0"/>
+        <w:outlineLvl w:val="2"/>
+        <w:rPr>
+          <w:rFonts w:ascii="Times New Roman" w:hAnsi="Times New Roman" w:cs="Times New Roman"/>
+          <w:b/>
+          <w:bCs/>
+          <w:color w:val="00B050"/>
+          <w:sz w:val="27"/>
+          <w:szCs w:val="27"/>
+        </w:rPr>
+      </w:pPr>
+      <w:r>
+        <w:rPr>
+          <w:rFonts w:ascii="Times New Roman" w:hAnsi="Times New Roman" w:cs="Times New Roman"/>
+          <w:b/>
+          <w:bCs/>
+          <w:color w:val="00B050"/>
+          <w:sz w:val="27"/>
+          <w:szCs w:val="27"/>
+        </w:rPr>
+        <w:t xml:space="preserve">2. Memory space is allocated when </w:t>
+      </w:r>
+      <w:proofErr w:type="gramStart"/>
+      <w:r>
+        <w:rPr>
+          <w:rFonts w:ascii="Times New Roman" w:hAnsi="Times New Roman" w:cs="Times New Roman"/>
+          <w:b/>
+          <w:bCs/>
+          <w:color w:val="00B050"/>
+          <w:sz w:val="27"/>
+          <w:szCs w:val="27"/>
+        </w:rPr>
+        <w:t>an</w:t>
+      </w:r>
+      <w:proofErr w:type="gramEnd"/>
+      <w:r>
+        <w:rPr>
+          <w:rFonts w:ascii="Times New Roman" w:hAnsi="Times New Roman" w:cs="Times New Roman"/>
+          <w:b/>
+          <w:bCs/>
+          <w:color w:val="00B050"/>
+          <w:sz w:val="27"/>
+          <w:szCs w:val="27"/>
+        </w:rPr>
+        <w:t xml:space="preserve"> ______ is created.</w:t>
+      </w:r>
+    </w:p>
+    <w:p>
+      <w:pPr>
+        <w:spacing w:after="0"/>
+        <w:rPr>
+          <w:rFonts w:ascii="Times New Roman" w:hAnsi="Times New Roman" w:cs="Times New Roman"/>
+          <w:color w:val="FF0000"/>
+        </w:rPr>
+      </w:pPr>
+      <w:r>
+        <w:rPr>
+          <w:rFonts w:ascii="Times New Roman" w:hAnsi="Times New Roman" w:cs="Times New Roman"/>
+          <w:b/>
+          <w:bCs/>
+          <w:color w:val="FF0000"/>
+        </w:rPr>
+        <w:t>Answer:</w:t>
+      </w:r>
+      <w:r>
+        <w:rPr>
+          <w:rFonts w:ascii="Times New Roman" w:hAnsi="Times New Roman" w:cs="Times New Roman"/>
+          <w:color w:val="FF0000"/>
+        </w:rPr>
+        <w:t xml:space="preserve"> object</w:t>
+      </w:r>
+    </w:p>
+    <w:p>
+      <w:pPr>
+        <w:spacing w:after="0"/>
+        <w:outlineLvl w:val="2"/>
+        <w:rPr>
+          <w:rFonts w:ascii="Times New Roman" w:hAnsi="Times New Roman" w:cs="Times New Roman"/>
+          <w:b/>
+          <w:bCs/>
+          <w:color w:val="00B050"/>
+          <w:sz w:val="27"/>
+          <w:szCs w:val="27"/>
+        </w:rPr>
+      </w:pPr>
+      <w:r>
+        <w:rPr>
+          <w:rFonts w:ascii="Times New Roman" w:hAnsi="Times New Roman" w:cs="Times New Roman"/>
+          <w:b/>
+          <w:bCs/>
+          <w:color w:val="00B050"/>
+          <w:sz w:val="27"/>
+          <w:szCs w:val="27"/>
+        </w:rPr>
+        <w:t>3. ______ is open source application and it is an IDE for beginners.</w:t>
+      </w:r>
+    </w:p>
+    <w:p>
+      <w:pPr>
+        <w:spacing w:after="0"/>
+        <w:ind w:left="450"/>
+        <w:rPr>
+          <w:rFonts w:ascii="Times New Roman" w:hAnsi="Times New Roman" w:cs="Times New Roman"/>
+          <w:color w:val="FF0000"/>
+        </w:rPr>
+      </w:pPr>
+      <w:r>
+        <w:rPr>
+          <w:rFonts w:ascii="Times New Roman" w:hAnsi="Times New Roman" w:cs="Times New Roman"/>
+          <w:b/>
+          <w:bCs/>
+          <w:color w:val="FF0000"/>
+        </w:rPr>
+        <w:t>Answer:</w:t>
+      </w:r>
+      <w:r>
+        <w:rPr>
+          <w:rFonts w:ascii="Times New Roman" w:hAnsi="Times New Roman" w:cs="Times New Roman"/>
+          <w:color w:val="FF0000"/>
+        </w:rPr>
+        <w:t xml:space="preserve"> </w:t>
+      </w:r>
+      <w:proofErr w:type="spellStart"/>
+      <w:r>
+        <w:rPr>
+          <w:rFonts w:ascii="Times New Roman" w:hAnsi="Times New Roman" w:cs="Times New Roman"/>
+          <w:color w:val="FF0000"/>
+        </w:rPr>
+        <w:t>BlueJ</w:t>
+      </w:r>
+      <w:proofErr w:type="spellEnd"/>
+    </w:p>
+    <w:p>
+      <w:pPr>
+        <w:spacing w:after="0"/>
+        <w:outlineLvl w:val="2"/>
+        <w:rPr>
+          <w:rFonts w:ascii="Times New Roman" w:hAnsi="Times New Roman" w:cs="Times New Roman"/>
+          <w:b/>
+          <w:bCs/>
+          <w:color w:val="00B050"/>
+          <w:sz w:val="27"/>
+          <w:szCs w:val="27"/>
+        </w:rPr>
+      </w:pPr>
+      <w:r>
+        <w:rPr>
+          <w:rFonts w:ascii="Times New Roman" w:hAnsi="Times New Roman" w:cs="Times New Roman"/>
+          <w:b/>
+          <w:bCs/>
+          <w:color w:val="00B050"/>
+          <w:sz w:val="27"/>
+          <w:szCs w:val="27"/>
+        </w:rPr>
+        <w:t>4. Java is a platform ______ programming language.</w:t>
+      </w:r>
+    </w:p>
+    <w:p>
+      <w:pPr>
+        <w:spacing w:after="0"/>
+        <w:ind w:left="450"/>
+        <w:rPr>
+          <w:rFonts w:ascii="Times New Roman" w:hAnsi="Times New Roman" w:cs="Times New Roman"/>
+          <w:color w:val="FF0000"/>
+        </w:rPr>
+      </w:pPr>
+      <w:r>
+        <w:rPr>
+          <w:rFonts w:ascii="Times New Roman" w:hAnsi="Times New Roman" w:cs="Times New Roman"/>
+          <w:b/>
+          <w:bCs/>
+          <w:color w:val="FF0000"/>
+        </w:rPr>
+        <w:t>Answer:</w:t>
+      </w:r>
+      <w:r>
+        <w:rPr>
+          <w:rFonts w:ascii="Times New Roman" w:hAnsi="Times New Roman" w:cs="Times New Roman"/>
+          <w:color w:val="FF0000"/>
+        </w:rPr>
+        <w:t xml:space="preserve"> independent</w:t>
+      </w:r>
+    </w:p>
+    <w:p>
+      <w:pPr>
+        <w:spacing w:after="0"/>
+        <w:outlineLvl w:val="2"/>
+        <w:rPr>
+          <w:rFonts w:ascii="Times New Roman" w:hAnsi="Times New Roman" w:cs="Times New Roman"/>
+          <w:b/>
+          <w:bCs/>
+          <w:color w:val="00B050"/>
+          <w:sz w:val="27"/>
+          <w:szCs w:val="27"/>
+        </w:rPr>
+      </w:pPr>
+      <w:r>
+        <w:rPr>
+          <w:rFonts w:ascii="Times New Roman" w:hAnsi="Times New Roman" w:cs="Times New Roman"/>
+          <w:b/>
+          <w:bCs/>
+          <w:color w:val="00B050"/>
+          <w:sz w:val="27"/>
+          <w:szCs w:val="27"/>
+        </w:rPr>
+        <w:t>5. Java does not provide any options of ______ up of data.</w:t>
+      </w:r>
+    </w:p>
+    <w:p>
+      <w:pPr>
+        <w:spacing w:after="0"/>
+        <w:ind w:left="450"/>
+        <w:rPr>
+          <w:rFonts w:ascii="Times New Roman" w:hAnsi="Times New Roman" w:cs="Times New Roman"/>
+          <w:color w:val="FF0000"/>
+        </w:rPr>
+      </w:pPr>
+      <w:r>
+        <w:rPr>
+          <w:rFonts w:ascii="Times New Roman" w:hAnsi="Times New Roman" w:cs="Times New Roman"/>
+          <w:b/>
+          <w:bCs/>
+          <w:color w:val="FF0000"/>
+        </w:rPr>
+        <w:t>Answer:</w:t>
+      </w:r>
+      <w:r>
+        <w:rPr>
+          <w:rFonts w:ascii="Times New Roman" w:hAnsi="Times New Roman" w:cs="Times New Roman"/>
+          <w:color w:val="FF0000"/>
+        </w:rPr>
+        <w:t xml:space="preserve"> backup</w:t>
+      </w:r>
+    </w:p>
+    <w:p>
+      <w:pPr>
+        <w:spacing w:after="0"/>
+        <w:rPr>
+          <w:rFonts w:ascii="Times New Roman" w:hAnsi="Times New Roman" w:cs="Times New Roman"/>
+        </w:rPr>
+      </w:pPr>
+      <w:r>
+        <w:rPr>
+          <w:rFonts w:ascii="Times New Roman" w:hAnsi="Times New Roman" w:cs="Times New Roman"/>
+        </w:rPr>
+        <w:pict>
+          <v:rect id="_x0000_i1028" style="width:0;height:1.5pt" o:hralign="center" o:hrstd="t" o:hr="t" fillcolor="#a0a0a0" stroked="f"/>
+        </w:pict>
+      </w:r>
+    </w:p>
+    <w:p>
+      <w:pPr>
+        <w:spacing w:after="0"/>
+        <w:outlineLvl w:val="0"/>
+        <w:rPr>
+          <w:rFonts w:ascii="Times New Roman" w:hAnsi="Times New Roman" w:cs="Times New Roman"/>
+          <w:b/>
+          <w:bCs/>
+          <w:color w:val="00B0F0"/>
+          <w:kern w:val="36"/>
+          <w:sz w:val="48"/>
+          <w:szCs w:val="48"/>
+        </w:rPr>
+      </w:pPr>
+      <w:r>
+        <w:rPr>
+          <w:rFonts w:ascii="Segoe UI Symbol" w:hAnsi="Segoe UI Symbol" w:cs="Segoe UI Symbol"/>
+          <w:b/>
+          <w:bCs/>
+          <w:color w:val="00B0F0"/>
+          <w:kern w:val="36"/>
+          <w:sz w:val="48"/>
+          <w:szCs w:val="48"/>
+        </w:rPr>
+        <w:lastRenderedPageBreak/>
+        <w:t>✅</w:t>
+      </w:r>
+      <w:r>
+        <w:rPr>
+          <w:rFonts w:ascii="Times New Roman" w:hAnsi="Times New Roman" w:cs="Times New Roman"/>
+          <w:b/>
+          <w:bCs/>
+          <w:color w:val="00B0F0"/>
+          <w:kern w:val="36"/>
+          <w:sz w:val="48"/>
+          <w:szCs w:val="48"/>
+        </w:rPr>
+        <w:t xml:space="preserve"> C. Answer the following questions</w:t>
+      </w:r>
+    </w:p>
+    <w:p>
+      <w:pPr>
+        <w:spacing w:after="0"/>
+        <w:outlineLvl w:val="2"/>
+        <w:rPr>
+          <w:rFonts w:ascii="Times New Roman" w:hAnsi="Times New Roman" w:cs="Times New Roman"/>
+          <w:b/>
+          <w:bCs/>
+          <w:color w:val="00B050"/>
+          <w:sz w:val="27"/>
+          <w:szCs w:val="27"/>
+        </w:rPr>
+      </w:pPr>
+      <w:r>
+        <w:rPr>
+          <w:rFonts w:ascii="Times New Roman" w:hAnsi="Times New Roman" w:cs="Times New Roman"/>
+          <w:b/>
+          <w:bCs/>
+          <w:color w:val="00B050"/>
+          <w:sz w:val="27"/>
+          <w:szCs w:val="27"/>
+        </w:rPr>
+        <w:t xml:space="preserve">1. What is </w:t>
+      </w:r>
+      <w:proofErr w:type="spellStart"/>
+      <w:r>
+        <w:rPr>
+          <w:rFonts w:ascii="Times New Roman" w:hAnsi="Times New Roman" w:cs="Times New Roman"/>
+          <w:b/>
+          <w:bCs/>
+          <w:color w:val="00B050"/>
+          <w:sz w:val="27"/>
+          <w:szCs w:val="27"/>
+        </w:rPr>
+        <w:t>BlueJ</w:t>
+      </w:r>
+      <w:proofErr w:type="spellEnd"/>
+      <w:r>
+        <w:rPr>
+          <w:rFonts w:ascii="Times New Roman" w:hAnsi="Times New Roman" w:cs="Times New Roman"/>
+          <w:b/>
+          <w:bCs/>
+          <w:color w:val="00B050"/>
+          <w:sz w:val="27"/>
+          <w:szCs w:val="27"/>
+        </w:rPr>
+        <w:t>?</w:t>
+      </w:r>
+    </w:p>
+    <w:p>
+      <w:pPr>
+        <w:spacing w:after="0"/>
+        <w:ind w:left="450"/>
+        <w:rPr>
+          <w:rFonts w:ascii="Times New Roman" w:hAnsi="Times New Roman" w:cs="Times New Roman"/>
+        </w:rPr>
+      </w:pPr>
+      <w:r>
+        <w:rPr>
+          <w:rFonts w:ascii="Times New Roman" w:hAnsi="Times New Roman" w:cs="Times New Roman"/>
+          <w:b/>
+          <w:bCs/>
+          <w:color w:val="FF0000"/>
+        </w:rPr>
+        <w:t>Answer</w:t>
+      </w:r>
+      <w:proofErr w:type="gramStart"/>
+      <w:r>
+        <w:rPr>
+          <w:rFonts w:ascii="Times New Roman" w:hAnsi="Times New Roman" w:cs="Times New Roman"/>
+          <w:b/>
+          <w:bCs/>
+          <w:color w:val="FF0000"/>
+        </w:rPr>
+        <w:t>:</w:t>
+      </w:r>
+      <w:proofErr w:type="gramEnd"/>
+      <w:r>
+        <w:rPr>
+          <w:rFonts w:ascii="Times New Roman" w:hAnsi="Times New Roman" w:cs="Times New Roman"/>
+          <w:color w:val="FF0000"/>
+        </w:rPr>
+        <w:br/>
+      </w:r>
+      <w:proofErr w:type="spellStart"/>
+      <w:r>
+        <w:rPr>
+          <w:rFonts w:ascii="Times New Roman" w:hAnsi="Times New Roman" w:cs="Times New Roman"/>
+          <w:color w:val="000000" w:themeColor="text1"/>
+        </w:rPr>
+        <w:t>BlueJ</w:t>
+      </w:r>
+      <w:proofErr w:type="spellEnd"/>
+      <w:r>
+        <w:rPr>
+          <w:rFonts w:ascii="Times New Roman" w:hAnsi="Times New Roman" w:cs="Times New Roman"/>
+          <w:color w:val="000000" w:themeColor="text1"/>
+        </w:rPr>
+        <w:t xml:space="preserve"> is an </w:t>
+      </w:r>
+      <w:r>
+        <w:rPr>
+          <w:rFonts w:ascii="Times New Roman" w:hAnsi="Times New Roman" w:cs="Times New Roman"/>
+          <w:b/>
+          <w:bCs/>
+          <w:color w:val="000000" w:themeColor="text1"/>
+        </w:rPr>
+        <w:t>integrated development environment (IDE)</w:t>
+      </w:r>
+      <w:r>
+        <w:rPr>
+          <w:rFonts w:ascii="Times New Roman" w:hAnsi="Times New Roman" w:cs="Times New Roman"/>
+          <w:color w:val="000000" w:themeColor="text1"/>
+        </w:rPr>
+        <w:t xml:space="preserve"> used for learning and </w:t>
+      </w:r>
+      <w:r>
+        <w:rPr>
+          <w:rFonts w:ascii="Times New Roman" w:hAnsi="Times New Roman" w:cs="Times New Roman"/>
+        </w:rPr>
+        <w:t>developing Java programs. It is specially designed for beginners.</w:t>
+      </w:r>
+    </w:p>
+    <w:p>
+      <w:pPr>
+        <w:spacing w:after="0"/>
+        <w:rPr>
+          <w:rFonts w:ascii="Times New Roman" w:hAnsi="Times New Roman" w:cs="Times New Roman"/>
+        </w:rPr>
+      </w:pPr>
+      <w:r>
+        <w:rPr>
+          <w:rFonts w:ascii="Times New Roman" w:hAnsi="Times New Roman" w:cs="Times New Roman"/>
+        </w:rPr>
+        <w:pict>
+          <v:rect id="_x0000_i1029" style="width:0;height:1.5pt" o:hralign="center" o:hrstd="t" o:hr="t" fillcolor="#a0a0a0" stroked="f"/>
+        </w:pict>
+      </w:r>
+    </w:p>
+    <w:p>
+      <w:pPr>
+        <w:spacing w:after="0"/>
+        <w:outlineLvl w:val="2"/>
+        <w:rPr>
+          <w:rFonts w:ascii="Times New Roman" w:hAnsi="Times New Roman" w:cs="Times New Roman"/>
+          <w:b/>
+          <w:bCs/>
+          <w:color w:val="00B050"/>
+          <w:sz w:val="27"/>
+          <w:szCs w:val="27"/>
+        </w:rPr>
+      </w:pPr>
+      <w:r>
+        <w:rPr>
+          <w:rFonts w:ascii="Times New Roman" w:hAnsi="Times New Roman" w:cs="Times New Roman"/>
+          <w:b/>
+          <w:bCs/>
+          <w:color w:val="00B050"/>
+          <w:sz w:val="27"/>
+          <w:szCs w:val="27"/>
+        </w:rPr>
+        <w:t>2. Write difference between Java Application and Java Applet.</w:t>
+      </w:r>
+    </w:p>
+    <w:p>
+      <w:pPr>
+        <w:spacing w:after="0"/>
+        <w:ind w:left="450"/>
+        <w:rPr>
+          <w:rFonts w:ascii="Times New Roman" w:hAnsi="Times New Roman" w:cs="Times New Roman"/>
+          <w:color w:val="FF0000"/>
+        </w:rPr>
+      </w:pPr>
+      <w:r>
+        <w:rPr>
+          <w:rFonts w:ascii="Times New Roman" w:hAnsi="Times New Roman" w:cs="Times New Roman"/>
+          <w:b/>
+          <w:bCs/>
+          <w:color w:val="FF0000"/>
+        </w:rPr>
+        <w:t>Answer:</w:t>
+      </w:r>
+    </w:p>
+    <w:tbl>
+      <w:tblPr>
+        <w:tblW w:w="0" w:type="auto"/>
+        <w:tblCellSpacing w:w="15" w:type="dxa"/>
+        <w:tblCellMar>
+          <w:top w:w="15" w:type="dxa"/>
+          <w:left w:w="15" w:type="dxa"/>
+          <w:bottom w:w="15" w:type="dxa"/>
+          <w:right w:w="15" w:type="dxa"/>
+        </w:tblCellMar>
+        <w:tblLook w:val="04A0" w:firstRow="1" w:lastRow="0" w:firstColumn="1" w:lastColumn="0" w:noHBand="0" w:noVBand="1"/>
+      </w:tblPr>
+      <w:tblGrid>
+        <w:gridCol w:w="2877"/>
+        <w:gridCol w:w="3171"/>
+      </w:tblGrid>
+      <w:tr>
+        <w:trPr>
+          <w:tblHeader/>
+          <w:tblCellSpacing w:w="15" w:type="dxa"/>
+        </w:trPr>
+        <w:tc>
+          <w:tcPr>
+            <w:tcW w:w="0" w:type="auto"/>
+            <w:vAlign w:val="center"/>
+            <w:hideMark/>
+          </w:tcPr>
+          <w:p>
+            <w:pPr>
+              <w:spacing w:after="0"/>
+              <w:ind w:left="450"/>
+              <w:jc w:val="center"/>
+              <w:rPr>
+                <w:rFonts w:ascii="Times New Roman" w:hAnsi="Times New Roman" w:cs="Times New Roman"/>
+                <w:b/>
+                <w:bCs/>
+              </w:rPr>
+            </w:pPr>
+            <w:r>
+              <w:rPr>
+                <w:rFonts w:ascii="Times New Roman" w:hAnsi="Times New Roman" w:cs="Times New Roman"/>
+                <w:b/>
+                <w:bCs/>
+              </w:rPr>
+              <w:t>Java Application</w:t>
+            </w:r>
+          </w:p>
+        </w:tc>
+        <w:tc>
+          <w:tcPr>
+            <w:tcW w:w="0" w:type="auto"/>
+            <w:vAlign w:val="center"/>
+            <w:hideMark/>
+          </w:tcPr>
+          <w:p>
+            <w:pPr>
+              <w:spacing w:after="0"/>
+              <w:ind w:left="450"/>
+              <w:jc w:val="center"/>
+              <w:rPr>
+                <w:rFonts w:ascii="Times New Roman" w:hAnsi="Times New Roman" w:cs="Times New Roman"/>
+                <w:b/>
+                <w:bCs/>
+              </w:rPr>
+            </w:pPr>
+            <w:r>
+              <w:rPr>
+                <w:rFonts w:ascii="Times New Roman" w:hAnsi="Times New Roman" w:cs="Times New Roman"/>
+                <w:b/>
+                <w:bCs/>
+              </w:rPr>
+              <w:t>Java Applet</w:t>
+            </w:r>
+          </w:p>
+        </w:tc>
+      </w:tr>
+      <w:tr>
+        <w:trPr>
+          <w:tblCellSpacing w:w="15" w:type="dxa"/>
+        </w:trPr>
+        <w:tc>
+          <w:tcPr>
+            <w:tcW w:w="0" w:type="auto"/>
+            <w:vAlign w:val="center"/>
+            <w:hideMark/>
+          </w:tcPr>
+          <w:p>
+            <w:pPr>
+              <w:spacing w:after="0"/>
+              <w:ind w:left="450"/>
+              <w:rPr>
+                <w:rFonts w:ascii="Times New Roman" w:hAnsi="Times New Roman" w:cs="Times New Roman"/>
+              </w:rPr>
+            </w:pPr>
+            <w:r>
+              <w:rPr>
+                <w:rFonts w:ascii="Times New Roman" w:hAnsi="Times New Roman" w:cs="Times New Roman"/>
+              </w:rPr>
+              <w:t>Runs independently</w:t>
+            </w:r>
+          </w:p>
+        </w:tc>
+        <w:tc>
+          <w:tcPr>
+            <w:tcW w:w="0" w:type="auto"/>
+            <w:vAlign w:val="center"/>
+            <w:hideMark/>
+          </w:tcPr>
+          <w:p>
+            <w:pPr>
+              <w:spacing w:after="0"/>
+              <w:ind w:left="450"/>
+              <w:rPr>
+                <w:rFonts w:ascii="Times New Roman" w:hAnsi="Times New Roman" w:cs="Times New Roman"/>
+              </w:rPr>
+            </w:pPr>
+            <w:r>
+              <w:rPr>
+                <w:rFonts w:ascii="Times New Roman" w:hAnsi="Times New Roman" w:cs="Times New Roman"/>
+              </w:rPr>
+              <w:t>Runs inside a browser</w:t>
+            </w:r>
+          </w:p>
+        </w:tc>
+      </w:tr>
+      <w:tr>
+        <w:trPr>
+          <w:tblCellSpacing w:w="15" w:type="dxa"/>
+        </w:trPr>
+        <w:tc>
+          <w:tcPr>
+            <w:tcW w:w="0" w:type="auto"/>
+            <w:vAlign w:val="center"/>
+            <w:hideMark/>
+          </w:tcPr>
+          <w:p>
+            <w:pPr>
+              <w:spacing w:after="0"/>
+              <w:ind w:left="450"/>
+              <w:rPr>
+                <w:rFonts w:ascii="Times New Roman" w:hAnsi="Times New Roman" w:cs="Times New Roman"/>
+              </w:rPr>
+            </w:pPr>
+            <w:r>
+              <w:rPr>
+                <w:rFonts w:ascii="Times New Roman" w:hAnsi="Times New Roman" w:cs="Times New Roman"/>
+              </w:rPr>
+              <w:t>Requires JVM</w:t>
+            </w:r>
+          </w:p>
+        </w:tc>
+        <w:tc>
+          <w:tcPr>
+            <w:tcW w:w="0" w:type="auto"/>
+            <w:vAlign w:val="center"/>
+            <w:hideMark/>
+          </w:tcPr>
+          <w:p>
+            <w:pPr>
+              <w:spacing w:after="0"/>
+              <w:ind w:left="450"/>
+              <w:rPr>
+                <w:rFonts w:ascii="Times New Roman" w:hAnsi="Times New Roman" w:cs="Times New Roman"/>
+              </w:rPr>
+            </w:pPr>
+            <w:r>
+              <w:rPr>
+                <w:rFonts w:ascii="Times New Roman" w:hAnsi="Times New Roman" w:cs="Times New Roman"/>
+              </w:rPr>
+              <w:t>Requires browser support</w:t>
+            </w:r>
+          </w:p>
+        </w:tc>
+      </w:tr>
+      <w:tr>
+        <w:trPr>
+          <w:tblCellSpacing w:w="15" w:type="dxa"/>
+        </w:trPr>
+        <w:tc>
+          <w:tcPr>
+            <w:tcW w:w="0" w:type="auto"/>
+            <w:vAlign w:val="center"/>
+            <w:hideMark/>
+          </w:tcPr>
+          <w:p>
+            <w:pPr>
+              <w:spacing w:after="0"/>
+              <w:ind w:left="450"/>
+              <w:rPr>
+                <w:rFonts w:ascii="Times New Roman" w:hAnsi="Times New Roman" w:cs="Times New Roman"/>
+              </w:rPr>
+            </w:pPr>
+            <w:r>
+              <w:rPr>
+                <w:rFonts w:ascii="Times New Roman" w:hAnsi="Times New Roman" w:cs="Times New Roman"/>
+              </w:rPr>
+              <w:t>Has main() method</w:t>
+            </w:r>
+          </w:p>
+        </w:tc>
+        <w:tc>
+          <w:tcPr>
+            <w:tcW w:w="0" w:type="auto"/>
+            <w:vAlign w:val="center"/>
+            <w:hideMark/>
+          </w:tcPr>
+          <w:p>
+            <w:pPr>
+              <w:spacing w:after="0"/>
+              <w:ind w:left="450"/>
+              <w:rPr>
+                <w:rFonts w:ascii="Times New Roman" w:hAnsi="Times New Roman" w:cs="Times New Roman"/>
+              </w:rPr>
+            </w:pPr>
+            <w:r>
+              <w:rPr>
+                <w:rFonts w:ascii="Times New Roman" w:hAnsi="Times New Roman" w:cs="Times New Roman"/>
+              </w:rPr>
+              <w:t>Does not use main()</w:t>
+            </w:r>
+          </w:p>
+        </w:tc>
+      </w:tr>
+      <w:tr>
+        <w:trPr>
+          <w:tblCellSpacing w:w="15" w:type="dxa"/>
+        </w:trPr>
+        <w:tc>
+          <w:tcPr>
+            <w:tcW w:w="0" w:type="auto"/>
+            <w:vAlign w:val="center"/>
+            <w:hideMark/>
+          </w:tcPr>
+          <w:p>
+            <w:pPr>
+              <w:spacing w:after="0"/>
+              <w:ind w:left="450"/>
+              <w:rPr>
+                <w:rFonts w:ascii="Times New Roman" w:hAnsi="Times New Roman" w:cs="Times New Roman"/>
+              </w:rPr>
+            </w:pPr>
+            <w:r>
+              <w:rPr>
+                <w:rFonts w:ascii="Times New Roman" w:hAnsi="Times New Roman" w:cs="Times New Roman"/>
+              </w:rPr>
+              <w:t>Used for general programs</w:t>
+            </w:r>
+          </w:p>
+        </w:tc>
+        <w:tc>
+          <w:tcPr>
+            <w:tcW w:w="0" w:type="auto"/>
+            <w:vAlign w:val="center"/>
+            <w:hideMark/>
+          </w:tcPr>
+          <w:p>
+            <w:pPr>
+              <w:spacing w:after="0"/>
+              <w:ind w:left="450"/>
+              <w:rPr>
+                <w:rFonts w:ascii="Times New Roman" w:hAnsi="Times New Roman" w:cs="Times New Roman"/>
+              </w:rPr>
+            </w:pPr>
+            <w:r>
+              <w:rPr>
+                <w:rFonts w:ascii="Times New Roman" w:hAnsi="Times New Roman" w:cs="Times New Roman"/>
+              </w:rPr>
+              <w:t>Used for web-based programs</w:t>
+            </w:r>
+          </w:p>
+        </w:tc>
+      </w:tr>
+    </w:tbl>
+    <w:p>
+      <w:pPr>
+        <w:spacing w:after="0"/>
+        <w:rPr>
+          <w:rFonts w:ascii="Times New Roman" w:hAnsi="Times New Roman" w:cs="Times New Roman"/>
+        </w:rPr>
+      </w:pPr>
+      <w:r>
+        <w:rPr>
+          <w:rFonts w:ascii="Times New Roman" w:hAnsi="Times New Roman" w:cs="Times New Roman"/>
+        </w:rPr>
+        <w:pict>
+          <v:rect id="_x0000_i1030" style="width:0;height:1.5pt" o:hralign="center" o:hrstd="t" o:hr="t" fillcolor="#a0a0a0" stroked="f"/>
+        </w:pict>
+      </w:r>
+    </w:p>
+    <w:p>
+      <w:pPr>
+        <w:spacing w:after="0"/>
+        <w:outlineLvl w:val="2"/>
+        <w:rPr>
+          <w:rFonts w:ascii="Times New Roman" w:hAnsi="Times New Roman" w:cs="Times New Roman"/>
+          <w:b/>
+          <w:bCs/>
+          <w:color w:val="00B050"/>
+          <w:sz w:val="27"/>
+          <w:szCs w:val="27"/>
+        </w:rPr>
+      </w:pPr>
+      <w:r>
+        <w:rPr>
+          <w:rFonts w:ascii="Times New Roman" w:hAnsi="Times New Roman" w:cs="Times New Roman"/>
+          <w:b/>
+          <w:bCs/>
+          <w:color w:val="00B050"/>
+          <w:sz w:val="27"/>
+          <w:szCs w:val="27"/>
+        </w:rPr>
+        <w:t xml:space="preserve">3. How do you create a Java project in </w:t>
+      </w:r>
+      <w:proofErr w:type="spellStart"/>
+      <w:r>
+        <w:rPr>
+          <w:rFonts w:ascii="Times New Roman" w:hAnsi="Times New Roman" w:cs="Times New Roman"/>
+          <w:b/>
+          <w:bCs/>
+          <w:color w:val="00B050"/>
+          <w:sz w:val="27"/>
+          <w:szCs w:val="27"/>
+        </w:rPr>
+        <w:t>BlueJ</w:t>
+      </w:r>
+      <w:proofErr w:type="spellEnd"/>
+      <w:r>
+        <w:rPr>
+          <w:rFonts w:ascii="Times New Roman" w:hAnsi="Times New Roman" w:cs="Times New Roman"/>
+          <w:b/>
+          <w:bCs/>
+          <w:color w:val="00B050"/>
+          <w:sz w:val="27"/>
+          <w:szCs w:val="27"/>
+        </w:rPr>
+        <w:t>?</w:t>
+      </w:r>
+    </w:p>
+    <w:p>
+      <w:pPr>
+        <w:spacing w:after="0"/>
+        <w:rPr>
+          <w:rFonts w:ascii="Times New Roman" w:hAnsi="Times New Roman" w:cs="Times New Roman"/>
+          <w:color w:val="FF0000"/>
+        </w:rPr>
+      </w:pPr>
+      <w:r>
+        <w:rPr>
+          <w:rFonts w:ascii="Times New Roman" w:hAnsi="Times New Roman" w:cs="Times New Roman"/>
+          <w:b/>
+          <w:bCs/>
+          <w:color w:val="FF0000"/>
+        </w:rPr>
+        <w:t>Answer:</w:t>
+      </w:r>
+    </w:p>
+    <w:p>
+      <w:pPr>
+        <w:numPr>
+          <w:ilvl w:val="0"/>
+          <w:numId w:val="4"/>
+        </w:numPr>
+        <w:spacing w:after="0" w:line="240" w:lineRule="auto"/>
+        <w:rPr>
+          <w:rFonts w:ascii="Times New Roman" w:hAnsi="Times New Roman" w:cs="Times New Roman"/>
+        </w:rPr>
+      </w:pPr>
+      <w:r>
+        <w:rPr>
+          <w:rFonts w:ascii="Times New Roman" w:hAnsi="Times New Roman" w:cs="Times New Roman"/>
+        </w:rPr>
+        <w:t xml:space="preserve">Open </w:t>
+      </w:r>
+      <w:proofErr w:type="spellStart"/>
+      <w:r>
+        <w:rPr>
+          <w:rFonts w:ascii="Times New Roman" w:hAnsi="Times New Roman" w:cs="Times New Roman"/>
+        </w:rPr>
+        <w:t>BlueJ</w:t>
+      </w:r>
+      <w:proofErr w:type="spellEnd"/>
+      <w:r>
+        <w:rPr>
+          <w:rFonts w:ascii="Times New Roman" w:hAnsi="Times New Roman" w:cs="Times New Roman"/>
+        </w:rPr>
+        <w:t xml:space="preserve"> </w:t>
+      </w:r>
+    </w:p>
+    <w:p>
+      <w:pPr>
+        <w:numPr>
+          <w:ilvl w:val="0"/>
+          <w:numId w:val="4"/>
+        </w:numPr>
+        <w:spacing w:after="0" w:line="240" w:lineRule="auto"/>
+        <w:rPr>
+          <w:rFonts w:ascii="Times New Roman" w:hAnsi="Times New Roman" w:cs="Times New Roman"/>
+        </w:rPr>
+      </w:pPr>
+      <w:r>
+        <w:rPr>
+          <w:rFonts w:ascii="Times New Roman" w:hAnsi="Times New Roman" w:cs="Times New Roman"/>
+        </w:rPr>
+        <w:t xml:space="preserve">Click on </w:t>
+      </w:r>
+      <w:r>
+        <w:rPr>
+          <w:rFonts w:ascii="Times New Roman" w:hAnsi="Times New Roman" w:cs="Times New Roman"/>
+          <w:b/>
+          <w:bCs/>
+        </w:rPr>
+        <w:t>Project → New Project</w:t>
+      </w:r>
+      <w:r>
+        <w:rPr>
+          <w:rFonts w:ascii="Times New Roman" w:hAnsi="Times New Roman" w:cs="Times New Roman"/>
+        </w:rPr>
+        <w:t xml:space="preserve"> </w:t>
+      </w:r>
+    </w:p>
+    <w:p>
+      <w:pPr>
+        <w:numPr>
+          <w:ilvl w:val="0"/>
+          <w:numId w:val="4"/>
+        </w:numPr>
+        <w:spacing w:after="0" w:line="240" w:lineRule="auto"/>
+        <w:rPr>
+          <w:rFonts w:ascii="Times New Roman" w:hAnsi="Times New Roman" w:cs="Times New Roman"/>
+        </w:rPr>
+      </w:pPr>
+      <w:r>
+        <w:rPr>
+          <w:rFonts w:ascii="Times New Roman" w:hAnsi="Times New Roman" w:cs="Times New Roman"/>
+        </w:rPr>
+        <w:t xml:space="preserve">Enter project name </w:t>
+      </w:r>
+    </w:p>
+    <w:p>
+      <w:pPr>
+        <w:numPr>
+          <w:ilvl w:val="0"/>
+          <w:numId w:val="4"/>
+        </w:numPr>
+        <w:spacing w:after="0" w:line="240" w:lineRule="auto"/>
+        <w:rPr>
+          <w:rFonts w:ascii="Times New Roman" w:hAnsi="Times New Roman" w:cs="Times New Roman"/>
+        </w:rPr>
+      </w:pPr>
+      <w:r>
+        <w:rPr>
+          <w:rFonts w:ascii="Times New Roman" w:hAnsi="Times New Roman" w:cs="Times New Roman"/>
+        </w:rPr>
+        <w:t xml:space="preserve">Click </w:t>
+      </w:r>
+      <w:r>
+        <w:rPr>
+          <w:rFonts w:ascii="Times New Roman" w:hAnsi="Times New Roman" w:cs="Times New Roman"/>
+          <w:b/>
+          <w:bCs/>
+        </w:rPr>
+        <w:t>Create</w:t>
+      </w:r>
+      <w:r>
+        <w:rPr>
+          <w:rFonts w:ascii="Times New Roman" w:hAnsi="Times New Roman" w:cs="Times New Roman"/>
+        </w:rPr>
+        <w:t xml:space="preserve"> </w:t>
+      </w:r>
+    </w:p>
+    <w:p>
+      <w:pPr>
+        <w:numPr>
+          <w:ilvl w:val="0"/>
+          <w:numId w:val="4"/>
+        </w:numPr>
+        <w:spacing w:after="0" w:line="240" w:lineRule="auto"/>
+        <w:rPr>
+          <w:rFonts w:ascii="Times New Roman" w:hAnsi="Times New Roman" w:cs="Times New Roman"/>
+        </w:rPr>
+      </w:pPr>
+      <w:r>
+        <w:rPr>
+          <w:rFonts w:ascii="Times New Roman" w:hAnsi="Times New Roman" w:cs="Times New Roman"/>
+        </w:rPr>
+        <w:t xml:space="preserve">Project window opens </w:t>
+      </w:r>
+    </w:p>
+    <w:p>
+      <w:pPr>
+        <w:spacing w:after="0"/>
+        <w:rPr>
+          <w:rFonts w:ascii="Times New Roman" w:hAnsi="Times New Roman" w:cs="Times New Roman"/>
+        </w:rPr>
+      </w:pPr>
+      <w:r>
+        <w:rPr>
+          <w:rFonts w:ascii="Times New Roman" w:hAnsi="Times New Roman" w:cs="Times New Roman"/>
+        </w:rPr>
+        <w:pict>
+          <v:rect id="_x0000_i1031" style="width:0;height:1.5pt" o:hralign="center" o:hrstd="t" o:hr="t" fillcolor="#a0a0a0" stroked="f"/>
+        </w:pict>
+      </w:r>
+    </w:p>
+    <w:p>
+      <w:pPr>
+        <w:spacing w:after="0"/>
+        <w:outlineLvl w:val="2"/>
+        <w:rPr>
+          <w:rFonts w:ascii="Times New Roman" w:hAnsi="Times New Roman" w:cs="Times New Roman"/>
+          <w:b/>
+          <w:bCs/>
+          <w:color w:val="00B050"/>
+          <w:sz w:val="27"/>
+          <w:szCs w:val="27"/>
+        </w:rPr>
+      </w:pPr>
+      <w:r>
+        <w:rPr>
+          <w:rFonts w:ascii="Times New Roman" w:hAnsi="Times New Roman" w:cs="Times New Roman"/>
+          <w:b/>
+          <w:bCs/>
+          <w:color w:val="00B050"/>
+          <w:sz w:val="27"/>
+          <w:szCs w:val="27"/>
+        </w:rPr>
+        <w:t>4. Write disadvantages of Java.</w:t>
+      </w:r>
+    </w:p>
+    <w:p>
+      <w:pPr>
+        <w:spacing w:after="0"/>
+        <w:rPr>
+          <w:rFonts w:ascii="Times New Roman" w:hAnsi="Times New Roman" w:cs="Times New Roman"/>
+          <w:color w:val="FF0000"/>
+        </w:rPr>
+      </w:pPr>
+      <w:r>
+        <w:rPr>
+          <w:rFonts w:ascii="Times New Roman" w:hAnsi="Times New Roman" w:cs="Times New Roman"/>
+          <w:b/>
+          <w:bCs/>
+          <w:color w:val="FF0000"/>
+        </w:rPr>
+        <w:t>Answer:</w:t>
+      </w:r>
+    </w:p>
+    <w:p>
+      <w:pPr>
+        <w:numPr>
+          <w:ilvl w:val="0"/>
+          <w:numId w:val="5"/>
+        </w:numPr>
+        <w:spacing w:after="0" w:line="240" w:lineRule="auto"/>
+        <w:rPr>
+          <w:rFonts w:ascii="Times New Roman" w:hAnsi="Times New Roman" w:cs="Times New Roman"/>
+        </w:rPr>
+      </w:pPr>
+      <w:r>
+        <w:rPr>
+          <w:rFonts w:ascii="Times New Roman" w:hAnsi="Times New Roman" w:cs="Times New Roman"/>
+        </w:rPr>
+        <w:t xml:space="preserve">Slower than languages like C++ </w:t>
+      </w:r>
+    </w:p>
+    <w:p>
+      <w:pPr>
+        <w:numPr>
+          <w:ilvl w:val="0"/>
+          <w:numId w:val="5"/>
+        </w:numPr>
+        <w:spacing w:after="0" w:line="240" w:lineRule="auto"/>
+        <w:rPr>
+          <w:rFonts w:ascii="Times New Roman" w:hAnsi="Times New Roman" w:cs="Times New Roman"/>
+        </w:rPr>
+      </w:pPr>
+      <w:r>
+        <w:rPr>
+          <w:rFonts w:ascii="Times New Roman" w:hAnsi="Times New Roman" w:cs="Times New Roman"/>
+        </w:rPr>
+        <w:t xml:space="preserve">Requires more memory </w:t>
+      </w:r>
+    </w:p>
+    <w:p>
+      <w:pPr>
+        <w:numPr>
+          <w:ilvl w:val="0"/>
+          <w:numId w:val="5"/>
+        </w:numPr>
+        <w:spacing w:after="0" w:line="240" w:lineRule="auto"/>
+        <w:rPr>
+          <w:rFonts w:ascii="Times New Roman" w:hAnsi="Times New Roman" w:cs="Times New Roman"/>
+        </w:rPr>
+      </w:pPr>
+      <w:r>
+        <w:rPr>
+          <w:rFonts w:ascii="Times New Roman" w:hAnsi="Times New Roman" w:cs="Times New Roman"/>
+        </w:rPr>
+        <w:t xml:space="preserve">No direct hardware control </w:t>
+      </w:r>
+    </w:p>
+    <w:p>
+      <w:pPr>
+        <w:numPr>
+          <w:ilvl w:val="0"/>
+          <w:numId w:val="5"/>
+        </w:numPr>
+        <w:spacing w:after="0" w:line="240" w:lineRule="auto"/>
+        <w:rPr>
+          <w:rFonts w:ascii="Times New Roman" w:hAnsi="Times New Roman" w:cs="Times New Roman"/>
+        </w:rPr>
+      </w:pPr>
+      <w:r>
+        <w:rPr>
+          <w:rFonts w:ascii="Times New Roman" w:hAnsi="Times New Roman" w:cs="Times New Roman"/>
+        </w:rPr>
+        <w:t xml:space="preserve">GUI is less attractive compared to modern frameworks </w:t>
+      </w:r>
+    </w:p>
+    <w:p>
+      <w:pPr>
+        <w:spacing w:after="0"/>
+        <w:rPr>
+          <w:rFonts w:ascii="Times New Roman" w:hAnsi="Times New Roman" w:cs="Times New Roman"/>
+        </w:rPr>
+      </w:pPr>
+      <w:r>
+        <w:rPr>
+          <w:rFonts w:ascii="Times New Roman" w:hAnsi="Times New Roman" w:cs="Times New Roman"/>
+        </w:rPr>
+        <w:pict>
+          <v:rect id="_x0000_i1032" style="width:0;height:1.5pt" o:hralign="center" o:hrstd="t" o:hr="t" fillcolor="#a0a0a0" stroked="f"/>
+        </w:pict>
+      </w:r>
+    </w:p>
+    <w:p>
+      <w:pPr>
+        <w:spacing w:after="0"/>
+        <w:outlineLvl w:val="2"/>
+        <w:rPr>
+          <w:rFonts w:ascii="Times New Roman" w:hAnsi="Times New Roman" w:cs="Times New Roman"/>
+          <w:b/>
+          <w:bCs/>
+          <w:color w:val="00B050"/>
+          <w:sz w:val="27"/>
+          <w:szCs w:val="27"/>
+        </w:rPr>
+      </w:pPr>
+      <w:r>
+        <w:rPr>
+          <w:rFonts w:ascii="Times New Roman" w:hAnsi="Times New Roman" w:cs="Times New Roman"/>
+          <w:b/>
+          <w:bCs/>
+          <w:color w:val="00B050"/>
+          <w:sz w:val="27"/>
+          <w:szCs w:val="27"/>
+        </w:rPr>
+        <w:t>5. Who developed Java? What was it initially called?</w:t>
+      </w:r>
+    </w:p>
+    <w:p>
+      <w:pPr>
+        <w:spacing w:after="0"/>
+        <w:ind w:left="450"/>
+        <w:rPr>
+          <w:rFonts w:ascii="Times New Roman" w:hAnsi="Times New Roman" w:cs="Times New Roman"/>
+        </w:rPr>
+      </w:pPr>
+      <w:r>
+        <w:rPr>
+          <w:rFonts w:ascii="Times New Roman" w:hAnsi="Times New Roman" w:cs="Times New Roman"/>
+          <w:b/>
+          <w:bCs/>
+          <w:color w:val="FF0000"/>
+        </w:rPr>
+        <w:t>Answer</w:t>
+      </w:r>
+      <w:proofErr w:type="gramStart"/>
+      <w:r>
+        <w:rPr>
+          <w:rFonts w:ascii="Times New Roman" w:hAnsi="Times New Roman" w:cs="Times New Roman"/>
+          <w:b/>
+          <w:bCs/>
+          <w:color w:val="FF0000"/>
+        </w:rPr>
+        <w:t>:</w:t>
+      </w:r>
+      <w:proofErr w:type="gramEnd"/>
+      <w:r>
+        <w:rPr>
+          <w:rFonts w:ascii="Times New Roman" w:hAnsi="Times New Roman" w:cs="Times New Roman"/>
+          <w:color w:val="FF0000"/>
+        </w:rPr>
+        <w:br/>
+      </w:r>
+      <w:r>
+        <w:rPr>
+          <w:rFonts w:ascii="Times New Roman" w:hAnsi="Times New Roman" w:cs="Times New Roman"/>
+        </w:rPr>
+        <w:t xml:space="preserve">Java was developed by </w:t>
+      </w:r>
+      <w:r>
+        <w:rPr>
+          <w:rFonts w:ascii="Times New Roman" w:hAnsi="Times New Roman" w:cs="Times New Roman"/>
+          <w:b/>
+          <w:bCs/>
+        </w:rPr>
+        <w:t>James Gosling</w:t>
+      </w:r>
+      <w:r>
+        <w:rPr>
+          <w:rFonts w:ascii="Times New Roman" w:hAnsi="Times New Roman" w:cs="Times New Roman"/>
+        </w:rPr>
+        <w:t xml:space="preserve"> at </w:t>
+      </w:r>
+      <w:r>
+        <w:rPr>
+          <w:rFonts w:ascii="Times New Roman" w:hAnsi="Times New Roman" w:cs="Times New Roman"/>
+          <w:b/>
+          <w:bCs/>
+        </w:rPr>
+        <w:t>Sun Microsystems</w:t>
+      </w:r>
+      <w:r>
+        <w:rPr>
+          <w:rFonts w:ascii="Times New Roman" w:hAnsi="Times New Roman" w:cs="Times New Roman"/>
+        </w:rPr>
+        <w:t>.</w:t>
+      </w:r>
+      <w:r>
+        <w:rPr>
+          <w:rFonts w:ascii="Times New Roman" w:hAnsi="Times New Roman" w:cs="Times New Roman"/>
+        </w:rPr>
+        <w:br/>
+        <w:t xml:space="preserve">It was initially called </w:t>
+      </w:r>
+      <w:r>
+        <w:rPr>
+          <w:rFonts w:ascii="Times New Roman" w:hAnsi="Times New Roman" w:cs="Times New Roman"/>
+          <w:b/>
+          <w:bCs/>
+        </w:rPr>
+        <w:t>Oak</w:t>
+      </w:r>
+      <w:r>
+        <w:rPr>
+          <w:rFonts w:ascii="Times New Roman" w:hAnsi="Times New Roman" w:cs="Times New Roman"/>
+        </w:rPr>
+        <w:t>.</w:t>
+      </w:r>
+    </w:p>
+    <w:p>
+      <w:pPr>
+        <w:spacing w:after="0"/>
+        <w:rPr>
+          <w:rFonts w:ascii="Times New Roman" w:hAnsi="Times New Roman" w:cs="Times New Roman"/>
+        </w:rPr>
+      </w:pPr>
+      <w:r>
+        <w:rPr>
+          <w:rFonts w:ascii="Times New Roman" w:hAnsi="Times New Roman" w:cs="Times New Roman"/>
+        </w:rPr>
+        <w:pict>
+          <v:rect id="_x0000_i1033" style="width:0;height:1.5pt" o:hralign="center" o:hrstd="t" o:hr="t" fillcolor="#a0a0a0" stroked="f"/>
+        </w:pict>
+      </w:r>
+    </w:p>
+    <w:p>
+      <w:pPr>
+        <w:spacing w:after="0"/>
+        <w:outlineLvl w:val="0"/>
+        <w:rPr>
+          <w:rFonts w:ascii="Segoe UI Symbol" w:hAnsi="Segoe UI Symbol" w:cs="Segoe UI Symbol"/>
+          <w:b/>
+          <w:bCs/>
+          <w:color w:val="00B0F0"/>
+          <w:kern w:val="36"/>
+          <w:sz w:val="48"/>
+          <w:szCs w:val="48"/>
+        </w:rPr>
+      </w:pPr>
+      <w:r>
+        <w:rPr>
+          <w:noProof/>
+        </w:rPr>
+        <w:drawing>
+          <wp:anchor distT="0" distB="0" distL="114300" distR="114300" simplePos="0" relativeHeight="251658240" behindDoc="0" locked="0" layoutInCell="1" allowOverlap="1" wp14:anchorId="3F41988A" wp14:editId="5285B3AF">
+            <wp:simplePos x="0" y="0"/>
+            <wp:positionH relativeFrom="margin">
+              <wp:align>left</wp:align>
+            </wp:positionH>
+            <wp:positionV relativeFrom="paragraph">
+              <wp:posOffset>77008</wp:posOffset>
+            </wp:positionV>
+            <wp:extent cx="2552770" cy="1904827"/>
+            <wp:effectExtent l="0" t="0" r="0" b="635"/>
+            <wp:wrapNone/>
+            <wp:docPr id="1" name="Picture 1"/>
+            <wp:cNvGraphicFramePr>
+              <a:graphicFrameLocks xmlns:a="http://schemas.openxmlformats.org/drawingml/2006/main" noChangeAspect="1"/>
+            </wp:cNvGraphicFramePr>
+            <a:graphic xmlns:a="http://schemas.openxmlformats.org/drawingml/2006/main">
+              <a:graphicData uri="http://schemas.openxmlformats.org/drawingml/2006/picture">
+                <pic:pic xmlns:pic="http://schemas.openxmlformats.org/drawingml/2006/picture">
+                  <pic:nvPicPr>
+                    <pic:cNvPr id="1" name=""/>
+                    <pic:cNvPicPr/>
+                  </pic:nvPicPr>
+                  <pic:blipFill>
+                    <a:blip r:embed="rId5" cstate="print">
+                      <a:extLst>
+                        <a:ext uri="{28A0092B-C50C-407E-A947-70E740481C1C}">
+                          <a14:useLocalDpi xmlns:a14="http://schemas.microsoft.com/office/drawing/2010/main" val="0"/>
+                        </a:ext>
+                      </a:extLst>
+                    </a:blip>
+                    <a:stretch>
+                      <a:fillRect/>
+                    </a:stretch>
+                  </pic:blipFill>
+                  <pic:spPr>
+                    <a:xfrm>
+                      <a:off x="0" y="0"/>
+                      <a:ext cx="2552770" cy="1904827"/>
+                    </a:xfrm>
+                    <a:prstGeom prst="rect">
+                      <a:avLst/>
+                    </a:prstGeom>
+                  </pic:spPr>
+                </pic:pic>
+              </a:graphicData>
+            </a:graphic>
+            <wp14:sizeRelH relativeFrom="page">
+              <wp14:pctWidth>0</wp14:pctWidth>
+            </wp14:sizeRelH>
+            <wp14:sizeRelV relativeFrom="page">
+              <wp14:pctHeight>0</wp14:pctHeight>
+            </wp14:sizeRelV>
+          </wp:anchor>
+        </w:drawing>
+      </w:r>
+    </w:p>
+    <w:p>
+      <w:pPr>
+        <w:spacing w:after="0"/>
+        <w:outlineLvl w:val="0"/>
+        <w:rPr>
+          <w:rFonts w:ascii="Segoe UI Symbol" w:hAnsi="Segoe UI Symbol" w:cs="Segoe UI Symbol"/>
+          <w:b/>
+          <w:bCs/>
+          <w:color w:val="00B0F0"/>
+          <w:kern w:val="36"/>
+          <w:sz w:val="48"/>
+          <w:szCs w:val="48"/>
+        </w:rPr>
+      </w:pPr>
+    </w:p>
+    <w:p>
+      <w:pPr>
+        <w:spacing w:after="0"/>
+        <w:outlineLvl w:val="0"/>
+        <w:rPr>
+          <w:rFonts w:ascii="Segoe UI Symbol" w:hAnsi="Segoe UI Symbol" w:cs="Segoe UI Symbol"/>
+          <w:b/>
+          <w:bCs/>
+          <w:color w:val="00B0F0"/>
+          <w:kern w:val="36"/>
+          <w:sz w:val="48"/>
+          <w:szCs w:val="48"/>
+        </w:rPr>
+      </w:pPr>
+    </w:p>
+    <w:p>
+      <w:pPr>
+        <w:spacing w:after="0"/>
+        <w:outlineLvl w:val="0"/>
+        <w:rPr>
+          <w:rFonts w:ascii="Segoe UI Symbol" w:hAnsi="Segoe UI Symbol" w:cs="Segoe UI Symbol"/>
+          <w:b/>
+          <w:bCs/>
+          <w:color w:val="00B0F0"/>
+          <w:kern w:val="36"/>
+          <w:sz w:val="48"/>
+          <w:szCs w:val="48"/>
+        </w:rPr>
+      </w:pPr>
+    </w:p>
+    <w:p>
+      <w:pPr>
+        <w:spacing w:after="0"/>
+        <w:outlineLvl w:val="0"/>
+        <w:rPr>
+          <w:rFonts w:ascii="Segoe UI Symbol" w:hAnsi="Segoe UI Symbol" w:cs="Segoe UI Symbol"/>
+          <w:b/>
+          <w:bCs/>
+          <w:color w:val="00B0F0"/>
+          <w:kern w:val="36"/>
+          <w:sz w:val="48"/>
+          <w:szCs w:val="48"/>
+        </w:rPr>
+      </w:pPr>
+    </w:p>
+    <w:p>
+      <w:pPr>
+        <w:pStyle w:val="Heading1"/>
+        <w:rPr>
+          <w:color w:val="00B0F0"/>
+          <w:sz w:val="48"/>
+          <w:szCs w:val="48"/>
+        </w:rPr>
+      </w:pPr>
+      <w:r>
+        <w:rPr>
+          <w:rStyle w:val="Strong"/>
+          <w:b w:val="0"/>
+          <w:bCs w:val="0"/>
+          <w:color w:val="00B0F0"/>
+        </w:rPr>
+        <w:t>D. Picture Study (MCQs)</w:t>
+      </w:r>
+    </w:p>
+    <w:p>
+      <w:pPr>
+        <w:pStyle w:val="Heading3"/>
+        <w:spacing w:before="0" w:beforeAutospacing="0" w:after="0" w:afterAutospacing="0"/>
+        <w:rPr>
+          <w:color w:val="00B050"/>
+        </w:rPr>
+      </w:pPr>
+      <w:r>
+        <w:rPr>
+          <w:rStyle w:val="Strong"/>
+          <w:b/>
+          <w:bCs/>
+          <w:color w:val="00B050"/>
+        </w:rPr>
+        <w:t>1. What is the use of New Class button?</w:t>
+      </w:r>
+    </w:p>
+    <w:p>
+      <w:pPr>
+        <w:pStyle w:val="NormalWeb"/>
+        <w:spacing w:before="0" w:beforeAutospacing="0" w:after="0" w:afterAutospacing="0"/>
+        <w:ind w:left="450"/>
+      </w:pPr>
+      <w:r>
+        <w:t>a. To create a class</w:t>
+      </w:r>
+      <w:r>
+        <w:br/>
+        <w:t>b. To compile a file</w:t>
+      </w:r>
+      <w:r>
+        <w:br/>
+        <w:t>c. To delete a file</w:t>
+      </w:r>
+      <w:r>
+        <w:br/>
+        <w:t>d. None of these</w:t>
+      </w:r>
+    </w:p>
+    <w:p>
+      <w:pPr>
+        <w:pStyle w:val="NormalWeb"/>
+        <w:spacing w:before="0" w:beforeAutospacing="0" w:after="0" w:afterAutospacing="0"/>
+        <w:rPr>
+          <w:color w:val="FF0000"/>
+        </w:rPr>
+      </w:pPr>
+      <w:r>
+        <w:rPr>
+          <w:rStyle w:val="Strong"/>
+          <w:color w:val="FF0000"/>
+        </w:rPr>
+        <w:t>Answer:</w:t>
+      </w:r>
+      <w:r>
+        <w:rPr>
+          <w:color w:val="FF0000"/>
+        </w:rPr>
+        <w:t xml:space="preserve"> a. </w:t>
+      </w:r>
+      <w:proofErr w:type="gramStart"/>
+      <w:r>
+        <w:rPr>
+          <w:color w:val="FF0000"/>
+        </w:rPr>
+        <w:t>To</w:t>
+      </w:r>
+      <w:proofErr w:type="gramEnd"/>
+      <w:r>
+        <w:rPr>
+          <w:color w:val="FF0000"/>
+        </w:rPr>
+        <w:t xml:space="preserve"> create a class </w:t>
+      </w:r>
+      <w:r>
+        <w:rPr>
+          <w:rFonts w:ascii="Segoe UI Symbol" w:hAnsi="Segoe UI Symbol" w:cs="Segoe UI Symbol"/>
+          <w:color w:val="FF0000"/>
+        </w:rPr>
+        <w:t>✅</w:t>
+      </w:r>
+    </w:p>
+    <w:p>
+      <w:pPr>
+        <w:spacing w:after="0"/>
+      </w:pPr>
+      <w:r>
+        <w:pict>
+          <v:rect id="_x0000_i1041" style="width:0;height:1.5pt" o:hralign="center" o:hrstd="t" o:hr="t" fillcolor="#a0a0a0" stroked="f"/>
+        </w:pict>
+      </w:r>
+    </w:p>
+    <w:p>
+      <w:pPr>
+        <w:pStyle w:val="Heading3"/>
+        <w:spacing w:before="0" w:beforeAutospacing="0" w:after="0" w:afterAutospacing="0"/>
+        <w:rPr>
+          <w:color w:val="00B050"/>
+        </w:rPr>
+      </w:pPr>
+      <w:r>
+        <w:rPr>
+          <w:rStyle w:val="Strong"/>
+          <w:b/>
+          <w:bCs/>
+          <w:color w:val="00B050"/>
+        </w:rPr>
+        <w:t>2. Why compile button is required?</w:t>
+      </w:r>
+    </w:p>
+    <w:p>
+      <w:pPr>
+        <w:pStyle w:val="NormalWeb"/>
+        <w:spacing w:before="0" w:beforeAutospacing="0" w:after="0" w:afterAutospacing="0"/>
+        <w:ind w:left="450"/>
+      </w:pPr>
+      <w:r>
+        <w:t>a. To change from source code to machine code</w:t>
+      </w:r>
+      <w:r>
+        <w:br/>
+        <w:t>b. To convert from source code to byte code</w:t>
+      </w:r>
+      <w:r>
+        <w:br/>
+        <w:t>c. To use Java Compiler</w:t>
+      </w:r>
+      <w:r>
+        <w:br/>
+        <w:t>d. Both a and c</w:t>
+      </w:r>
+    </w:p>
+    <w:p>
+      <w:pPr>
+        <w:pStyle w:val="NormalWeb"/>
+        <w:spacing w:before="0" w:beforeAutospacing="0" w:after="0" w:afterAutospacing="0"/>
+        <w:rPr>
+          <w:color w:val="FF0000"/>
+        </w:rPr>
+      </w:pPr>
+      <w:r>
+        <w:rPr>
+          <w:rStyle w:val="Strong"/>
+          <w:color w:val="FF0000"/>
+        </w:rPr>
+        <w:t>Answer:</w:t>
+      </w:r>
+      <w:r>
+        <w:rPr>
+          <w:color w:val="FF0000"/>
+        </w:rPr>
+        <w:t xml:space="preserve"> b. </w:t>
+      </w:r>
+      <w:proofErr w:type="gramStart"/>
+      <w:r>
+        <w:rPr>
+          <w:color w:val="FF0000"/>
+        </w:rPr>
+        <w:t>To</w:t>
+      </w:r>
+      <w:proofErr w:type="gramEnd"/>
+      <w:r>
+        <w:rPr>
+          <w:color w:val="FF0000"/>
+        </w:rPr>
+        <w:t xml:space="preserve"> convert from source code to byte code </w:t>
+      </w:r>
+      <w:r>
+        <w:rPr>
+          <w:rFonts w:ascii="Segoe UI Symbol" w:hAnsi="Segoe UI Symbol" w:cs="Segoe UI Symbol"/>
+          <w:color w:val="FF0000"/>
+        </w:rPr>
+        <w:t>✅</w:t>
+      </w:r>
+    </w:p>
+    <w:p>
+      <w:pPr>
+        <w:spacing w:after="0"/>
+      </w:pPr>
+      <w:r>
+        <w:pict>
+          <v:rect id="_x0000_i1042" style="width:0;height:1.5pt" o:hralign="center" o:hrstd="t" o:hr="t" fillcolor="#a0a0a0" stroked="f"/>
+        </w:pict>
+      </w:r>
+    </w:p>
+    <w:p>
+      <w:pPr>
+        <w:pStyle w:val="Heading3"/>
+        <w:spacing w:before="0" w:beforeAutospacing="0" w:after="0" w:afterAutospacing="0"/>
+        <w:rPr>
+          <w:color w:val="00B050"/>
+        </w:rPr>
+      </w:pPr>
+      <w:r>
+        <w:rPr>
+          <w:rStyle w:val="Strong"/>
+          <w:b/>
+          <w:bCs/>
+          <w:color w:val="00B050"/>
+        </w:rPr>
+        <w:t>3. To create a new project, we should click on the __________ button/menu.</w:t>
+      </w:r>
+    </w:p>
+    <w:p>
+      <w:pPr>
+        <w:pStyle w:val="NormalWeb"/>
+        <w:spacing w:before="0" w:beforeAutospacing="0" w:after="0" w:afterAutospacing="0"/>
+        <w:ind w:left="450"/>
+      </w:pPr>
+      <w:r>
+        <w:t>a. New Class</w:t>
+      </w:r>
+      <w:r>
+        <w:br/>
+        <w:t>b. Compile</w:t>
+      </w:r>
+      <w:r>
+        <w:br/>
+        <w:t>c. Arrow symbol</w:t>
+      </w:r>
+      <w:r>
+        <w:br/>
+        <w:t>d. Project</w:t>
+      </w:r>
+    </w:p>
+    <w:p>
+      <w:pPr>
+        <w:pStyle w:val="NormalWeb"/>
+        <w:spacing w:before="0" w:beforeAutospacing="0" w:after="0" w:afterAutospacing="0"/>
+        <w:rPr>
+          <w:color w:val="FF0000"/>
+        </w:rPr>
+      </w:pPr>
+      <w:r>
+        <w:rPr>
+          <w:rStyle w:val="Strong"/>
+          <w:color w:val="FF0000"/>
+        </w:rPr>
+        <w:t>Answer:</w:t>
+      </w:r>
+      <w:r>
+        <w:rPr>
+          <w:color w:val="FF0000"/>
+        </w:rPr>
+        <w:t xml:space="preserve"> d. Project </w:t>
+      </w:r>
+      <w:r>
+        <w:rPr>
+          <w:rFonts w:ascii="Segoe UI Symbol" w:hAnsi="Segoe UI Symbol" w:cs="Segoe UI Symbol"/>
+          <w:color w:val="FF0000"/>
+        </w:rPr>
+        <w:t>✅</w:t>
+      </w:r>
+    </w:p>
+    <w:p>
+      <w:pPr>
+        <w:spacing w:after="0"/>
+      </w:pPr>
+      <w:r>
+        <w:pict>
+          <v:rect id="_x0000_i1043" style="width:0;height:1.5pt" o:hralign="center" o:hrstd="t" o:hr="t" fillcolor="#a0a0a0" stroked="f"/>
+        </w:pict>
+      </w:r>
+    </w:p>
+    <w:p>
+      <w:pPr>
+        <w:pStyle w:val="Heading3"/>
+        <w:spacing w:before="0" w:beforeAutospacing="0" w:after="0" w:afterAutospacing="0"/>
+        <w:rPr>
+          <w:color w:val="00B050"/>
+        </w:rPr>
+      </w:pPr>
+      <w:r>
+        <w:rPr>
+          <w:rStyle w:val="Strong"/>
+          <w:b/>
+          <w:bCs/>
+          <w:color w:val="00B050"/>
+        </w:rPr>
+        <w:t>4. What is the use of Project icon?</w:t>
+      </w:r>
+    </w:p>
+    <w:p>
+      <w:pPr>
+        <w:pStyle w:val="NormalWeb"/>
+        <w:spacing w:before="0" w:beforeAutospacing="0" w:after="0" w:afterAutospacing="0"/>
+        <w:ind w:left="450"/>
+      </w:pPr>
+      <w:r>
+        <w:t>a. To write the source code</w:t>
+      </w:r>
+      <w:r>
+        <w:br/>
+        <w:t>b. To keep the byte code</w:t>
+      </w:r>
+      <w:r>
+        <w:br/>
+        <w:t>c. To keep the documentation of the project</w:t>
+      </w:r>
+      <w:r>
+        <w:br/>
+        <w:t>d. To display the executable file</w:t>
+      </w:r>
+    </w:p>
+    <w:p>
+      <w:pPr>
+        <w:pStyle w:val="NormalWeb"/>
+        <w:spacing w:before="0" w:beforeAutospacing="0" w:after="0" w:afterAutospacing="0"/>
+        <w:rPr>
+          <w:color w:val="FF0000"/>
+        </w:rPr>
+      </w:pPr>
+      <w:r>
+        <w:rPr>
+          <w:rStyle w:val="Strong"/>
+          <w:color w:val="FF0000"/>
+        </w:rPr>
+        <w:t>Answer:</w:t>
+      </w:r>
+      <w:r>
+        <w:rPr>
+          <w:color w:val="FF0000"/>
+        </w:rPr>
+        <w:t xml:space="preserve"> c. </w:t>
+      </w:r>
+      <w:proofErr w:type="gramStart"/>
+      <w:r>
+        <w:rPr>
+          <w:color w:val="FF0000"/>
+        </w:rPr>
+        <w:t>To</w:t>
+      </w:r>
+      <w:proofErr w:type="gramEnd"/>
+      <w:r>
+        <w:rPr>
+          <w:color w:val="FF0000"/>
+        </w:rPr>
+        <w:t xml:space="preserve"> keep the documentation of the project </w:t>
+      </w:r>
+      <w:r>
+        <w:rPr>
+          <w:rFonts w:ascii="Segoe UI Symbol" w:hAnsi="Segoe UI Symbol" w:cs="Segoe UI Symbol"/>
+          <w:color w:val="FF0000"/>
+        </w:rPr>
+        <w:t>✅</w:t>
+      </w:r>
+    </w:p>
+    <w:p>
+      <w:pPr>
+        <w:spacing w:after="0"/>
+      </w:pPr>
+      <w:r>
+        <w:pict>
+          <v:rect id="_x0000_i1044" style="width:0;height:1.5pt" o:hralign="center" o:hrstd="t" o:hr="t" fillcolor="#a0a0a0" stroked="f"/>
+        </w:pict>
+      </w:r>
+    </w:p>
+    <w:p>
+      <w:pPr>
+        <w:pStyle w:val="Heading3"/>
+        <w:spacing w:before="0" w:beforeAutospacing="0" w:after="0" w:afterAutospacing="0"/>
+        <w:rPr>
+          <w:color w:val="00B050"/>
+        </w:rPr>
+      </w:pPr>
+      <w:r>
+        <w:rPr>
+          <w:rStyle w:val="Strong"/>
+          <w:b/>
+          <w:bCs/>
+          <w:color w:val="00B050"/>
+        </w:rPr>
+        <w:t>5. After writing the source code we should:</w:t>
+      </w:r>
+    </w:p>
+    <w:p>
+      <w:pPr>
+        <w:pStyle w:val="NormalWeb"/>
+        <w:spacing w:before="0" w:beforeAutospacing="0" w:after="0" w:afterAutospacing="0"/>
+        <w:ind w:left="450"/>
+      </w:pPr>
+      <w:r>
+        <w:t>a. Compile the file</w:t>
+      </w:r>
+      <w:r>
+        <w:br/>
+        <w:t>b. Execute the file</w:t>
+      </w:r>
+      <w:r>
+        <w:br/>
+        <w:t>c. Delete the file</w:t>
+      </w:r>
+      <w:r>
+        <w:br/>
+        <w:t>d. Interpret the file</w:t>
+      </w:r>
+    </w:p>
+    <w:p>
+      <w:pPr>
+        <w:pStyle w:val="NormalWeb"/>
+        <w:spacing w:before="0" w:beforeAutospacing="0" w:after="0" w:afterAutospacing="0"/>
+        <w:rPr>
+          <w:color w:val="FF0000"/>
+        </w:rPr>
+      </w:pPr>
+      <w:r>
+        <w:rPr>
+          <w:rStyle w:val="Strong"/>
+          <w:color w:val="FF0000"/>
+        </w:rPr>
+        <w:t>Answer:</w:t>
+      </w:r>
+      <w:r>
+        <w:rPr>
+          <w:color w:val="FF0000"/>
+        </w:rPr>
+        <w:t xml:space="preserve"> a. Compile the file </w:t>
+      </w:r>
+      <w:r>
+        <w:rPr>
+          <w:rFonts w:ascii="Segoe UI Symbol" w:hAnsi="Segoe UI Symbol" w:cs="Segoe UI Symbol"/>
+          <w:color w:val="FF0000"/>
+        </w:rPr>
+        <w:t>✅</w:t>
+      </w:r>
+    </w:p>
+    <w:p>
+      <w:pPr>
+        <w:spacing w:after="0"/>
+        <w:outlineLvl w:val="0"/>
+        <w:rPr>
+          <w:rFonts w:ascii="Segoe UI Symbol" w:hAnsi="Segoe UI Symbol" w:cs="Segoe UI Symbol"/>
+          <w:b/>
+          <w:bCs/>
+          <w:color w:val="00B0F0"/>
+          <w:kern w:val="36"/>
+          <w:sz w:val="48"/>
+          <w:szCs w:val="48"/>
+        </w:rPr>
+      </w:pPr>
+    </w:p>
+    <w:p>
+      <w:pPr>
+        <w:spacing w:after="0"/>
+        <w:outlineLvl w:val="0"/>
+        <w:rPr>
+          <w:rFonts w:ascii="Times New Roman" w:hAnsi="Times New Roman" w:cs="Times New Roman"/>
+          <w:b/>
+          <w:bCs/>
+          <w:color w:val="00B0F0"/>
+          <w:kern w:val="36"/>
+          <w:sz w:val="48"/>
+          <w:szCs w:val="48"/>
+        </w:rPr>
+      </w:pPr>
+      <w:r>
+        <w:rPr>
+          <w:rFonts w:ascii="Segoe UI Symbol" w:hAnsi="Segoe UI Symbol" w:cs="Segoe UI Symbol"/>
+          <w:b/>
+          <w:bCs/>
+          <w:color w:val="00B0F0"/>
+          <w:kern w:val="36"/>
+          <w:sz w:val="48"/>
+          <w:szCs w:val="48"/>
+        </w:rPr>
+        <w:t>✅</w:t>
+      </w:r>
+      <w:r>
+        <w:rPr>
+          <w:rFonts w:ascii="Times New Roman" w:hAnsi="Times New Roman" w:cs="Times New Roman"/>
+          <w:b/>
+          <w:bCs/>
+          <w:color w:val="00B0F0"/>
+          <w:kern w:val="36"/>
+          <w:sz w:val="48"/>
+          <w:szCs w:val="48"/>
+        </w:rPr>
+        <w:t xml:space="preserve"> E. Case Study</w:t>
+      </w:r>
+    </w:p>
+    <w:p>
+      <w:pPr>
+        <w:spacing w:after="0"/>
+        <w:outlineLvl w:val="2"/>
+        <w:rPr>
+          <w:rFonts w:ascii="Times New Roman" w:hAnsi="Times New Roman" w:cs="Times New Roman"/>
+          <w:b/>
+          <w:bCs/>
+          <w:color w:val="00B050"/>
+          <w:sz w:val="27"/>
+          <w:szCs w:val="27"/>
+        </w:rPr>
+      </w:pPr>
+      <w:r>
+        <w:rPr>
+          <w:rFonts w:ascii="Times New Roman" w:hAnsi="Times New Roman" w:cs="Times New Roman"/>
+          <w:b/>
+          <w:bCs/>
+          <w:color w:val="00B050"/>
+          <w:sz w:val="27"/>
+          <w:szCs w:val="27"/>
+        </w:rPr>
+        <w:t>1. Give one example of OOP language apart from Java.</w:t>
+      </w:r>
+    </w:p>
+    <w:p>
+      <w:pPr>
+        <w:spacing w:after="0"/>
+        <w:ind w:left="450"/>
+        <w:rPr>
+          <w:rFonts w:ascii="Times New Roman" w:hAnsi="Times New Roman" w:cs="Times New Roman"/>
+          <w:color w:val="FF0000"/>
+        </w:rPr>
+      </w:pPr>
+      <w:r>
+        <w:rPr>
+          <w:rFonts w:ascii="Times New Roman" w:hAnsi="Times New Roman" w:cs="Times New Roman"/>
+          <w:b/>
+          <w:bCs/>
+          <w:color w:val="FF0000"/>
+        </w:rPr>
+        <w:t>Answer:</w:t>
+      </w:r>
+      <w:r>
+        <w:rPr>
+          <w:rFonts w:ascii="Times New Roman" w:hAnsi="Times New Roman" w:cs="Times New Roman"/>
+          <w:color w:val="FF0000"/>
+        </w:rPr>
+        <w:t xml:space="preserve"> C++ / Python</w:t>
+      </w:r>
+    </w:p>
+    <w:p>
+      <w:pPr>
+        <w:spacing w:after="0"/>
+        <w:rPr>
+          <w:rFonts w:ascii="Times New Roman" w:hAnsi="Times New Roman" w:cs="Times New Roman"/>
+        </w:rPr>
+      </w:pPr>
+      <w:r>
+        <w:rPr>
+          <w:rFonts w:ascii="Times New Roman" w:hAnsi="Times New Roman" w:cs="Times New Roman"/>
+        </w:rPr>
+        <w:lastRenderedPageBreak/>
+        <w:pict>
+          <v:rect id="_x0000_i1034" style="width:0;height:1.5pt" o:hralign="center" o:hrstd="t" o:hr="t" fillcolor="#a0a0a0" stroked="f"/>
+        </w:pict>
+      </w:r>
+    </w:p>
+    <w:p>
+      <w:pPr>
+        <w:spacing w:after="0"/>
+        <w:outlineLvl w:val="2"/>
+        <w:rPr>
+          <w:rFonts w:ascii="Times New Roman" w:hAnsi="Times New Roman" w:cs="Times New Roman"/>
+          <w:b/>
+          <w:bCs/>
+          <w:color w:val="00B050"/>
+          <w:sz w:val="27"/>
+          <w:szCs w:val="27"/>
+        </w:rPr>
+      </w:pPr>
+      <w:r>
+        <w:rPr>
+          <w:rFonts w:ascii="Times New Roman" w:hAnsi="Times New Roman" w:cs="Times New Roman"/>
+          <w:b/>
+          <w:bCs/>
+          <w:color w:val="00B050"/>
+          <w:sz w:val="27"/>
+          <w:szCs w:val="27"/>
+        </w:rPr>
+        <w:t>2. Name the persons who developed Java.</w:t>
+      </w:r>
+    </w:p>
+    <w:p>
+      <w:pPr>
+        <w:spacing w:after="0"/>
+        <w:ind w:left="450"/>
+        <w:rPr>
+          <w:rFonts w:ascii="Times New Roman" w:hAnsi="Times New Roman" w:cs="Times New Roman"/>
+          <w:color w:val="FF0000"/>
+        </w:rPr>
+      </w:pPr>
+      <w:r>
+        <w:rPr>
+          <w:rFonts w:ascii="Times New Roman" w:hAnsi="Times New Roman" w:cs="Times New Roman"/>
+          <w:b/>
+          <w:bCs/>
+          <w:color w:val="FF0000"/>
+        </w:rPr>
+        <w:t>Answer:</w:t>
+      </w:r>
+      <w:r>
+        <w:rPr>
+          <w:rFonts w:ascii="Times New Roman" w:hAnsi="Times New Roman" w:cs="Times New Roman"/>
+          <w:color w:val="FF0000"/>
+        </w:rPr>
+        <w:t xml:space="preserve"> James Gosling and his team</w:t>
+      </w:r>
+    </w:p>
+    <w:p>
+      <w:pPr>
+        <w:spacing w:after="0"/>
+        <w:rPr>
+          <w:rFonts w:ascii="Times New Roman" w:hAnsi="Times New Roman" w:cs="Times New Roman"/>
+        </w:rPr>
+      </w:pPr>
+      <w:r>
+        <w:rPr>
+          <w:rFonts w:ascii="Times New Roman" w:hAnsi="Times New Roman" w:cs="Times New Roman"/>
+        </w:rPr>
+        <w:pict>
+          <v:rect id="_x0000_i1035" style="width:0;height:1.5pt" o:hralign="center" o:hrstd="t" o:hr="t" fillcolor="#a0a0a0" stroked="f"/>
+        </w:pict>
+      </w:r>
+    </w:p>
+    <w:p>
+      <w:pPr>
+        <w:spacing w:after="0"/>
+        <w:outlineLvl w:val="2"/>
+        <w:rPr>
+          <w:rFonts w:ascii="Times New Roman" w:hAnsi="Times New Roman" w:cs="Times New Roman"/>
+          <w:b/>
+          <w:bCs/>
+          <w:color w:val="00B050"/>
+          <w:sz w:val="27"/>
+          <w:szCs w:val="27"/>
+        </w:rPr>
+      </w:pPr>
+      <w:r>
+        <w:rPr>
+          <w:rFonts w:ascii="Times New Roman" w:hAnsi="Times New Roman" w:cs="Times New Roman"/>
+          <w:b/>
+          <w:bCs/>
+          <w:color w:val="00B050"/>
+          <w:sz w:val="27"/>
+          <w:szCs w:val="27"/>
+        </w:rPr>
+        <w:t>3. Name the software firm from where Java was developed.</w:t>
+      </w:r>
+    </w:p>
+    <w:p>
+      <w:pPr>
+        <w:spacing w:after="0"/>
+        <w:ind w:left="450"/>
+        <w:rPr>
+          <w:rFonts w:ascii="Times New Roman" w:hAnsi="Times New Roman" w:cs="Times New Roman"/>
+          <w:color w:val="FF0000"/>
+        </w:rPr>
+      </w:pPr>
+      <w:r>
+        <w:rPr>
+          <w:rFonts w:ascii="Times New Roman" w:hAnsi="Times New Roman" w:cs="Times New Roman"/>
+          <w:b/>
+          <w:bCs/>
+          <w:color w:val="FF0000"/>
+        </w:rPr>
+        <w:t>Answer:</w:t>
+      </w:r>
+      <w:r>
+        <w:rPr>
+          <w:rFonts w:ascii="Times New Roman" w:hAnsi="Times New Roman" w:cs="Times New Roman"/>
+          <w:color w:val="FF0000"/>
+        </w:rPr>
+        <w:t xml:space="preserve"> Sun Microsystems</w:t>
+      </w:r>
+    </w:p>
+    <w:p>
+      <w:pPr>
+        <w:spacing w:after="0"/>
+        <w:rPr>
+          <w:rFonts w:ascii="Times New Roman" w:hAnsi="Times New Roman" w:cs="Times New Roman"/>
+        </w:rPr>
+      </w:pPr>
+      <w:r>
+        <w:rPr>
+          <w:rFonts w:ascii="Times New Roman" w:hAnsi="Times New Roman" w:cs="Times New Roman"/>
+        </w:rPr>
+        <w:pict>
+          <v:rect id="_x0000_i1036" style="width:0;height:1.5pt" o:hralign="center" o:hrstd="t" o:hr="t" fillcolor="#a0a0a0" stroked="f"/>
+        </w:pict>
+      </w:r>
+    </w:p>
+    <w:p>
+      <w:pPr>
+        <w:spacing w:after="0"/>
+        <w:outlineLvl w:val="2"/>
+        <w:rPr>
+          <w:rFonts w:ascii="Times New Roman" w:hAnsi="Times New Roman" w:cs="Times New Roman"/>
+          <w:b/>
+          <w:bCs/>
+          <w:color w:val="00B050"/>
+          <w:sz w:val="27"/>
+          <w:szCs w:val="27"/>
+        </w:rPr>
+      </w:pPr>
+      <w:r>
+        <w:rPr>
+          <w:rFonts w:ascii="Times New Roman" w:hAnsi="Times New Roman" w:cs="Times New Roman"/>
+          <w:b/>
+          <w:bCs/>
+          <w:color w:val="00B050"/>
+          <w:sz w:val="27"/>
+          <w:szCs w:val="27"/>
+        </w:rPr>
+        <w:t>4. What is the full form of WORA?</w:t>
+      </w:r>
+    </w:p>
+    <w:p>
+      <w:pPr>
+        <w:spacing w:after="0"/>
+        <w:rPr>
+          <w:rFonts w:ascii="Times New Roman" w:hAnsi="Times New Roman" w:cs="Times New Roman"/>
+        </w:rPr>
+      </w:pPr>
+      <w:r>
+        <w:rPr>
+          <w:rFonts w:ascii="Times New Roman" w:hAnsi="Times New Roman" w:cs="Times New Roman"/>
+          <w:b/>
+          <w:bCs/>
+        </w:rPr>
+        <w:t>Answer:</w:t>
+      </w:r>
+      <w:r>
+        <w:rPr>
+          <w:rFonts w:ascii="Times New Roman" w:hAnsi="Times New Roman" w:cs="Times New Roman"/>
+        </w:rPr>
+        <w:t xml:space="preserve"> Write Once Run Anywhere</w:t>
+      </w:r>
+    </w:p>
+    <w:p>
+      <w:pPr>
+        <w:spacing w:after="0"/>
+        <w:rPr>
+          <w:rFonts w:ascii="Times New Roman" w:hAnsi="Times New Roman" w:cs="Times New Roman"/>
+        </w:rPr>
+      </w:pPr>
+      <w:r>
+        <w:rPr>
+          <w:rFonts w:ascii="Times New Roman" w:hAnsi="Times New Roman" w:cs="Times New Roman"/>
+        </w:rPr>
+        <w:pict>
+          <v:rect id="_x0000_i1037" style="width:0;height:1.5pt" o:hralign="center" o:hrstd="t" o:hr="t" fillcolor="#a0a0a0" stroked="f"/>
+        </w:pict>
+      </w:r>
+    </w:p>
+    <w:p>
+      <w:pPr>
+        <w:spacing w:after="0"/>
+        <w:outlineLvl w:val="2"/>
+        <w:rPr>
+          <w:rFonts w:ascii="Times New Roman" w:hAnsi="Times New Roman" w:cs="Times New Roman"/>
+          <w:b/>
+          <w:bCs/>
+          <w:color w:val="00B050"/>
+          <w:sz w:val="27"/>
+          <w:szCs w:val="27"/>
+        </w:rPr>
+      </w:pPr>
+      <w:r>
+        <w:rPr>
+          <w:rFonts w:ascii="Times New Roman" w:hAnsi="Times New Roman" w:cs="Times New Roman"/>
+          <w:b/>
+          <w:bCs/>
+          <w:color w:val="00B050"/>
+          <w:sz w:val="27"/>
+          <w:szCs w:val="27"/>
+        </w:rPr>
+        <w:t>5. What are the places where Java is useful?</w:t>
+      </w:r>
+    </w:p>
+    <w:p>
+      <w:pPr>
+        <w:spacing w:after="0"/>
+        <w:rPr>
+          <w:rFonts w:ascii="Times New Roman" w:hAnsi="Times New Roman" w:cs="Times New Roman"/>
+          <w:color w:val="FF0000"/>
+        </w:rPr>
+      </w:pPr>
+      <w:r>
+        <w:rPr>
+          <w:rFonts w:ascii="Times New Roman" w:hAnsi="Times New Roman" w:cs="Times New Roman"/>
+          <w:b/>
+          <w:bCs/>
+          <w:color w:val="FF0000"/>
+        </w:rPr>
+        <w:t>Answer:</w:t>
+      </w:r>
+    </w:p>
+    <w:p>
+      <w:pPr>
+        <w:numPr>
+          <w:ilvl w:val="0"/>
+          <w:numId w:val="6"/>
+        </w:numPr>
+        <w:spacing w:after="0" w:line="240" w:lineRule="auto"/>
+        <w:rPr>
+          <w:rFonts w:ascii="Times New Roman" w:hAnsi="Times New Roman" w:cs="Times New Roman"/>
+        </w:rPr>
+      </w:pPr>
+      <w:r>
+        <w:rPr>
+          <w:rFonts w:ascii="Times New Roman" w:hAnsi="Times New Roman" w:cs="Times New Roman"/>
+        </w:rPr>
+        <w:t xml:space="preserve">Mobile applications </w:t>
+      </w:r>
+    </w:p>
+    <w:p>
+      <w:pPr>
+        <w:numPr>
+          <w:ilvl w:val="0"/>
+          <w:numId w:val="6"/>
+        </w:numPr>
+        <w:spacing w:after="0" w:line="240" w:lineRule="auto"/>
+        <w:rPr>
+          <w:rFonts w:ascii="Times New Roman" w:hAnsi="Times New Roman" w:cs="Times New Roman"/>
+        </w:rPr>
+      </w:pPr>
+      <w:r>
+        <w:rPr>
+          <w:rFonts w:ascii="Times New Roman" w:hAnsi="Times New Roman" w:cs="Times New Roman"/>
+        </w:rPr>
+        <w:t xml:space="preserve">Web applications </w:t>
+      </w:r>
+    </w:p>
+    <w:p>
+      <w:pPr>
+        <w:numPr>
+          <w:ilvl w:val="0"/>
+          <w:numId w:val="6"/>
+        </w:numPr>
+        <w:spacing w:after="0" w:line="240" w:lineRule="auto"/>
+        <w:rPr>
+          <w:rFonts w:ascii="Times New Roman" w:hAnsi="Times New Roman" w:cs="Times New Roman"/>
+        </w:rPr>
+      </w:pPr>
+      <w:r>
+        <w:rPr>
+          <w:rFonts w:ascii="Times New Roman" w:hAnsi="Times New Roman" w:cs="Times New Roman"/>
+        </w:rPr>
+        <w:t xml:space="preserve">Desktop applications </w:t>
+      </w:r>
+    </w:p>
+    <w:p>
+      <w:pPr>
+        <w:numPr>
+          <w:ilvl w:val="0"/>
+          <w:numId w:val="6"/>
+        </w:numPr>
+        <w:spacing w:after="0" w:line="240" w:lineRule="auto"/>
+        <w:rPr>
+          <w:rFonts w:ascii="Times New Roman" w:hAnsi="Times New Roman" w:cs="Times New Roman"/>
+        </w:rPr>
+      </w:pPr>
+      <w:r>
+        <w:rPr>
+          <w:rFonts w:ascii="Times New Roman" w:hAnsi="Times New Roman" w:cs="Times New Roman"/>
+        </w:rPr>
+        <w:t xml:space="preserve">Enterprise systems </w:t>
+      </w:r>
+    </w:p>
+    <w:p>
+      <w:pPr>
+        <w:spacing w:after="0"/>
+        <w:rPr>
+          <w:rFonts w:ascii="Times New Roman" w:hAnsi="Times New Roman" w:cs="Times New Roman"/>
+        </w:rPr>
+      </w:pPr>
+      <w:r>
+        <w:rPr>
+          <w:rFonts w:ascii="Times New Roman" w:hAnsi="Times New Roman" w:cs="Times New Roman"/>
+        </w:rPr>
+        <w:pict>
+          <v:rect id="_x0000_i1038" style="width:0;height:1.5pt" o:hralign="center" o:hrstd="t" o:hr="t" fillcolor="#a0a0a0" stroked="f"/>
+        </w:pict>
+      </w:r>
+    </w:p>
+    <w:p>
+      <w:pPr>
+        <w:spacing w:after="0"/>
+        <w:outlineLvl w:val="0"/>
+        <w:rPr>
+          <w:rFonts w:ascii="Times New Roman" w:hAnsi="Times New Roman" w:cs="Times New Roman"/>
+          <w:b/>
+          <w:bCs/>
+          <w:color w:val="00B0F0"/>
+          <w:kern w:val="36"/>
+          <w:sz w:val="48"/>
+          <w:szCs w:val="48"/>
+        </w:rPr>
+      </w:pPr>
+      <w:r>
+        <w:rPr>
+          <w:rFonts w:ascii="Segoe UI Symbol" w:hAnsi="Segoe UI Symbol" w:cs="Segoe UI Symbol"/>
+          <w:b/>
+          <w:bCs/>
+          <w:color w:val="00B0F0"/>
+          <w:kern w:val="36"/>
+          <w:sz w:val="48"/>
+          <w:szCs w:val="48"/>
+        </w:rPr>
+        <w:t>✅</w:t>
+      </w:r>
+      <w:r>
+        <w:rPr>
+          <w:rFonts w:ascii="Times New Roman" w:hAnsi="Times New Roman" w:cs="Times New Roman"/>
+          <w:b/>
+          <w:bCs/>
+          <w:color w:val="00B0F0"/>
+          <w:kern w:val="36"/>
+          <w:sz w:val="48"/>
+          <w:szCs w:val="48"/>
+        </w:rPr>
+        <w:t xml:space="preserve"> F. Assertion and Reasoning</w:t>
+      </w:r>
+    </w:p>
+    <w:p>
+      <w:pPr>
+        <w:spacing w:after="0"/>
+        <w:outlineLvl w:val="2"/>
+        <w:rPr>
+          <w:rFonts w:ascii="Times New Roman" w:hAnsi="Times New Roman" w:cs="Times New Roman"/>
+          <w:b/>
+          <w:bCs/>
+          <w:color w:val="00B050"/>
+          <w:sz w:val="27"/>
+          <w:szCs w:val="27"/>
+        </w:rPr>
+      </w:pPr>
+      <w:r>
+        <w:rPr>
+          <w:rFonts w:ascii="Times New Roman" w:hAnsi="Times New Roman" w:cs="Times New Roman"/>
+          <w:b/>
+          <w:bCs/>
+          <w:color w:val="00B050"/>
+          <w:sz w:val="27"/>
+          <w:szCs w:val="27"/>
+        </w:rPr>
+        <w:t>1.</w:t>
+      </w:r>
+    </w:p>
+    <w:p>
+      <w:pPr>
+        <w:spacing w:after="0"/>
+        <w:rPr>
+          <w:rFonts w:ascii="Times New Roman" w:hAnsi="Times New Roman" w:cs="Times New Roman"/>
+        </w:rPr>
+      </w:pPr>
+      <w:r>
+        <w:rPr>
+          <w:rFonts w:ascii="Times New Roman" w:hAnsi="Times New Roman" w:cs="Times New Roman"/>
+          <w:b/>
+          <w:bCs/>
+        </w:rPr>
+        <w:t>Assertion (A):</w:t>
+      </w:r>
+      <w:r>
+        <w:rPr>
+          <w:rFonts w:ascii="Times New Roman" w:hAnsi="Times New Roman" w:cs="Times New Roman"/>
+        </w:rPr>
+        <w:t xml:space="preserve"> Java was developed in the 1980s by Oracle Corporation.</w:t>
+      </w:r>
+      <w:r>
+        <w:rPr>
+          <w:rFonts w:ascii="Times New Roman" w:hAnsi="Times New Roman" w:cs="Times New Roman"/>
+        </w:rPr>
+        <w:br/>
+      </w:r>
+      <w:r>
+        <w:rPr>
+          <w:rFonts w:ascii="Times New Roman" w:hAnsi="Times New Roman" w:cs="Times New Roman"/>
+          <w:b/>
+          <w:bCs/>
+        </w:rPr>
+        <w:t>Reason (R):</w:t>
+      </w:r>
+      <w:r>
+        <w:rPr>
+          <w:rFonts w:ascii="Times New Roman" w:hAnsi="Times New Roman" w:cs="Times New Roman"/>
+        </w:rPr>
+        <w:t xml:space="preserve"> The original development of Java was led by James Gosling at Sun Microsystems.</w:t>
+      </w:r>
+    </w:p>
+    <w:p>
+      <w:pPr>
+        <w:spacing w:after="0"/>
+        <w:ind w:left="450"/>
+        <w:rPr>
+          <w:rFonts w:ascii="Times New Roman" w:hAnsi="Times New Roman" w:cs="Times New Roman"/>
+          <w:color w:val="FF0000"/>
+        </w:rPr>
+      </w:pPr>
+      <w:r>
+        <w:rPr>
+          <w:rFonts w:ascii="Times New Roman" w:hAnsi="Times New Roman" w:cs="Times New Roman"/>
+          <w:b/>
+          <w:bCs/>
+          <w:color w:val="FF0000"/>
+        </w:rPr>
+        <w:t>Answer:</w:t>
+      </w:r>
+      <w:r>
+        <w:rPr>
+          <w:rFonts w:ascii="Times New Roman" w:hAnsi="Times New Roman" w:cs="Times New Roman"/>
+          <w:color w:val="FF0000"/>
+        </w:rPr>
+        <w:t xml:space="preserve"> d. A is false, but R is true </w:t>
+      </w:r>
+      <w:r>
+        <w:rPr>
+          <w:rFonts w:ascii="Segoe UI Symbol" w:hAnsi="Segoe UI Symbol" w:cs="Segoe UI Symbol"/>
+          <w:color w:val="FF0000"/>
+        </w:rPr>
+        <w:t>✅</w:t>
+      </w:r>
+    </w:p>
+    <w:p>
+      <w:pPr>
+        <w:spacing w:after="0"/>
+        <w:rPr>
+          <w:rFonts w:ascii="Times New Roman" w:hAnsi="Times New Roman" w:cs="Times New Roman"/>
+        </w:rPr>
+      </w:pPr>
+      <w:r>
+        <w:rPr>
+          <w:rFonts w:ascii="Times New Roman" w:hAnsi="Times New Roman" w:cs="Times New Roman"/>
+        </w:rPr>
+        <w:pict>
+          <v:rect id="_x0000_i1039" style="width:0;height:1.5pt" o:hralign="center" o:hrstd="t" o:hr="t" fillcolor="#a0a0a0" stroked="f"/>
+        </w:pict>
+      </w:r>
+    </w:p>
+    <w:p>
+      <w:pPr>
+        <w:spacing w:after="0"/>
+        <w:outlineLvl w:val="2"/>
+        <w:rPr>
+          <w:rFonts w:ascii="Times New Roman" w:hAnsi="Times New Roman" w:cs="Times New Roman"/>
+          <w:b/>
+          <w:bCs/>
+          <w:color w:val="00B050"/>
+          <w:sz w:val="27"/>
+          <w:szCs w:val="27"/>
+        </w:rPr>
+      </w:pPr>
+      <w:r>
+        <w:rPr>
+          <w:rFonts w:ascii="Times New Roman" w:hAnsi="Times New Roman" w:cs="Times New Roman"/>
+          <w:b/>
+          <w:bCs/>
+          <w:color w:val="00B050"/>
+          <w:sz w:val="27"/>
+          <w:szCs w:val="27"/>
+        </w:rPr>
+        <w:t>2.</w:t>
+      </w:r>
+    </w:p>
+    <w:p>
+      <w:pPr>
+        <w:spacing w:after="0"/>
+        <w:rPr>
+          <w:rFonts w:ascii="Times New Roman" w:hAnsi="Times New Roman" w:cs="Times New Roman"/>
+        </w:rPr>
+      </w:pPr>
+      <w:r>
+        <w:rPr>
+          <w:rFonts w:ascii="Times New Roman" w:hAnsi="Times New Roman" w:cs="Times New Roman"/>
+          <w:b/>
+          <w:bCs/>
+        </w:rPr>
+        <w:t>Assertion (A):</w:t>
+      </w:r>
+      <w:r>
+        <w:rPr>
+          <w:rFonts w:ascii="Times New Roman" w:hAnsi="Times New Roman" w:cs="Times New Roman"/>
+        </w:rPr>
+        <w:t xml:space="preserve"> </w:t>
+      </w:r>
+      <w:proofErr w:type="spellStart"/>
+      <w:r>
+        <w:rPr>
+          <w:rFonts w:ascii="Times New Roman" w:hAnsi="Times New Roman" w:cs="Times New Roman"/>
+        </w:rPr>
+        <w:t>BlueJ</w:t>
+      </w:r>
+      <w:proofErr w:type="spellEnd"/>
+      <w:r>
+        <w:rPr>
+          <w:rFonts w:ascii="Times New Roman" w:hAnsi="Times New Roman" w:cs="Times New Roman"/>
+        </w:rPr>
+        <w:t xml:space="preserve"> is an IDE designed for teaching object-oriented programming.</w:t>
+      </w:r>
+      <w:r>
+        <w:rPr>
+          <w:rFonts w:ascii="Times New Roman" w:hAnsi="Times New Roman" w:cs="Times New Roman"/>
+        </w:rPr>
+        <w:br/>
+      </w:r>
+      <w:r>
+        <w:rPr>
+          <w:rFonts w:ascii="Times New Roman" w:hAnsi="Times New Roman" w:cs="Times New Roman"/>
+          <w:b/>
+          <w:bCs/>
+        </w:rPr>
+        <w:t>Reason (R):</w:t>
+      </w:r>
+      <w:r>
+        <w:rPr>
+          <w:rFonts w:ascii="Times New Roman" w:hAnsi="Times New Roman" w:cs="Times New Roman"/>
+        </w:rPr>
+        <w:t xml:space="preserve"> </w:t>
+      </w:r>
+      <w:proofErr w:type="spellStart"/>
+      <w:r>
+        <w:rPr>
+          <w:rFonts w:ascii="Times New Roman" w:hAnsi="Times New Roman" w:cs="Times New Roman"/>
+        </w:rPr>
+        <w:t>BlueJ</w:t>
+      </w:r>
+      <w:proofErr w:type="spellEnd"/>
+      <w:r>
+        <w:rPr>
+          <w:rFonts w:ascii="Times New Roman" w:hAnsi="Times New Roman" w:cs="Times New Roman"/>
+        </w:rPr>
+        <w:t xml:space="preserve"> allows developers to create and manage large enterprise-level applications.</w:t>
+      </w:r>
+    </w:p>
+    <w:p>
+      <w:pPr>
+        <w:spacing w:after="0"/>
+        <w:ind w:left="450"/>
+        <w:rPr>
+          <w:rFonts w:ascii="Times New Roman" w:hAnsi="Times New Roman" w:cs="Times New Roman"/>
+          <w:color w:val="FF0000"/>
+        </w:rPr>
+      </w:pPr>
+      <w:r>
+        <w:rPr>
+          <w:rFonts w:ascii="Times New Roman" w:hAnsi="Times New Roman" w:cs="Times New Roman"/>
+          <w:b/>
+          <w:bCs/>
+          <w:color w:val="FF0000"/>
+        </w:rPr>
+        <w:t>Answer:</w:t>
+      </w:r>
+      <w:r>
+        <w:rPr>
+          <w:rFonts w:ascii="Times New Roman" w:hAnsi="Times New Roman" w:cs="Times New Roman"/>
+          <w:color w:val="FF0000"/>
+        </w:rPr>
+        <w:t xml:space="preserve"> d. A is true, but R is false </w:t>
+      </w:r>
+      <w:r>
+        <w:rPr>
+          <w:rFonts w:ascii="Segoe UI Symbol" w:hAnsi="Segoe UI Symbol" w:cs="Segoe UI Symbol"/>
+          <w:color w:val="FF0000"/>
+        </w:rPr>
+        <w:t>✅</w:t>
+      </w:r>
+    </w:p>
+    <w:p>
+      <w:pPr>
+        <w:spacing w:after="0"/>
+        <w:rPr>
+          <w:rFonts w:ascii="Times New Roman" w:hAnsi="Times New Roman" w:cs="Times New Roman"/>
+        </w:rPr>
+      </w:pPr>
+      <w:r>
+        <w:rPr>
+          <w:rFonts w:ascii="Times New Roman" w:hAnsi="Times New Roman" w:cs="Times New Roman"/>
+        </w:rPr>
+        <w:pict>
+          <v:rect id="_x0000_i1040" style="width:0;height:1.5pt" o:hralign="center" o:hrstd="t" o:hr="t" fillcolor="#a0a0a0" stroked="f"/>
+        </w:pict>
+      </w:r>
+    </w:p>
+    <w:p>
+      <w:pPr>
+        <w:spacing w:after="0"/>
+        <w:outlineLvl w:val="2"/>
+        <w:rPr>
+          <w:rFonts w:ascii="Times New Roman" w:hAnsi="Times New Roman" w:cs="Times New Roman"/>
+          <w:b/>
+          <w:bCs/>
+          <w:color w:val="00B050"/>
+          <w:sz w:val="27"/>
+          <w:szCs w:val="27"/>
+        </w:rPr>
+      </w:pPr>
+      <w:r>
+        <w:rPr>
+          <w:rFonts w:ascii="Times New Roman" w:hAnsi="Times New Roman" w:cs="Times New Roman"/>
+          <w:b/>
+          <w:bCs/>
+          <w:color w:val="00B050"/>
+          <w:sz w:val="27"/>
+          <w:szCs w:val="27"/>
+        </w:rPr>
+        <w:t>3.</w:t>
+      </w:r>
+    </w:p>
+    <w:p>
+      <w:pPr>
+        <w:spacing w:after="0"/>
+        <w:rPr>
+          <w:rFonts w:ascii="Times New Roman" w:hAnsi="Times New Roman" w:cs="Times New Roman"/>
+        </w:rPr>
+      </w:pPr>
+      <w:r>
+        <w:rPr>
+          <w:rFonts w:ascii="Times New Roman" w:hAnsi="Times New Roman" w:cs="Times New Roman"/>
+          <w:b/>
+          <w:bCs/>
+        </w:rPr>
+        <w:t>Assertion (A):</w:t>
+      </w:r>
+      <w:r>
+        <w:rPr>
+          <w:rFonts w:ascii="Times New Roman" w:hAnsi="Times New Roman" w:cs="Times New Roman"/>
+        </w:rPr>
+        <w:t xml:space="preserve"> The Java compiler translates Java source code directly into machine code.</w:t>
+      </w:r>
+      <w:r>
+        <w:rPr>
+          <w:rFonts w:ascii="Times New Roman" w:hAnsi="Times New Roman" w:cs="Times New Roman"/>
+        </w:rPr>
+        <w:br/>
+      </w:r>
+      <w:r>
+        <w:rPr>
+          <w:rFonts w:ascii="Times New Roman" w:hAnsi="Times New Roman" w:cs="Times New Roman"/>
+          <w:b/>
+          <w:bCs/>
+        </w:rPr>
+        <w:t>Reason (R):</w:t>
+      </w:r>
+      <w:r>
+        <w:rPr>
+          <w:rFonts w:ascii="Times New Roman" w:hAnsi="Times New Roman" w:cs="Times New Roman"/>
+        </w:rPr>
+        <w:t xml:space="preserve"> The JVM executes bytecode, making Java platform-independent.</w:t>
+      </w:r>
+    </w:p>
+    <w:p>
+      <w:pPr>
+        <w:spacing w:after="0"/>
+        <w:ind w:left="450"/>
+        <w:rPr>
+          <w:rFonts w:ascii="Times New Roman" w:hAnsi="Times New Roman" w:cs="Times New Roman"/>
+          <w:color w:val="FF0000"/>
+        </w:rPr>
+      </w:pPr>
+      <w:r>
+        <w:rPr>
+          <w:rFonts w:ascii="Times New Roman" w:hAnsi="Times New Roman" w:cs="Times New Roman"/>
+          <w:b/>
+          <w:bCs/>
+          <w:color w:val="FF0000"/>
+        </w:rPr>
+        <w:t>Answer:</w:t>
+      </w:r>
+      <w:r>
+        <w:rPr>
+          <w:rFonts w:ascii="Times New Roman" w:hAnsi="Times New Roman" w:cs="Times New Roman"/>
+          <w:color w:val="FF0000"/>
+        </w:rPr>
+        <w:t xml:space="preserve"> d. A is false, but R is true </w:t>
+      </w:r>
+      <w:r>
+        <w:rPr>
+          <w:rFonts w:ascii="Segoe UI Symbol" w:hAnsi="Segoe UI Symbol" w:cs="Segoe UI Symbol"/>
+          <w:color w:val="FF0000"/>
+        </w:rPr>
+        <w:t>✅</w:t>
+      </w:r>
+    </w:p>
+    <w:p>
+      <w:pPr>
+        <w:spacing w:after="0"/>
+        <w:rPr>
+          <w:rFonts w:ascii="Times New Roman" w:hAnsi="Times New Roman" w:cs="Times New Roman"/>
+        </w:rPr>
+      </w:pPr>
+    </w:p>
+    <w:p>
+      <w:pPr>
         <w:spacing w:after="0" w:line="240" w:lineRule="auto"/>
         <w:jc w:val="center"/>
         <w:rPr>
@@ -14,13 +3319,97 @@
           <w:sz w:val="56"/>
         </w:rPr>
       </w:pPr>
-      <w:r>
+    </w:p>
+    <w:p>
+      <w:pPr>
+        <w:spacing w:after="0" w:line="240" w:lineRule="auto"/>
+        <w:jc w:val="center"/>
         <w:rPr>
           <w:rFonts w:ascii="Times New Roman" w:hAnsi="Times New Roman" w:cs="Times New Roman"/>
           <w:b/>
           <w:color w:val="FF0000"/>
           <w:sz w:val="56"/>
         </w:rPr>
+      </w:pPr>
+    </w:p>
+    <w:p>
+      <w:pPr>
+        <w:spacing w:after="0" w:line="240" w:lineRule="auto"/>
+        <w:jc w:val="center"/>
+        <w:rPr>
+          <w:rFonts w:ascii="Times New Roman" w:hAnsi="Times New Roman" w:cs="Times New Roman"/>
+          <w:b/>
+          <w:color w:val="FF0000"/>
+          <w:sz w:val="56"/>
+        </w:rPr>
+      </w:pPr>
+    </w:p>
+    <w:p>
+      <w:pPr>
+        <w:spacing w:after="0" w:line="240" w:lineRule="auto"/>
+        <w:jc w:val="center"/>
+        <w:rPr>
+          <w:rFonts w:ascii="Times New Roman" w:hAnsi="Times New Roman" w:cs="Times New Roman"/>
+          <w:b/>
+          <w:color w:val="FF0000"/>
+          <w:sz w:val="56"/>
+        </w:rPr>
+      </w:pPr>
+    </w:p>
+    <w:p>
+      <w:pPr>
+        <w:spacing w:after="0" w:line="240" w:lineRule="auto"/>
+        <w:jc w:val="center"/>
+        <w:rPr>
+          <w:rFonts w:ascii="Times New Roman" w:hAnsi="Times New Roman" w:cs="Times New Roman"/>
+          <w:b/>
+          <w:color w:val="FF0000"/>
+          <w:sz w:val="56"/>
+        </w:rPr>
+      </w:pPr>
+    </w:p>
+    <w:p>
+      <w:pPr>
+        <w:spacing w:after="0" w:line="240" w:lineRule="auto"/>
+        <w:jc w:val="center"/>
+        <w:rPr>
+          <w:rFonts w:ascii="Times New Roman" w:hAnsi="Times New Roman" w:cs="Times New Roman"/>
+          <w:b/>
+          <w:color w:val="FF0000"/>
+          <w:sz w:val="56"/>
+        </w:rPr>
+      </w:pPr>
+    </w:p>
+    <w:p>
+      <w:pPr>
+        <w:spacing w:after="0" w:line="240" w:lineRule="auto"/>
+        <w:jc w:val="center"/>
+        <w:rPr>
+          <w:rFonts w:ascii="Times New Roman" w:hAnsi="Times New Roman" w:cs="Times New Roman"/>
+          <w:b/>
+          <w:color w:val="FF0000"/>
+          <w:sz w:val="56"/>
+        </w:rPr>
+      </w:pPr>
+    </w:p>
+    <w:p>
+      <w:pPr>
+        <w:spacing w:after="0" w:line="240" w:lineRule="auto"/>
+        <w:jc w:val="center"/>
+        <w:rPr>
+          <w:rFonts w:ascii="Times New Roman" w:hAnsi="Times New Roman" w:cs="Times New Roman"/>
+          <w:b/>
+          <w:color w:val="FF0000"/>
+          <w:sz w:val="56"/>
+        </w:rPr>
+      </w:pPr>
+      <w:r>
+        <w:rPr>
+          <w:rFonts w:ascii="Times New Roman" w:hAnsi="Times New Roman" w:cs="Times New Roman"/>
+          <w:b/>
+          <w:color w:val="FF0000"/>
+          <w:sz w:val="56"/>
+        </w:rPr>
         <w:t xml:space="preserve">Class 9 </w:t>
       </w:r>
       <w:r>
@@ -41,9 +3430,19 @@
         </w:rPr>
         <w:t xml:space="preserve">hapter 2 </w:t>
       </w:r>
-    </w:p>
-    <w:p>
-      <w:pPr>
+      <w:r>
+        <w:rPr>
+          <w:rFonts w:ascii="Times New Roman" w:hAnsi="Times New Roman" w:cs="Times New Roman"/>
+          <w:b/>
+          <w:color w:val="FF0000"/>
+          <w:sz w:val="56"/>
+        </w:rPr>
+        <w:t>(2025-26)</w:t>
+      </w:r>
+    </w:p>
+    <w:p>
+      <w:pPr>
+        <w:spacing w:after="0"/>
         <w:jc w:val="center"/>
         <w:rPr>
           <w:rFonts w:ascii="Times New Roman" w:hAnsi="Times New Roman" w:cs="Times New Roman"/>
@@ -66,7 +3465,7 @@
     </w:p>
     <w:p>
       <w:pPr>
-        <w:spacing w:before="100" w:beforeAutospacing="1" w:after="100" w:afterAutospacing="1" w:line="240" w:lineRule="auto"/>
+        <w:spacing w:before="100" w:beforeAutospacing="1" w:after="0" w:line="240" w:lineRule="auto"/>
         <w:outlineLvl w:val="2"/>
         <w:rPr>
           <w:rFonts w:ascii="Times New Roman" w:eastAsia="Times New Roman" w:hAnsi="Times New Roman" w:cs="Times New Roman"/>
@@ -117,7 +3516,7 @@
           <w:ilvl w:val="0"/>
           <w:numId w:val="1"/>
         </w:numPr>
-        <w:spacing w:before="100" w:beforeAutospacing="1" w:after="100" w:afterAutospacing="1" w:line="240" w:lineRule="auto"/>
+        <w:spacing w:before="100" w:beforeAutospacing="1" w:after="0" w:line="240" w:lineRule="auto"/>
         <w:rPr>
           <w:rFonts w:ascii="Times New Roman" w:eastAsia="Times New Roman" w:hAnsi="Times New Roman" w:cs="Times New Roman"/>
           <w:sz w:val="24"/>
@@ -141,7 +3540,7 @@
           <w:ilvl w:val="1"/>
           <w:numId w:val="1"/>
         </w:numPr>
-        <w:spacing w:before="100" w:beforeAutospacing="1" w:after="100" w:afterAutospacing="1" w:line="240" w:lineRule="auto"/>
+        <w:spacing w:before="100" w:beforeAutospacing="1" w:after="0" w:line="240" w:lineRule="auto"/>
         <w:rPr>
           <w:rFonts w:ascii="Times New Roman" w:eastAsia="Times New Roman" w:hAnsi="Times New Roman" w:cs="Times New Roman"/>
           <w:color w:val="FF0000"/>
@@ -207,7 +3606,7 @@
           <w:ilvl w:val="0"/>
           <w:numId w:val="1"/>
         </w:numPr>
-        <w:spacing w:before="100" w:beforeAutospacing="1" w:after="100" w:afterAutospacing="1" w:line="240" w:lineRule="auto"/>
+        <w:spacing w:before="100" w:beforeAutospacing="1" w:after="0" w:line="240" w:lineRule="auto"/>
         <w:rPr>
           <w:rFonts w:ascii="Times New Roman" w:eastAsia="Times New Roman" w:hAnsi="Times New Roman" w:cs="Times New Roman"/>
           <w:sz w:val="24"/>
@@ -231,7 +3630,7 @@
           <w:ilvl w:val="1"/>
           <w:numId w:val="1"/>
         </w:numPr>
-        <w:spacing w:before="100" w:beforeAutospacing="1" w:after="100" w:afterAutospacing="1" w:line="240" w:lineRule="auto"/>
+        <w:spacing w:before="100" w:beforeAutospacing="1" w:after="0" w:line="240" w:lineRule="auto"/>
         <w:rPr>
           <w:rFonts w:ascii="Times New Roman" w:eastAsia="Times New Roman" w:hAnsi="Times New Roman" w:cs="Times New Roman"/>
           <w:color w:val="FF0000"/>
@@ -284,7 +3683,7 @@
           <w:ilvl w:val="0"/>
           <w:numId w:val="1"/>
         </w:numPr>
-        <w:spacing w:before="100" w:beforeAutospacing="1" w:after="100" w:afterAutospacing="1" w:line="240" w:lineRule="auto"/>
+        <w:spacing w:before="100" w:beforeAutospacing="1" w:after="0" w:line="240" w:lineRule="auto"/>
         <w:rPr>
           <w:rFonts w:ascii="Times New Roman" w:eastAsia="Times New Roman" w:hAnsi="Times New Roman" w:cs="Times New Roman"/>
           <w:sz w:val="24"/>
@@ -308,7 +3707,7 @@
           <w:ilvl w:val="1"/>
           <w:numId w:val="1"/>
         </w:numPr>
-        <w:spacing w:before="100" w:beforeAutospacing="1" w:after="100" w:afterAutospacing="1" w:line="240" w:lineRule="auto"/>
+        <w:spacing w:before="100" w:beforeAutospacing="1" w:after="0" w:line="240" w:lineRule="auto"/>
         <w:rPr>
           <w:rFonts w:ascii="Times New Roman" w:eastAsia="Times New Roman" w:hAnsi="Times New Roman" w:cs="Times New Roman"/>
           <w:color w:val="FF0000"/>
@@ -361,7 +3760,7 @@
           <w:ilvl w:val="0"/>
           <w:numId w:val="1"/>
         </w:numPr>
-        <w:spacing w:before="100" w:beforeAutospacing="1" w:after="100" w:afterAutospacing="1" w:line="240" w:lineRule="auto"/>
+        <w:spacing w:before="100" w:beforeAutospacing="1" w:after="0" w:line="240" w:lineRule="auto"/>
         <w:rPr>
           <w:rFonts w:ascii="Times New Roman" w:eastAsia="Times New Roman" w:hAnsi="Times New Roman" w:cs="Times New Roman"/>
           <w:sz w:val="24"/>
@@ -385,7 +3784,7 @@
           <w:ilvl w:val="1"/>
           <w:numId w:val="1"/>
         </w:numPr>
-        <w:spacing w:before="100" w:beforeAutospacing="1" w:after="100" w:afterAutospacing="1" w:line="240" w:lineRule="auto"/>
+        <w:spacing w:before="100" w:beforeAutospacing="1" w:after="0" w:line="240" w:lineRule="auto"/>
         <w:rPr>
           <w:rFonts w:ascii="Times New Roman" w:eastAsia="Times New Roman" w:hAnsi="Times New Roman" w:cs="Times New Roman"/>
           <w:color w:val="FF0000"/>
@@ -402,21 +3801,8 @@
           <w:sz w:val="28"/>
           <w:szCs w:val="24"/>
         </w:rPr>
-        <w:t xml:space="preserve">c. </w:t>
-      </w:r>
-      <w:proofErr w:type="spellStart"/>
-      <w:r>
-        <w:rPr>
-          <w:rFonts w:ascii="Times New Roman" w:eastAsia="Times New Roman" w:hAnsi="Times New Roman" w:cs="Times New Roman"/>
-          <w:b/>
-          <w:bCs/>
-          <w:color w:val="FF0000"/>
-          <w:sz w:val="28"/>
-          <w:szCs w:val="24"/>
-        </w:rPr>
-        <w:t>Bytecode</w:t>
-      </w:r>
-      <w:proofErr w:type="spellEnd"/>
+        <w:t>c. Bytecode</w:t>
+      </w:r>
       <w:r>
         <w:rPr>
           <w:rFonts w:ascii="Times New Roman" w:eastAsia="Times New Roman" w:hAnsi="Times New Roman" w:cs="Times New Roman"/>
@@ -451,7 +3837,7 @@
           <w:ilvl w:val="0"/>
           <w:numId w:val="1"/>
         </w:numPr>
-        <w:spacing w:before="100" w:beforeAutospacing="1" w:after="100" w:afterAutospacing="1" w:line="240" w:lineRule="auto"/>
+        <w:spacing w:before="100" w:beforeAutospacing="1" w:after="0" w:line="240" w:lineRule="auto"/>
         <w:rPr>
           <w:rFonts w:ascii="Times New Roman" w:eastAsia="Times New Roman" w:hAnsi="Times New Roman" w:cs="Times New Roman"/>
           <w:sz w:val="24"/>
@@ -475,7 +3861,7 @@
           <w:ilvl w:val="1"/>
           <w:numId w:val="1"/>
         </w:numPr>
-        <w:spacing w:before="100" w:beforeAutospacing="1" w:after="100" w:afterAutospacing="1" w:line="240" w:lineRule="auto"/>
+        <w:spacing w:before="100" w:beforeAutospacing="1" w:after="0" w:line="240" w:lineRule="auto"/>
         <w:rPr>
           <w:rFonts w:ascii="Times New Roman" w:eastAsia="Times New Roman" w:hAnsi="Times New Roman" w:cs="Times New Roman"/>
           <w:color w:val="FF0000"/>
@@ -546,7 +3932,7 @@
     </w:p>
     <w:p>
       <w:pPr>
-        <w:spacing w:before="100" w:beforeAutospacing="1" w:after="100" w:afterAutospacing="1" w:line="240" w:lineRule="auto"/>
+        <w:spacing w:before="100" w:beforeAutospacing="1" w:after="0" w:line="240" w:lineRule="auto"/>
         <w:outlineLvl w:val="2"/>
         <w:rPr>
           <w:rFonts w:ascii="Times New Roman" w:eastAsia="Times New Roman" w:hAnsi="Times New Roman" w:cs="Times New Roman"/>
@@ -575,42 +3961,22 @@
           <w:ilvl w:val="0"/>
           <w:numId w:val="2"/>
         </w:numPr>
-        <w:spacing w:before="100" w:beforeAutospacing="1" w:after="100" w:afterAutospacing="1" w:line="240" w:lineRule="auto"/>
-        <w:rPr>
-          <w:rFonts w:ascii="Times New Roman" w:eastAsia="Times New Roman" w:hAnsi="Times New Roman" w:cs="Times New Roman"/>
-          <w:color w:val="FF0000"/>
-          <w:sz w:val="24"/>
-          <w:szCs w:val="24"/>
-        </w:rPr>
-      </w:pPr>
-      <w:r>
-        <w:rPr>
-          <w:rFonts w:ascii="Times New Roman" w:eastAsia="Times New Roman" w:hAnsi="Times New Roman" w:cs="Times New Roman"/>
-          <w:bCs/>
-          <w:sz w:val="24"/>
-          <w:szCs w:val="24"/>
-        </w:rPr>
-        <w:t xml:space="preserve">The extension of Java </w:t>
-      </w:r>
-      <w:proofErr w:type="spellStart"/>
-      <w:r>
-        <w:rPr>
-          <w:rFonts w:ascii="Times New Roman" w:eastAsia="Times New Roman" w:hAnsi="Times New Roman" w:cs="Times New Roman"/>
-          <w:bCs/>
-          <w:sz w:val="24"/>
-          <w:szCs w:val="24"/>
-        </w:rPr>
-        <w:t>bytecode</w:t>
-      </w:r>
-      <w:proofErr w:type="spellEnd"/>
-      <w:r>
-        <w:rPr>
-          <w:rFonts w:ascii="Times New Roman" w:eastAsia="Times New Roman" w:hAnsi="Times New Roman" w:cs="Times New Roman"/>
-          <w:bCs/>
-          <w:sz w:val="24"/>
-          <w:szCs w:val="24"/>
-        </w:rPr>
-        <w:t xml:space="preserve"> is</w:t>
+        <w:spacing w:before="100" w:beforeAutospacing="1" w:after="0" w:line="240" w:lineRule="auto"/>
+        <w:rPr>
+          <w:rFonts w:ascii="Times New Roman" w:eastAsia="Times New Roman" w:hAnsi="Times New Roman" w:cs="Times New Roman"/>
+          <w:color w:val="FF0000"/>
+          <w:sz w:val="24"/>
+          <w:szCs w:val="24"/>
+        </w:rPr>
+      </w:pPr>
+      <w:r>
+        <w:rPr>
+          <w:rFonts w:ascii="Times New Roman" w:eastAsia="Times New Roman" w:hAnsi="Times New Roman" w:cs="Times New Roman"/>
+          <w:bCs/>
+          <w:sz w:val="24"/>
+          <w:szCs w:val="24"/>
+        </w:rPr>
+        <w:t>The extension of Java bytecode is</w:t>
       </w:r>
       <w:r>
         <w:rPr>
@@ -647,7 +4013,7 @@
           <w:ilvl w:val="0"/>
           <w:numId w:val="2"/>
         </w:numPr>
-        <w:spacing w:before="100" w:beforeAutospacing="1" w:after="100" w:afterAutospacing="1" w:line="240" w:lineRule="auto"/>
+        <w:spacing w:before="100" w:beforeAutospacing="1" w:after="0" w:line="240" w:lineRule="auto"/>
         <w:rPr>
           <w:rFonts w:ascii="Times New Roman" w:eastAsia="Times New Roman" w:hAnsi="Times New Roman" w:cs="Times New Roman"/>
           <w:color w:val="FF0000"/>
@@ -726,7 +4092,7 @@
           <w:ilvl w:val="0"/>
           <w:numId w:val="2"/>
         </w:numPr>
-        <w:spacing w:before="100" w:beforeAutospacing="1" w:after="100" w:afterAutospacing="1" w:line="240" w:lineRule="auto"/>
+        <w:spacing w:before="100" w:beforeAutospacing="1" w:after="0" w:line="240" w:lineRule="auto"/>
         <w:rPr>
           <w:rFonts w:ascii="Times New Roman" w:eastAsia="Times New Roman" w:hAnsi="Times New Roman" w:cs="Times New Roman"/>
           <w:sz w:val="24"/>
@@ -761,7 +4127,7 @@
           <w:ilvl w:val="0"/>
           <w:numId w:val="2"/>
         </w:numPr>
-        <w:spacing w:before="100" w:beforeAutospacing="1" w:after="100" w:afterAutospacing="1" w:line="240" w:lineRule="auto"/>
+        <w:spacing w:before="100" w:beforeAutospacing="1" w:after="0" w:line="240" w:lineRule="auto"/>
         <w:rPr>
           <w:rFonts w:ascii="Times New Roman" w:eastAsia="Times New Roman" w:hAnsi="Times New Roman" w:cs="Times New Roman"/>
           <w:sz w:val="24"/>
@@ -822,7 +4188,7 @@
           <w:ilvl w:val="0"/>
           <w:numId w:val="2"/>
         </w:numPr>
-        <w:spacing w:before="100" w:beforeAutospacing="1" w:after="100" w:afterAutospacing="1" w:line="240" w:lineRule="auto"/>
+        <w:spacing w:before="100" w:beforeAutospacing="1" w:after="0" w:line="240" w:lineRule="auto"/>
         <w:rPr>
           <w:rFonts w:ascii="Times New Roman" w:eastAsia="Times New Roman" w:hAnsi="Times New Roman" w:cs="Times New Roman"/>
           <w:sz w:val="24"/>
@@ -924,7 +4290,7 @@
     </w:p>
     <w:p>
       <w:pPr>
-        <w:spacing w:before="100" w:beforeAutospacing="1" w:after="100" w:afterAutospacing="1" w:line="240" w:lineRule="auto"/>
+        <w:spacing w:before="100" w:beforeAutospacing="1" w:after="0" w:line="240" w:lineRule="auto"/>
         <w:outlineLvl w:val="2"/>
         <w:rPr>
           <w:rFonts w:ascii="Times New Roman" w:eastAsia="Times New Roman" w:hAnsi="Times New Roman" w:cs="Times New Roman"/>
@@ -953,7 +4319,7 @@
           <w:ilvl w:val="0"/>
           <w:numId w:val="3"/>
         </w:numPr>
-        <w:spacing w:before="100" w:beforeAutospacing="1" w:after="100" w:afterAutospacing="1" w:line="240" w:lineRule="auto"/>
+        <w:spacing w:before="100" w:beforeAutospacing="1" w:after="0" w:line="240" w:lineRule="auto"/>
         <w:rPr>
           <w:rFonts w:ascii="Times New Roman" w:eastAsia="Times New Roman" w:hAnsi="Times New Roman" w:cs="Times New Roman"/>
           <w:sz w:val="24"/>
@@ -999,7 +4365,7 @@
           <w:ilvl w:val="1"/>
           <w:numId w:val="3"/>
         </w:numPr>
-        <w:spacing w:before="100" w:beforeAutospacing="1" w:after="100" w:afterAutospacing="1" w:line="240" w:lineRule="auto"/>
+        <w:spacing w:before="100" w:beforeAutospacing="1" w:after="0" w:line="240" w:lineRule="auto"/>
         <w:rPr>
           <w:rFonts w:ascii="Times New Roman" w:eastAsia="Times New Roman" w:hAnsi="Times New Roman" w:cs="Times New Roman"/>
           <w:sz w:val="24"/>
@@ -1033,34 +4399,22 @@
           <w:ilvl w:val="0"/>
           <w:numId w:val="3"/>
         </w:numPr>
-        <w:spacing w:before="100" w:beforeAutospacing="1" w:after="100" w:afterAutospacing="1" w:line="240" w:lineRule="auto"/>
-        <w:rPr>
-          <w:rFonts w:ascii="Times New Roman" w:eastAsia="Times New Roman" w:hAnsi="Times New Roman" w:cs="Times New Roman"/>
-          <w:sz w:val="24"/>
-          <w:szCs w:val="24"/>
-        </w:rPr>
-      </w:pPr>
-      <w:r>
-        <w:rPr>
-          <w:rFonts w:ascii="Times New Roman" w:eastAsia="Times New Roman" w:hAnsi="Times New Roman" w:cs="Times New Roman"/>
-          <w:b/>
-          <w:bCs/>
-          <w:sz w:val="24"/>
-          <w:szCs w:val="24"/>
-        </w:rPr>
-        <w:t>Write one difference between Java Ap</w:t>
-      </w:r>
-      <w:bookmarkStart w:id="0" w:name="_GoBack"/>
-      <w:bookmarkEnd w:id="0"/>
-      <w:r>
-        <w:rPr>
-          <w:rFonts w:ascii="Times New Roman" w:eastAsia="Times New Roman" w:hAnsi="Times New Roman" w:cs="Times New Roman"/>
-          <w:b/>
-          <w:bCs/>
-          <w:sz w:val="24"/>
-          <w:szCs w:val="24"/>
-        </w:rPr>
-        <w:t>plication and Java Applet.</w:t>
+        <w:spacing w:before="100" w:beforeAutospacing="1" w:after="0" w:line="240" w:lineRule="auto"/>
+        <w:rPr>
+          <w:rFonts w:ascii="Times New Roman" w:eastAsia="Times New Roman" w:hAnsi="Times New Roman" w:cs="Times New Roman"/>
+          <w:sz w:val="24"/>
+          <w:szCs w:val="24"/>
+        </w:rPr>
+      </w:pPr>
+      <w:r>
+        <w:rPr>
+          <w:rFonts w:ascii="Times New Roman" w:eastAsia="Times New Roman" w:hAnsi="Times New Roman" w:cs="Times New Roman"/>
+          <w:b/>
+          <w:bCs/>
+          <w:sz w:val="24"/>
+          <w:szCs w:val="24"/>
+        </w:rPr>
+        <w:t>Write one difference between Java Application and Java Applet.</w:t>
       </w:r>
     </w:p>
     <w:tbl>
@@ -1290,6 +4644,7 @@
                 <w:sz w:val="24"/>
                 <w:szCs w:val="24"/>
               </w:rPr>
+              <w:lastRenderedPageBreak/>
               <w:t>Main Method</w:t>
             </w:r>
           </w:p>
@@ -1384,7 +4739,7 @@
           <w:ilvl w:val="0"/>
           <w:numId w:val="3"/>
         </w:numPr>
-        <w:spacing w:before="100" w:beforeAutospacing="1" w:after="100" w:afterAutospacing="1" w:line="240" w:lineRule="auto"/>
+        <w:spacing w:before="100" w:beforeAutospacing="1" w:after="0" w:line="240" w:lineRule="auto"/>
         <w:rPr>
           <w:rFonts w:ascii="Times New Roman" w:eastAsia="Times New Roman" w:hAnsi="Times New Roman" w:cs="Times New Roman"/>
           <w:sz w:val="24"/>
@@ -1430,20 +4785,19 @@
           <w:ilvl w:val="1"/>
           <w:numId w:val="3"/>
         </w:numPr>
-        <w:spacing w:before="100" w:beforeAutospacing="1" w:after="100" w:afterAutospacing="1" w:line="240" w:lineRule="auto"/>
-        <w:rPr>
-          <w:rFonts w:ascii="Times New Roman" w:eastAsia="Times New Roman" w:hAnsi="Times New Roman" w:cs="Times New Roman"/>
-          <w:sz w:val="24"/>
-          <w:szCs w:val="24"/>
-        </w:rPr>
-      </w:pPr>
-      <w:r>
-        <w:rPr>
-          <w:rFonts w:ascii="Times New Roman" w:eastAsia="Times New Roman" w:hAnsi="Times New Roman" w:cs="Times New Roman"/>
-          <w:sz w:val="24"/>
-          <w:szCs w:val="24"/>
-        </w:rPr>
-        <w:lastRenderedPageBreak/>
+        <w:spacing w:before="100" w:beforeAutospacing="1" w:after="0" w:line="240" w:lineRule="auto"/>
+        <w:rPr>
+          <w:rFonts w:ascii="Times New Roman" w:eastAsia="Times New Roman" w:hAnsi="Times New Roman" w:cs="Times New Roman"/>
+          <w:sz w:val="24"/>
+          <w:szCs w:val="24"/>
+        </w:rPr>
+      </w:pPr>
+      <w:r>
+        <w:rPr>
+          <w:rFonts w:ascii="Times New Roman" w:eastAsia="Times New Roman" w:hAnsi="Times New Roman" w:cs="Times New Roman"/>
+          <w:sz w:val="24"/>
+          <w:szCs w:val="24"/>
+        </w:rPr>
         <w:t xml:space="preserve">Open </w:t>
       </w:r>
       <w:proofErr w:type="spellStart"/>
@@ -1527,7 +4881,7 @@
           <w:ilvl w:val="0"/>
           <w:numId w:val="3"/>
         </w:numPr>
-        <w:spacing w:before="100" w:beforeAutospacing="1" w:after="100" w:afterAutospacing="1" w:line="240" w:lineRule="auto"/>
+        <w:spacing w:before="100" w:beforeAutospacing="1" w:after="0" w:line="240" w:lineRule="auto"/>
         <w:rPr>
           <w:rFonts w:ascii="Times New Roman" w:eastAsia="Times New Roman" w:hAnsi="Times New Roman" w:cs="Times New Roman"/>
           <w:sz w:val="24"/>
@@ -1551,7 +4905,7 @@
           <w:ilvl w:val="1"/>
           <w:numId w:val="3"/>
         </w:numPr>
-        <w:spacing w:before="100" w:beforeAutospacing="1" w:after="100" w:afterAutospacing="1" w:line="240" w:lineRule="auto"/>
+        <w:spacing w:before="100" w:beforeAutospacing="1" w:after="0" w:line="240" w:lineRule="auto"/>
         <w:rPr>
           <w:rFonts w:ascii="Times New Roman" w:eastAsia="Times New Roman" w:hAnsi="Times New Roman" w:cs="Times New Roman"/>
           <w:sz w:val="24"/>
@@ -1583,7 +4937,7 @@
           <w:ilvl w:val="1"/>
           <w:numId w:val="3"/>
         </w:numPr>
-        <w:spacing w:before="100" w:beforeAutospacing="1" w:after="100" w:afterAutospacing="1" w:line="240" w:lineRule="auto"/>
+        <w:spacing w:before="100" w:beforeAutospacing="1" w:after="0" w:line="240" w:lineRule="auto"/>
         <w:rPr>
           <w:rFonts w:ascii="Times New Roman" w:eastAsia="Times New Roman" w:hAnsi="Times New Roman" w:cs="Times New Roman"/>
           <w:sz w:val="24"/>
@@ -1615,7 +4969,7 @@
           <w:ilvl w:val="0"/>
           <w:numId w:val="3"/>
         </w:numPr>
-        <w:spacing w:before="100" w:beforeAutospacing="1" w:after="100" w:afterAutospacing="1" w:line="240" w:lineRule="auto"/>
+        <w:spacing w:before="100" w:beforeAutospacing="1" w:after="0" w:line="240" w:lineRule="auto"/>
         <w:rPr>
           <w:rFonts w:ascii="Times New Roman" w:eastAsia="Times New Roman" w:hAnsi="Times New Roman" w:cs="Times New Roman"/>
           <w:sz w:val="24"/>
@@ -1639,7 +4993,7 @@
           <w:ilvl w:val="1"/>
           <w:numId w:val="3"/>
         </w:numPr>
-        <w:spacing w:before="100" w:beforeAutospacing="1" w:after="100" w:afterAutospacing="1" w:line="240" w:lineRule="auto"/>
+        <w:spacing w:before="100" w:beforeAutospacing="1" w:after="0" w:line="240" w:lineRule="auto"/>
         <w:rPr>
           <w:rFonts w:ascii="Times New Roman" w:eastAsia="Times New Roman" w:hAnsi="Times New Roman" w:cs="Times New Roman"/>
           <w:sz w:val="24"/>
@@ -1671,7 +5025,7 @@
           <w:ilvl w:val="1"/>
           <w:numId w:val="3"/>
         </w:numPr>
-        <w:spacing w:before="100" w:beforeAutospacing="1" w:after="100" w:afterAutospacing="1" w:line="240" w:lineRule="auto"/>
+        <w:spacing w:before="100" w:beforeAutospacing="1" w:after="0" w:line="240" w:lineRule="auto"/>
         <w:rPr>
           <w:rFonts w:ascii="Times New Roman" w:eastAsia="Times New Roman" w:hAnsi="Times New Roman" w:cs="Times New Roman"/>
           <w:sz w:val="24"/>
@@ -1707,6 +5061,7 @@
     </w:p>
     <w:p>
       <w:pPr>
+        <w:spacing w:after="0"/>
         <w:rPr>
           <w:rFonts w:ascii="Times New Roman" w:hAnsi="Times New Roman" w:cs="Times New Roman"/>
           <w:b/>
@@ -1733,8 +5088,8 @@
 </file>
 
 <file path=word/numbering.xml><?xml version="1.0" encoding="utf-8"?>
-<w:numbering xmlns:wpc="http://schemas.microsoft.com/office/word/2010/wordprocessingCanvas" xmlns:mc="http://schemas.openxmlformats.org/markup-compatibility/2006" xmlns:o="urn:schemas-microsoft-com:office:office" xmlns:r="http://schemas.openxmlformats.org/officeDocument/2006/relationships" xmlns:m="http://schemas.openxmlformats.org/officeDocument/2006/math" xmlns:v="urn:schemas-microsoft-com:vml" xmlns:wp14="http://schemas.microsoft.com/office/word/2010/wordprocessingDrawing" xmlns:wp="http://schemas.openxmlformats.org/drawingml/2006/wordprocessingDrawing" xmlns:w10="urn:schemas-microsoft-com:office:word" xmlns:w="http://schemas.openxmlformats.org/wordprocessingml/2006/main" xmlns:w14="http://schemas.microsoft.com/office/word/2010/wordml" xmlns:wpg="http://schemas.microsoft.com/office/word/2010/wordprocessingGroup" xmlns:wpi="http://schemas.microsoft.com/office/word/2010/wordprocessingInk" xmlns:wne="http://schemas.microsoft.com/office/word/2006/wordml" xmlns:wps="http://schemas.microsoft.com/office/word/2010/wordprocessingShape" mc:Ignorable="w14 wp14">
-  <w:abstractNum w:abstractNumId="0">
+<w:numbering xmlns:wpc="http://schemas.microsoft.com/office/word/2010/wordprocessingCanvas" xmlns:mc="http://schemas.openxmlformats.org/markup-compatibility/2006" xmlns:o="urn:schemas-microsoft-com:office:office" xmlns:r="http://schemas.openxmlformats.org/officeDocument/2006/relationships" xmlns:m="http://schemas.openxmlformats.org/officeDocument/2006/math" xmlns:v="urn:schemas-microsoft-com:vml" xmlns:wp14="http://schemas.microsoft.com/office/word/2010/wordprocessingDrawing" xmlns:wp="http://schemas.openxmlformats.org/drawingml/2006/wordprocessingDrawing" xmlns:w10="urn:schemas-microsoft-com:office:word" xmlns:w="http://schemas.openxmlformats.org/wordprocessingml/2006/main" xmlns:w14="http://schemas.microsoft.com/office/word/2010/wordml" xmlns:w15="http://schemas.microsoft.com/office/word/2012/wordml" xmlns:wpg="http://schemas.microsoft.com/office/word/2010/wordprocessingGroup" xmlns:wpi="http://schemas.microsoft.com/office/word/2010/wordprocessingInk" xmlns:wne="http://schemas.microsoft.com/office/word/2006/wordml" xmlns:wps="http://schemas.microsoft.com/office/word/2010/wordprocessingShape" mc:Ignorable="w14 w15 wp14">
+  <w:abstractNum w:abstractNumId="0" w15:restartNumberingAfterBreak="0">
     <w:nsid w:val="12805E22"/>
     <w:multiLevelType w:val="multilevel"/>
     <w:tmpl w:val="15AA70E6"/>
@@ -1851,7 +5206,305 @@
       </w:pPr>
     </w:lvl>
   </w:abstractNum>
-  <w:abstractNum w:abstractNumId="1">
+  <w:abstractNum w:abstractNumId="1" w15:restartNumberingAfterBreak="0">
+    <w:nsid w:val="21EC1F66"/>
+    <w:multiLevelType w:val="multilevel"/>
+    <w:tmpl w:val="9BF45F74"/>
+    <w:lvl w:ilvl="0">
+      <w:start w:val="1"/>
+      <w:numFmt w:val="bullet"/>
+      <w:lvlText w:val=""/>
+      <w:lvlJc w:val="left"/>
+      <w:pPr>
+        <w:tabs>
+          <w:tab w:val="num" w:pos="720"/>
+        </w:tabs>
+        <w:ind w:left="720" w:hanging="360"/>
+      </w:pPr>
+      <w:rPr>
+        <w:rFonts w:ascii="Symbol" w:hAnsi="Symbol" w:hint="default"/>
+        <w:sz w:val="20"/>
+      </w:rPr>
+    </w:lvl>
+    <w:lvl w:ilvl="1" w:tentative="1">
+      <w:start w:val="1"/>
+      <w:numFmt w:val="bullet"/>
+      <w:lvlText w:val="o"/>
+      <w:lvlJc w:val="left"/>
+      <w:pPr>
+        <w:tabs>
+          <w:tab w:val="num" w:pos="1440"/>
+        </w:tabs>
+        <w:ind w:left="1440" w:hanging="360"/>
+      </w:pPr>
+      <w:rPr>
+        <w:rFonts w:ascii="Courier New" w:hAnsi="Courier New" w:hint="default"/>
+        <w:sz w:val="20"/>
+      </w:rPr>
+    </w:lvl>
+    <w:lvl w:ilvl="2" w:tentative="1">
+      <w:start w:val="1"/>
+      <w:numFmt w:val="bullet"/>
+      <w:lvlText w:val=""/>
+      <w:lvlJc w:val="left"/>
+      <w:pPr>
+        <w:tabs>
+          <w:tab w:val="num" w:pos="2160"/>
+        </w:tabs>
+        <w:ind w:left="2160" w:hanging="360"/>
+      </w:pPr>
+      <w:rPr>
+        <w:rFonts w:ascii="Wingdings" w:hAnsi="Wingdings" w:hint="default"/>
+        <w:sz w:val="20"/>
+      </w:rPr>
+    </w:lvl>
+    <w:lvl w:ilvl="3" w:tentative="1">
+      <w:start w:val="1"/>
+      <w:numFmt w:val="bullet"/>
+      <w:lvlText w:val=""/>
+      <w:lvlJc w:val="left"/>
+      <w:pPr>
+        <w:tabs>
+          <w:tab w:val="num" w:pos="2880"/>
+        </w:tabs>
+        <w:ind w:left="2880" w:hanging="360"/>
+      </w:pPr>
+      <w:rPr>
+        <w:rFonts w:ascii="Wingdings" w:hAnsi="Wingdings" w:hint="default"/>
+        <w:sz w:val="20"/>
+      </w:rPr>
+    </w:lvl>
+    <w:lvl w:ilvl="4" w:tentative="1">
+      <w:start w:val="1"/>
+      <w:numFmt w:val="bullet"/>
+      <w:lvlText w:val=""/>
+      <w:lvlJc w:val="left"/>
+      <w:pPr>
+        <w:tabs>
+          <w:tab w:val="num" w:pos="3600"/>
+        </w:tabs>
+        <w:ind w:left="3600" w:hanging="360"/>
+      </w:pPr>
+      <w:rPr>
+        <w:rFonts w:ascii="Wingdings" w:hAnsi="Wingdings" w:hint="default"/>
+        <w:sz w:val="20"/>
+      </w:rPr>
+    </w:lvl>
+    <w:lvl w:ilvl="5" w:tentative="1">
+      <w:start w:val="1"/>
+      <w:numFmt w:val="bullet"/>
+      <w:lvlText w:val=""/>
+      <w:lvlJc w:val="left"/>
+      <w:pPr>
+        <w:tabs>
+          <w:tab w:val="num" w:pos="4320"/>
+        </w:tabs>
+        <w:ind w:left="4320" w:hanging="360"/>
+      </w:pPr>
+      <w:rPr>
+        <w:rFonts w:ascii="Wingdings" w:hAnsi="Wingdings" w:hint="default"/>
+        <w:sz w:val="20"/>
+      </w:rPr>
+    </w:lvl>
+    <w:lvl w:ilvl="6" w:tentative="1">
+      <w:start w:val="1"/>
+      <w:numFmt w:val="bullet"/>
+      <w:lvlText w:val=""/>
+      <w:lvlJc w:val="left"/>
+      <w:pPr>
+        <w:tabs>
+          <w:tab w:val="num" w:pos="5040"/>
+        </w:tabs>
+        <w:ind w:left="5040" w:hanging="360"/>
+      </w:pPr>
+      <w:rPr>
+        <w:rFonts w:ascii="Wingdings" w:hAnsi="Wingdings" w:hint="default"/>
+        <w:sz w:val="20"/>
+      </w:rPr>
+    </w:lvl>
+    <w:lvl w:ilvl="7" w:tentative="1">
+      <w:start w:val="1"/>
+      <w:numFmt w:val="bullet"/>
+      <w:lvlText w:val=""/>
+      <w:lvlJc w:val="left"/>
+      <w:pPr>
+        <w:tabs>
+          <w:tab w:val="num" w:pos="5760"/>
+        </w:tabs>
+        <w:ind w:left="5760" w:hanging="360"/>
+      </w:pPr>
+      <w:rPr>
+        <w:rFonts w:ascii="Wingdings" w:hAnsi="Wingdings" w:hint="default"/>
+        <w:sz w:val="20"/>
+      </w:rPr>
+    </w:lvl>
+    <w:lvl w:ilvl="8" w:tentative="1">
+      <w:start w:val="1"/>
+      <w:numFmt w:val="bullet"/>
+      <w:lvlText w:val=""/>
+      <w:lvlJc w:val="left"/>
+      <w:pPr>
+        <w:tabs>
+          <w:tab w:val="num" w:pos="6480"/>
+        </w:tabs>
+        <w:ind w:left="6480" w:hanging="360"/>
+      </w:pPr>
+      <w:rPr>
+        <w:rFonts w:ascii="Wingdings" w:hAnsi="Wingdings" w:hint="default"/>
+        <w:sz w:val="20"/>
+      </w:rPr>
+    </w:lvl>
+  </w:abstractNum>
+  <w:abstractNum w:abstractNumId="2" w15:restartNumberingAfterBreak="0">
+    <w:nsid w:val="28A86CF6"/>
+    <w:multiLevelType w:val="multilevel"/>
+    <w:tmpl w:val="EF08C6E8"/>
+    <w:lvl w:ilvl="0">
+      <w:start w:val="1"/>
+      <w:numFmt w:val="bullet"/>
+      <w:lvlText w:val=""/>
+      <w:lvlJc w:val="left"/>
+      <w:pPr>
+        <w:tabs>
+          <w:tab w:val="num" w:pos="720"/>
+        </w:tabs>
+        <w:ind w:left="720" w:hanging="360"/>
+      </w:pPr>
+      <w:rPr>
+        <w:rFonts w:ascii="Symbol" w:hAnsi="Symbol" w:hint="default"/>
+        <w:sz w:val="20"/>
+      </w:rPr>
+    </w:lvl>
+    <w:lvl w:ilvl="1" w:tentative="1">
+      <w:start w:val="1"/>
+      <w:numFmt w:val="bullet"/>
+      <w:lvlText w:val="o"/>
+      <w:lvlJc w:val="left"/>
+      <w:pPr>
+        <w:tabs>
+          <w:tab w:val="num" w:pos="1440"/>
+        </w:tabs>
+        <w:ind w:left="1440" w:hanging="360"/>
+      </w:pPr>
+      <w:rPr>
+        <w:rFonts w:ascii="Courier New" w:hAnsi="Courier New" w:hint="default"/>
+        <w:sz w:val="20"/>
+      </w:rPr>
+    </w:lvl>
+    <w:lvl w:ilvl="2" w:tentative="1">
+      <w:start w:val="1"/>
+      <w:numFmt w:val="bullet"/>
+      <w:lvlText w:val=""/>
+      <w:lvlJc w:val="left"/>
+      <w:pPr>
+        <w:tabs>
+          <w:tab w:val="num" w:pos="2160"/>
+        </w:tabs>
+        <w:ind w:left="2160" w:hanging="360"/>
+      </w:pPr>
+      <w:rPr>
+        <w:rFonts w:ascii="Wingdings" w:hAnsi="Wingdings" w:hint="default"/>
+        <w:sz w:val="20"/>
+      </w:rPr>
+    </w:lvl>
+    <w:lvl w:ilvl="3" w:tentative="1">
+      <w:start w:val="1"/>
+      <w:numFmt w:val="bullet"/>
+      <w:lvlText w:val=""/>
+      <w:lvlJc w:val="left"/>
+      <w:pPr>
+        <w:tabs>
+          <w:tab w:val="num" w:pos="2880"/>
+        </w:tabs>
+        <w:ind w:left="2880" w:hanging="360"/>
+      </w:pPr>
+      <w:rPr>
+        <w:rFonts w:ascii="Wingdings" w:hAnsi="Wingdings" w:hint="default"/>
+        <w:sz w:val="20"/>
+      </w:rPr>
+    </w:lvl>
+    <w:lvl w:ilvl="4" w:tentative="1">
+      <w:start w:val="1"/>
+      <w:numFmt w:val="bullet"/>
+      <w:lvlText w:val=""/>
+      <w:lvlJc w:val="left"/>
+      <w:pPr>
+        <w:tabs>
+          <w:tab w:val="num" w:pos="3600"/>
+        </w:tabs>
+        <w:ind w:left="3600" w:hanging="360"/>
+      </w:pPr>
+      <w:rPr>
+        <w:rFonts w:ascii="Wingdings" w:hAnsi="Wingdings" w:hint="default"/>
+        <w:sz w:val="20"/>
+      </w:rPr>
+    </w:lvl>
+    <w:lvl w:ilvl="5" w:tentative="1">
+      <w:start w:val="1"/>
+      <w:numFmt w:val="bullet"/>
+      <w:lvlText w:val=""/>
+      <w:lvlJc w:val="left"/>
+      <w:pPr>
+        <w:tabs>
+          <w:tab w:val="num" w:pos="4320"/>
+        </w:tabs>
+        <w:ind w:left="4320" w:hanging="360"/>
+      </w:pPr>
+      <w:rPr>
+        <w:rFonts w:ascii="Wingdings" w:hAnsi="Wingdings" w:hint="default"/>
+        <w:sz w:val="20"/>
+      </w:rPr>
+    </w:lvl>
+    <w:lvl w:ilvl="6" w:tentative="1">
+      <w:start w:val="1"/>
+      <w:numFmt w:val="bullet"/>
+      <w:lvlText w:val=""/>
+      <w:lvlJc w:val="left"/>
+      <w:pPr>
+        <w:tabs>
+          <w:tab w:val="num" w:pos="5040"/>
+        </w:tabs>
+        <w:ind w:left="5040" w:hanging="360"/>
+      </w:pPr>
+      <w:rPr>
+        <w:rFonts w:ascii="Wingdings" w:hAnsi="Wingdings" w:hint="default"/>
+        <w:sz w:val="20"/>
+      </w:rPr>
+    </w:lvl>
+    <w:lvl w:ilvl="7" w:tentative="1">
+      <w:start w:val="1"/>
+      <w:numFmt w:val="bullet"/>
+      <w:lvlText w:val=""/>
+      <w:lvlJc w:val="left"/>
+      <w:pPr>
+        <w:tabs>
+          <w:tab w:val="num" w:pos="5760"/>
+        </w:tabs>
+        <w:ind w:left="5760" w:hanging="360"/>
+      </w:pPr>
+      <w:rPr>
+        <w:rFonts w:ascii="Wingdings" w:hAnsi="Wingdings" w:hint="default"/>
+        <w:sz w:val="20"/>
+      </w:rPr>
+    </w:lvl>
+    <w:lvl w:ilvl="8" w:tentative="1">
+      <w:start w:val="1"/>
+      <w:numFmt w:val="bullet"/>
+      <w:lvlText w:val=""/>
+      <w:lvlJc w:val="left"/>
+      <w:pPr>
+        <w:tabs>
+          <w:tab w:val="num" w:pos="6480"/>
+        </w:tabs>
+        <w:ind w:left="6480" w:hanging="360"/>
+      </w:pPr>
+      <w:rPr>
+        <w:rFonts w:ascii="Wingdings" w:hAnsi="Wingdings" w:hint="default"/>
+        <w:sz w:val="20"/>
+      </w:rPr>
+    </w:lvl>
+  </w:abstractNum>
+  <w:abstractNum w:abstractNumId="3" w15:restartNumberingAfterBreak="0">
     <w:nsid w:val="42DD5608"/>
     <w:multiLevelType w:val="multilevel"/>
     <w:tmpl w:val="8E943F24"/>
@@ -1964,7 +5617,7 @@
       </w:pPr>
     </w:lvl>
   </w:abstractNum>
-  <w:abstractNum w:abstractNumId="2">
+  <w:abstractNum w:abstractNumId="4" w15:restartNumberingAfterBreak="0">
     <w:nsid w:val="5D430F2F"/>
     <w:multiLevelType w:val="multilevel"/>
     <w:tmpl w:val="3FA612C8"/>
@@ -2081,20 +5734,142 @@
       </w:pPr>
     </w:lvl>
   </w:abstractNum>
+  <w:abstractNum w:abstractNumId="5" w15:restartNumberingAfterBreak="0">
+    <w:nsid w:val="6C5E2A2C"/>
+    <w:multiLevelType w:val="multilevel"/>
+    <w:tmpl w:val="06288C7E"/>
+    <w:lvl w:ilvl="0">
+      <w:start w:val="1"/>
+      <w:numFmt w:val="decimal"/>
+      <w:lvlText w:val="%1."/>
+      <w:lvlJc w:val="left"/>
+      <w:pPr>
+        <w:tabs>
+          <w:tab w:val="num" w:pos="720"/>
+        </w:tabs>
+        <w:ind w:left="720" w:hanging="360"/>
+      </w:pPr>
+    </w:lvl>
+    <w:lvl w:ilvl="1" w:tentative="1">
+      <w:start w:val="1"/>
+      <w:numFmt w:val="decimal"/>
+      <w:lvlText w:val="%2."/>
+      <w:lvlJc w:val="left"/>
+      <w:pPr>
+        <w:tabs>
+          <w:tab w:val="num" w:pos="1440"/>
+        </w:tabs>
+        <w:ind w:left="1440" w:hanging="360"/>
+      </w:pPr>
+    </w:lvl>
+    <w:lvl w:ilvl="2" w:tentative="1">
+      <w:start w:val="1"/>
+      <w:numFmt w:val="decimal"/>
+      <w:lvlText w:val="%3."/>
+      <w:lvlJc w:val="left"/>
+      <w:pPr>
+        <w:tabs>
+          <w:tab w:val="num" w:pos="2160"/>
+        </w:tabs>
+        <w:ind w:left="2160" w:hanging="360"/>
+      </w:pPr>
+    </w:lvl>
+    <w:lvl w:ilvl="3" w:tentative="1">
+      <w:start w:val="1"/>
+      <w:numFmt w:val="decimal"/>
+      <w:lvlText w:val="%4."/>
+      <w:lvlJc w:val="left"/>
+      <w:pPr>
+        <w:tabs>
+          <w:tab w:val="num" w:pos="2880"/>
+        </w:tabs>
+        <w:ind w:left="2880" w:hanging="360"/>
+      </w:pPr>
+    </w:lvl>
+    <w:lvl w:ilvl="4" w:tentative="1">
+      <w:start w:val="1"/>
+      <w:numFmt w:val="decimal"/>
+      <w:lvlText w:val="%5."/>
+      <w:lvlJc w:val="left"/>
+      <w:pPr>
+        <w:tabs>
+          <w:tab w:val="num" w:pos="3600"/>
+        </w:tabs>
+        <w:ind w:left="3600" w:hanging="360"/>
+      </w:pPr>
+    </w:lvl>
+    <w:lvl w:ilvl="5" w:tentative="1">
+      <w:start w:val="1"/>
+      <w:numFmt w:val="decimal"/>
+      <w:lvlText w:val="%6."/>
+      <w:lvlJc w:val="left"/>
+      <w:pPr>
+        <w:tabs>
+          <w:tab w:val="num" w:pos="4320"/>
+        </w:tabs>
+        <w:ind w:left="4320" w:hanging="360"/>
+      </w:pPr>
+    </w:lvl>
+    <w:lvl w:ilvl="6" w:tentative="1">
+      <w:start w:val="1"/>
+      <w:numFmt w:val="decimal"/>
+      <w:lvlText w:val="%7."/>
+      <w:lvlJc w:val="left"/>
+      <w:pPr>
+        <w:tabs>
+          <w:tab w:val="num" w:pos="5040"/>
+        </w:tabs>
+        <w:ind w:left="5040" w:hanging="360"/>
+      </w:pPr>
+    </w:lvl>
+    <w:lvl w:ilvl="7" w:tentative="1">
+      <w:start w:val="1"/>
+      <w:numFmt w:val="decimal"/>
+      <w:lvlText w:val="%8."/>
+      <w:lvlJc w:val="left"/>
+      <w:pPr>
+        <w:tabs>
+          <w:tab w:val="num" w:pos="5760"/>
+        </w:tabs>
+        <w:ind w:left="5760" w:hanging="360"/>
+      </w:pPr>
+    </w:lvl>
+    <w:lvl w:ilvl="8" w:tentative="1">
+      <w:start w:val="1"/>
+      <w:numFmt w:val="decimal"/>
+      <w:lvlText w:val="%9."/>
+      <w:lvlJc w:val="left"/>
+      <w:pPr>
+        <w:tabs>
+          <w:tab w:val="num" w:pos="6480"/>
+        </w:tabs>
+        <w:ind w:left="6480" w:hanging="360"/>
+      </w:pPr>
+    </w:lvl>
+  </w:abstractNum>
   <w:num w:numId="1">
     <w:abstractNumId w:val="0"/>
   </w:num>
   <w:num w:numId="2">
-    <w:abstractNumId w:val="1"/>
+    <w:abstractNumId w:val="3"/>
   </w:num>
   <w:num w:numId="3">
+    <w:abstractNumId w:val="4"/>
+  </w:num>
+  <w:num w:numId="4">
+    <w:abstractNumId w:val="5"/>
+  </w:num>
+  <w:num w:numId="5">
     <w:abstractNumId w:val="2"/>
+  </w:num>
+  <w:num w:numId="6">
+    <w:abstractNumId w:val="1"/>
   </w:num>
 </w:numbering>
 </file>
 
 <file path=word/styles.xml><?xml version="1.0" encoding="utf-8"?>
-<w:styles xmlns:mc="http://schemas.openxmlformats.org/markup-compatibility/2006" xmlns:r="http://schemas.openxmlformats.org/officeDocument/2006/relationships" xmlns:w="http://schemas.openxmlformats.org/wordprocessingml/2006/main" xmlns:w14="http://schemas.microsoft.com/office/word/2010/wordml" mc:Ignorable="w14">
+<w:styles xmlns:mc="http://schemas.openxmlformats.org/markup-compatibility/2006" xmlns:r="http://schemas.openxmlformats.org/officeDocument/2006/relationships" xmlns:w="http://schemas.openxmlformats.org/wordprocessingml/2006/main" xmlns:w14="http://schemas.microsoft.com/office/word/2010/wordml" xmlns:w15="http://schemas.microsoft.com/office/word/2012/wordml" mc:Ignorable="w14 w15">
   <w:docDefaults>
     <w:rPrDefault>
       <w:rPr>
@@ -2110,148 +5885,403 @@
       </w:pPr>
     </w:pPrDefault>
   </w:docDefaults>
-  <w:latentStyles w:defLockedState="0" w:defUIPriority="99" w:defSemiHidden="1" w:defUnhideWhenUsed="1" w:defQFormat="0" w:count="267">
-    <w:lsdException w:name="Normal" w:semiHidden="0" w:uiPriority="0" w:unhideWhenUsed="0" w:qFormat="1"/>
-    <w:lsdException w:name="heading 1" w:semiHidden="0" w:uiPriority="9" w:unhideWhenUsed="0" w:qFormat="1"/>
-    <w:lsdException w:name="heading 2" w:uiPriority="9" w:qFormat="1"/>
-    <w:lsdException w:name="heading 3" w:uiPriority="9" w:qFormat="1"/>
-    <w:lsdException w:name="heading 4" w:uiPriority="9" w:qFormat="1"/>
-    <w:lsdException w:name="heading 5" w:uiPriority="9" w:qFormat="1"/>
-    <w:lsdException w:name="heading 6" w:uiPriority="9" w:qFormat="1"/>
-    <w:lsdException w:name="heading 7" w:uiPriority="9" w:qFormat="1"/>
-    <w:lsdException w:name="heading 8" w:uiPriority="9" w:qFormat="1"/>
-    <w:lsdException w:name="heading 9" w:uiPriority="9" w:qFormat="1"/>
-    <w:lsdException w:name="toc 1" w:uiPriority="39"/>
-    <w:lsdException w:name="toc 2" w:uiPriority="39"/>
-    <w:lsdException w:name="toc 3" w:uiPriority="39"/>
-    <w:lsdException w:name="toc 4" w:uiPriority="39"/>
-    <w:lsdException w:name="toc 5" w:uiPriority="39"/>
-    <w:lsdException w:name="toc 6" w:uiPriority="39"/>
-    <w:lsdException w:name="toc 7" w:uiPriority="39"/>
-    <w:lsdException w:name="toc 8" w:uiPriority="39"/>
-    <w:lsdException w:name="toc 9" w:uiPriority="39"/>
-    <w:lsdException w:name="caption" w:uiPriority="35" w:qFormat="1"/>
-    <w:lsdException w:name="Title" w:semiHidden="0" w:uiPriority="10" w:unhideWhenUsed="0" w:qFormat="1"/>
-    <w:lsdException w:name="Default Paragraph Font" w:uiPriority="1"/>
-    <w:lsdException w:name="Subtitle" w:semiHidden="0" w:uiPriority="11" w:unhideWhenUsed="0" w:qFormat="1"/>
-    <w:lsdException w:name="Strong" w:semiHidden="0" w:uiPriority="22" w:unhideWhenUsed="0" w:qFormat="1"/>
-    <w:lsdException w:name="Emphasis" w:semiHidden="0" w:uiPriority="20" w:unhideWhenUsed="0" w:qFormat="1"/>
-    <w:lsdException w:name="Table Grid" w:semiHidden="0" w:uiPriority="59" w:unhideWhenUsed="0"/>
-    <w:lsdException w:name="Placeholder Text" w:unhideWhenUsed="0"/>
-    <w:lsdException w:name="No Spacing" w:semiHidden="0" w:uiPriority="1" w:unhideWhenUsed="0" w:qFormat="1"/>
-    <w:lsdException w:name="Light Shading" w:semiHidden="0" w:uiPriority="60" w:unhideWhenUsed="0"/>
-    <w:lsdException w:name="Light List" w:semiHidden="0" w:uiPriority="61" w:unhideWhenUsed="0"/>
-    <w:lsdException w:name="Light Grid" w:semiHidden="0" w:uiPriority="62" w:unhideWhenUsed="0"/>
-    <w:lsdException w:name="Medium Shading 1" w:semiHidden="0" w:uiPriority="63" w:unhideWhenUsed="0"/>
-    <w:lsdException w:name="Medium Shading 2" w:semiHidden="0" w:uiPriority="64" w:unhideWhenUsed="0"/>
-    <w:lsdException w:name="Medium List 1" w:semiHidden="0" w:uiPriority="65" w:unhideWhenUsed="0"/>
-    <w:lsdException w:name="Medium List 2" w:semiHidden="0" w:uiPriority="66" w:unhideWhenUsed="0"/>
-    <w:lsdException w:name="Medium Grid 1" w:semiHidden="0" w:uiPriority="67" w:unhideWhenUsed="0"/>
-    <w:lsdException w:name="Medium Grid 2" w:semiHidden="0" w:uiPriority="68" w:unhideWhenUsed="0"/>
-    <w:lsdException w:name="Medium Grid 3" w:semiHidden="0" w:uiPriority="69" w:unhideWhenUsed="0"/>
-    <w:lsdException w:name="Dark List" w:semiHidden="0" w:uiPriority="70" w:unhideWhenUsed="0"/>
-    <w:lsdException w:name="Colorful Shading" w:semiHidden="0" w:uiPriority="71" w:unhideWhenUsed="0"/>
-    <w:lsdException w:name="Colorful List" w:semiHidden="0" w:uiPriority="72" w:unhideWhenUsed="0"/>
-    <w:lsdException w:name="Colorful Grid" w:semiHidden="0" w:uiPriority="73" w:unhideWhenUsed="0"/>
-    <w:lsdException w:name="Light Shading Accent 1" w:semiHidden="0" w:uiPriority="60" w:unhideWhenUsed="0"/>
-    <w:lsdException w:name="Light List Accent 1" w:semiHidden="0" w:uiPriority="61" w:unhideWhenUsed="0"/>
-    <w:lsdException w:name="Light Grid Accent 1" w:semiHidden="0" w:uiPriority="62" w:unhideWhenUsed="0"/>
-    <w:lsdException w:name="Medium Shading 1 Accent 1" w:semiHidden="0" w:uiPriority="63" w:unhideWhenUsed="0"/>
-    <w:lsdException w:name="Medium Shading 2 Accent 1" w:semiHidden="0" w:uiPriority="64" w:unhideWhenUsed="0"/>
-    <w:lsdException w:name="Medium List 1 Accent 1" w:semiHidden="0" w:uiPriority="65" w:unhideWhenUsed="0"/>
-    <w:lsdException w:name="Revision" w:unhideWhenUsed="0"/>
-    <w:lsdException w:name="List Paragraph" w:semiHidden="0" w:uiPriority="34" w:unhideWhenUsed="0" w:qFormat="1"/>
-    <w:lsdException w:name="Quote" w:semiHidden="0" w:uiPriority="29" w:unhideWhenUsed="0" w:qFormat="1"/>
-    <w:lsdException w:name="Intense Quote" w:semiHidden="0" w:uiPriority="30" w:unhideWhenUsed="0" w:qFormat="1"/>
-    <w:lsdException w:name="Medium List 2 Accent 1" w:semiHidden="0" w:uiPriority="66" w:unhideWhenUsed="0"/>
-    <w:lsdException w:name="Medium Grid 1 Accent 1" w:semiHidden="0" w:uiPriority="67" w:unhideWhenUsed="0"/>
-    <w:lsdException w:name="Medium Grid 2 Accent 1" w:semiHidden="0" w:uiPriority="68" w:unhideWhenUsed="0"/>
-    <w:lsdException w:name="Medium Grid 3 Accent 1" w:semiHidden="0" w:uiPriority="69" w:unhideWhenUsed="0"/>
-    <w:lsdException w:name="Dark List Accent 1" w:semiHidden="0" w:uiPriority="70" w:unhideWhenUsed="0"/>
-    <w:lsdException w:name="Colorful Shading Accent 1" w:semiHidden="0" w:uiPriority="71" w:unhideWhenUsed="0"/>
-    <w:lsdException w:name="Colorful List Accent 1" w:semiHidden="0" w:uiPriority="72" w:unhideWhenUsed="0"/>
-    <w:lsdException w:name="Colorful Grid Accent 1" w:semiHidden="0" w:uiPriority="73" w:unhideWhenUsed="0"/>
-    <w:lsdException w:name="Light Shading Accent 2" w:semiHidden="0" w:uiPriority="60" w:unhideWhenUsed="0"/>
-    <w:lsdException w:name="Light List Accent 2" w:semiHidden="0" w:uiPriority="61" w:unhideWhenUsed="0"/>
-    <w:lsdException w:name="Light Grid Accent 2" w:semiHidden="0" w:uiPriority="62" w:unhideWhenUsed="0"/>
-    <w:lsdException w:name="Medium Shading 1 Accent 2" w:semiHidden="0" w:uiPriority="63" w:unhideWhenUsed="0"/>
-    <w:lsdException w:name="Medium Shading 2 Accent 2" w:semiHidden="0" w:uiPriority="64" w:unhideWhenUsed="0"/>
-    <w:lsdException w:name="Medium List 1 Accent 2" w:semiHidden="0" w:uiPriority="65" w:unhideWhenUsed="0"/>
-    <w:lsdException w:name="Medium List 2 Accent 2" w:semiHidden="0" w:uiPriority="66" w:unhideWhenUsed="0"/>
-    <w:lsdException w:name="Medium Grid 1 Accent 2" w:semiHidden="0" w:uiPriority="67" w:unhideWhenUsed="0"/>
-    <w:lsdException w:name="Medium Grid 2 Accent 2" w:semiHidden="0" w:uiPriority="68" w:unhideWhenUsed="0"/>
-    <w:lsdException w:name="Medium Grid 3 Accent 2" w:semiHidden="0" w:uiPriority="69" w:unhideWhenUsed="0"/>
-    <w:lsdException w:name="Dark List Accent 2" w:semiHidden="0" w:uiPriority="70" w:unhideWhenUsed="0"/>
-    <w:lsdException w:name="Colorful Shading Accent 2" w:semiHidden="0" w:uiPriority="71" w:unhideWhenUsed="0"/>
-    <w:lsdException w:name="Colorful List Accent 2" w:semiHidden="0" w:uiPriority="72" w:unhideWhenUsed="0"/>
-    <w:lsdException w:name="Colorful Grid Accent 2" w:semiHidden="0" w:uiPriority="73" w:unhideWhenUsed="0"/>
-    <w:lsdException w:name="Light Shading Accent 3" w:semiHidden="0" w:uiPriority="60" w:unhideWhenUsed="0"/>
-    <w:lsdException w:name="Light List Accent 3" w:semiHidden="0" w:uiPriority="61" w:unhideWhenUsed="0"/>
-    <w:lsdException w:name="Light Grid Accent 3" w:semiHidden="0" w:uiPriority="62" w:unhideWhenUsed="0"/>
-    <w:lsdException w:name="Medium Shading 1 Accent 3" w:semiHidden="0" w:uiPriority="63" w:unhideWhenUsed="0"/>
-    <w:lsdException w:name="Medium Shading 2 Accent 3" w:semiHidden="0" w:uiPriority="64" w:unhideWhenUsed="0"/>
-    <w:lsdException w:name="Medium List 1 Accent 3" w:semiHidden="0" w:uiPriority="65" w:unhideWhenUsed="0"/>
-    <w:lsdException w:name="Medium List 2 Accent 3" w:semiHidden="0" w:uiPriority="66" w:unhideWhenUsed="0"/>
-    <w:lsdException w:name="Medium Grid 1 Accent 3" w:semiHidden="0" w:uiPriority="67" w:unhideWhenUsed="0"/>
-    <w:lsdException w:name="Medium Grid 2 Accent 3" w:semiHidden="0" w:uiPriority="68" w:unhideWhenUsed="0"/>
-    <w:lsdException w:name="Medium Grid 3 Accent 3" w:semiHidden="0" w:uiPriority="69" w:unhideWhenUsed="0"/>
-    <w:lsdException w:name="Dark List Accent 3" w:semiHidden="0" w:uiPriority="70" w:unhideWhenUsed="0"/>
-    <w:lsdException w:name="Colorful Shading Accent 3" w:semiHidden="0" w:uiPriority="71" w:unhideWhenUsed="0"/>
-    <w:lsdException w:name="Colorful List Accent 3" w:semiHidden="0" w:uiPriority="72" w:unhideWhenUsed="0"/>
-    <w:lsdException w:name="Colorful Grid Accent 3" w:semiHidden="0" w:uiPriority="73" w:unhideWhenUsed="0"/>
-    <w:lsdException w:name="Light Shading Accent 4" w:semiHidden="0" w:uiPriority="60" w:unhideWhenUsed="0"/>
-    <w:lsdException w:name="Light List Accent 4" w:semiHidden="0" w:uiPriority="61" w:unhideWhenUsed="0"/>
-    <w:lsdException w:name="Light Grid Accent 4" w:semiHidden="0" w:uiPriority="62" w:unhideWhenUsed="0"/>
-    <w:lsdException w:name="Medium Shading 1 Accent 4" w:semiHidden="0" w:uiPriority="63" w:unhideWhenUsed="0"/>
-    <w:lsdException w:name="Medium Shading 2 Accent 4" w:semiHidden="0" w:uiPriority="64" w:unhideWhenUsed="0"/>
-    <w:lsdException w:name="Medium List 1 Accent 4" w:semiHidden="0" w:uiPriority="65" w:unhideWhenUsed="0"/>
-    <w:lsdException w:name="Medium List 2 Accent 4" w:semiHidden="0" w:uiPriority="66" w:unhideWhenUsed="0"/>
-    <w:lsdException w:name="Medium Grid 1 Accent 4" w:semiHidden="0" w:uiPriority="67" w:unhideWhenUsed="0"/>
-    <w:lsdException w:name="Medium Grid 2 Accent 4" w:semiHidden="0" w:uiPriority="68" w:unhideWhenUsed="0"/>
-    <w:lsdException w:name="Medium Grid 3 Accent 4" w:semiHidden="0" w:uiPriority="69" w:unhideWhenUsed="0"/>
-    <w:lsdException w:name="Dark List Accent 4" w:semiHidden="0" w:uiPriority="70" w:unhideWhenUsed="0"/>
-    <w:lsdException w:name="Colorful Shading Accent 4" w:semiHidden="0" w:uiPriority="71" w:unhideWhenUsed="0"/>
-    <w:lsdException w:name="Colorful List Accent 4" w:semiHidden="0" w:uiPriority="72" w:unhideWhenUsed="0"/>
-    <w:lsdException w:name="Colorful Grid Accent 4" w:semiHidden="0" w:uiPriority="73" w:unhideWhenUsed="0"/>
-    <w:lsdException w:name="Light Shading Accent 5" w:semiHidden="0" w:uiPriority="60" w:unhideWhenUsed="0"/>
-    <w:lsdException w:name="Light List Accent 5" w:semiHidden="0" w:uiPriority="61" w:unhideWhenUsed="0"/>
-    <w:lsdException w:name="Light Grid Accent 5" w:semiHidden="0" w:uiPriority="62" w:unhideWhenUsed="0"/>
-    <w:lsdException w:name="Medium Shading 1 Accent 5" w:semiHidden="0" w:uiPriority="63" w:unhideWhenUsed="0"/>
-    <w:lsdException w:name="Medium Shading 2 Accent 5" w:semiHidden="0" w:uiPriority="64" w:unhideWhenUsed="0"/>
-    <w:lsdException w:name="Medium List 1 Accent 5" w:semiHidden="0" w:uiPriority="65" w:unhideWhenUsed="0"/>
-    <w:lsdException w:name="Medium List 2 Accent 5" w:semiHidden="0" w:uiPriority="66" w:unhideWhenUsed="0"/>
-    <w:lsdException w:name="Medium Grid 1 Accent 5" w:semiHidden="0" w:uiPriority="67" w:unhideWhenUsed="0"/>
-    <w:lsdException w:name="Medium Grid 2 Accent 5" w:semiHidden="0" w:uiPriority="68" w:unhideWhenUsed="0"/>
-    <w:lsdException w:name="Medium Grid 3 Accent 5" w:semiHidden="0" w:uiPriority="69" w:unhideWhenUsed="0"/>
-    <w:lsdException w:name="Dark List Accent 5" w:semiHidden="0" w:uiPriority="70" w:unhideWhenUsed="0"/>
-    <w:lsdException w:name="Colorful Shading Accent 5" w:semiHidden="0" w:uiPriority="71" w:unhideWhenUsed="0"/>
-    <w:lsdException w:name="Colorful List Accent 5" w:semiHidden="0" w:uiPriority="72" w:unhideWhenUsed="0"/>
-    <w:lsdException w:name="Colorful Grid Accent 5" w:semiHidden="0" w:uiPriority="73" w:unhideWhenUsed="0"/>
-    <w:lsdException w:name="Light Shading Accent 6" w:semiHidden="0" w:uiPriority="60" w:unhideWhenUsed="0"/>
-    <w:lsdException w:name="Light List Accent 6" w:semiHidden="0" w:uiPriority="61" w:unhideWhenUsed="0"/>
-    <w:lsdException w:name="Light Grid Accent 6" w:semiHidden="0" w:uiPriority="62" w:unhideWhenUsed="0"/>
-    <w:lsdException w:name="Medium Shading 1 Accent 6" w:semiHidden="0" w:uiPriority="63" w:unhideWhenUsed="0"/>
-    <w:lsdException w:name="Medium Shading 2 Accent 6" w:semiHidden="0" w:uiPriority="64" w:unhideWhenUsed="0"/>
-    <w:lsdException w:name="Medium List 1 Accent 6" w:semiHidden="0" w:uiPriority="65" w:unhideWhenUsed="0"/>
-    <w:lsdException w:name="Medium List 2 Accent 6" w:semiHidden="0" w:uiPriority="66" w:unhideWhenUsed="0"/>
-    <w:lsdException w:name="Medium Grid 1 Accent 6" w:semiHidden="0" w:uiPriority="67" w:unhideWhenUsed="0"/>
-    <w:lsdException w:name="Medium Grid 2 Accent 6" w:semiHidden="0" w:uiPriority="68" w:unhideWhenUsed="0"/>
-    <w:lsdException w:name="Medium Grid 3 Accent 6" w:semiHidden="0" w:uiPriority="69" w:unhideWhenUsed="0"/>
-    <w:lsdException w:name="Dark List Accent 6" w:semiHidden="0" w:uiPriority="70" w:unhideWhenUsed="0"/>
-    <w:lsdException w:name="Colorful Shading Accent 6" w:semiHidden="0" w:uiPriority="71" w:unhideWhenUsed="0"/>
-    <w:lsdException w:name="Colorful List Accent 6" w:semiHidden="0" w:uiPriority="72" w:unhideWhenUsed="0"/>
-    <w:lsdException w:name="Colorful Grid Accent 6" w:semiHidden="0" w:uiPriority="73" w:unhideWhenUsed="0"/>
-    <w:lsdException w:name="Subtle Emphasis" w:semiHidden="0" w:uiPriority="19" w:unhideWhenUsed="0" w:qFormat="1"/>
-    <w:lsdException w:name="Intense Emphasis" w:semiHidden="0" w:uiPriority="21" w:unhideWhenUsed="0" w:qFormat="1"/>
-    <w:lsdException w:name="Subtle Reference" w:semiHidden="0" w:uiPriority="31" w:unhideWhenUsed="0" w:qFormat="1"/>
-    <w:lsdException w:name="Intense Reference" w:semiHidden="0" w:uiPriority="32" w:unhideWhenUsed="0" w:qFormat="1"/>
-    <w:lsdException w:name="Book Title" w:semiHidden="0" w:uiPriority="33" w:unhideWhenUsed="0" w:qFormat="1"/>
-    <w:lsdException w:name="Bibliography" w:uiPriority="37"/>
-    <w:lsdException w:name="TOC Heading" w:uiPriority="39" w:qFormat="1"/>
+  <w:latentStyles w:defLockedState="0" w:defUIPriority="99" w:defSemiHidden="0" w:defUnhideWhenUsed="0" w:defQFormat="0" w:count="371">
+    <w:lsdException w:name="Normal" w:uiPriority="0" w:qFormat="1"/>
+    <w:lsdException w:name="heading 1" w:uiPriority="9" w:qFormat="1"/>
+    <w:lsdException w:name="heading 2" w:semiHidden="1" w:uiPriority="9" w:unhideWhenUsed="1" w:qFormat="1"/>
+    <w:lsdException w:name="heading 3" w:semiHidden="1" w:uiPriority="9" w:unhideWhenUsed="1" w:qFormat="1"/>
+    <w:lsdException w:name="heading 4" w:semiHidden="1" w:uiPriority="9" w:unhideWhenUsed="1" w:qFormat="1"/>
+    <w:lsdException w:name="heading 5" w:semiHidden="1" w:uiPriority="9" w:unhideWhenUsed="1" w:qFormat="1"/>
+    <w:lsdException w:name="heading 6" w:semiHidden="1" w:uiPriority="9" w:unhideWhenUsed="1" w:qFormat="1"/>
+    <w:lsdException w:name="heading 7" w:semiHidden="1" w:uiPriority="9" w:unhideWhenUsed="1" w:qFormat="1"/>
+    <w:lsdException w:name="heading 8" w:semiHidden="1" w:uiPriority="9" w:unhideWhenUsed="1" w:qFormat="1"/>
+    <w:lsdException w:name="heading 9" w:semiHidden="1" w:uiPriority="9" w:unhideWhenUsed="1" w:qFormat="1"/>
+    <w:lsdException w:name="index 1" w:semiHidden="1" w:unhideWhenUsed="1"/>
+    <w:lsdException w:name="index 2" w:semiHidden="1" w:unhideWhenUsed="1"/>
+    <w:lsdException w:name="index 3" w:semiHidden="1" w:unhideWhenUsed="1"/>
+    <w:lsdException w:name="index 4" w:semiHidden="1" w:unhideWhenUsed="1"/>
+    <w:lsdException w:name="index 5" w:semiHidden="1" w:unhideWhenUsed="1"/>
+    <w:lsdException w:name="index 6" w:semiHidden="1" w:unhideWhenUsed="1"/>
+    <w:lsdException w:name="index 7" w:semiHidden="1" w:unhideWhenUsed="1"/>
+    <w:lsdException w:name="index 8" w:semiHidden="1" w:unhideWhenUsed="1"/>
+    <w:lsdException w:name="index 9" w:semiHidden="1" w:unhideWhenUsed="1"/>
+    <w:lsdException w:name="toc 1" w:semiHidden="1" w:uiPriority="39" w:unhideWhenUsed="1"/>
+    <w:lsdException w:name="toc 2" w:semiHidden="1" w:uiPriority="39" w:unhideWhenUsed="1"/>
+    <w:lsdException w:name="toc 3" w:semiHidden="1" w:uiPriority="39" w:unhideWhenUsed="1"/>
+    <w:lsdException w:name="toc 4" w:semiHidden="1" w:uiPriority="39" w:unhideWhenUsed="1"/>
+    <w:lsdException w:name="toc 5" w:semiHidden="1" w:uiPriority="39" w:unhideWhenUsed="1"/>
+    <w:lsdException w:name="toc 6" w:semiHidden="1" w:uiPriority="39" w:unhideWhenUsed="1"/>
+    <w:lsdException w:name="toc 7" w:semiHidden="1" w:uiPriority="39" w:unhideWhenUsed="1"/>
+    <w:lsdException w:name="toc 8" w:semiHidden="1" w:uiPriority="39" w:unhideWhenUsed="1"/>
+    <w:lsdException w:name="toc 9" w:semiHidden="1" w:uiPriority="39" w:unhideWhenUsed="1"/>
+    <w:lsdException w:name="Normal Indent" w:semiHidden="1" w:unhideWhenUsed="1"/>
+    <w:lsdException w:name="footnote text" w:semiHidden="1" w:unhideWhenUsed="1"/>
+    <w:lsdException w:name="annotation text" w:semiHidden="1" w:unhideWhenUsed="1"/>
+    <w:lsdException w:name="header" w:semiHidden="1" w:unhideWhenUsed="1"/>
+    <w:lsdException w:name="footer" w:semiHidden="1" w:unhideWhenUsed="1"/>
+    <w:lsdException w:name="index heading" w:semiHidden="1" w:unhideWhenUsed="1"/>
+    <w:lsdException w:name="caption" w:semiHidden="1" w:uiPriority="35" w:unhideWhenUsed="1" w:qFormat="1"/>
+    <w:lsdException w:name="table of figures" w:semiHidden="1" w:unhideWhenUsed="1"/>
+    <w:lsdException w:name="envelope address" w:semiHidden="1" w:unhideWhenUsed="1"/>
+    <w:lsdException w:name="envelope return" w:semiHidden="1" w:unhideWhenUsed="1"/>
+    <w:lsdException w:name="footnote reference" w:semiHidden="1" w:unhideWhenUsed="1"/>
+    <w:lsdException w:name="annotation reference" w:semiHidden="1" w:unhideWhenUsed="1"/>
+    <w:lsdException w:name="line number" w:semiHidden="1" w:unhideWhenUsed="1"/>
+    <w:lsdException w:name="page number" w:semiHidden="1" w:unhideWhenUsed="1"/>
+    <w:lsdException w:name="endnote reference" w:semiHidden="1" w:unhideWhenUsed="1"/>
+    <w:lsdException w:name="endnote text" w:semiHidden="1" w:unhideWhenUsed="1"/>
+    <w:lsdException w:name="table of authorities" w:semiHidden="1" w:unhideWhenUsed="1"/>
+    <w:lsdException w:name="macro" w:semiHidden="1" w:unhideWhenUsed="1"/>
+    <w:lsdException w:name="toa heading" w:semiHidden="1" w:unhideWhenUsed="1"/>
+    <w:lsdException w:name="List" w:semiHidden="1" w:unhideWhenUsed="1"/>
+    <w:lsdException w:name="List Bullet" w:semiHidden="1" w:unhideWhenUsed="1"/>
+    <w:lsdException w:name="List Number" w:semiHidden="1" w:unhideWhenUsed="1"/>
+    <w:lsdException w:name="List 2" w:semiHidden="1" w:unhideWhenUsed="1"/>
+    <w:lsdException w:name="List 3" w:semiHidden="1" w:unhideWhenUsed="1"/>
+    <w:lsdException w:name="List 4" w:semiHidden="1" w:unhideWhenUsed="1"/>
+    <w:lsdException w:name="List 5" w:semiHidden="1" w:unhideWhenUsed="1"/>
+    <w:lsdException w:name="List Bullet 2" w:semiHidden="1" w:unhideWhenUsed="1"/>
+    <w:lsdException w:name="List Bullet 3" w:semiHidden="1" w:unhideWhenUsed="1"/>
+    <w:lsdException w:name="List Bullet 4" w:semiHidden="1" w:unhideWhenUsed="1"/>
+    <w:lsdException w:name="List Bullet 5" w:semiHidden="1" w:unhideWhenUsed="1"/>
+    <w:lsdException w:name="List Number 2" w:semiHidden="1" w:unhideWhenUsed="1"/>
+    <w:lsdException w:name="List Number 3" w:semiHidden="1" w:unhideWhenUsed="1"/>
+    <w:lsdException w:name="List Number 4" w:semiHidden="1" w:unhideWhenUsed="1"/>
+    <w:lsdException w:name="List Number 5" w:semiHidden="1" w:unhideWhenUsed="1"/>
+    <w:lsdException w:name="Title" w:uiPriority="10" w:qFormat="1"/>
+    <w:lsdException w:name="Closing" w:semiHidden="1" w:unhideWhenUsed="1"/>
+    <w:lsdException w:name="Signature" w:semiHidden="1" w:unhideWhenUsed="1"/>
+    <w:lsdException w:name="Default Paragraph Font" w:semiHidden="1" w:uiPriority="1" w:unhideWhenUsed="1"/>
+    <w:lsdException w:name="Body Text" w:semiHidden="1" w:unhideWhenUsed="1"/>
+    <w:lsdException w:name="Body Text Indent" w:semiHidden="1" w:unhideWhenUsed="1"/>
+    <w:lsdException w:name="List Continue" w:semiHidden="1" w:unhideWhenUsed="1"/>
+    <w:lsdException w:name="List Continue 2" w:semiHidden="1" w:unhideWhenUsed="1"/>
+    <w:lsdException w:name="List Continue 3" w:semiHidden="1" w:unhideWhenUsed="1"/>
+    <w:lsdException w:name="List Continue 4" w:semiHidden="1" w:unhideWhenUsed="1"/>
+    <w:lsdException w:name="List Continue 5" w:semiHidden="1" w:unhideWhenUsed="1"/>
+    <w:lsdException w:name="Message Header" w:semiHidden="1" w:unhideWhenUsed="1"/>
+    <w:lsdException w:name="Subtitle" w:uiPriority="11" w:qFormat="1"/>
+    <w:lsdException w:name="Salutation" w:semiHidden="1" w:unhideWhenUsed="1"/>
+    <w:lsdException w:name="Date" w:semiHidden="1" w:unhideWhenUsed="1"/>
+    <w:lsdException w:name="Body Text First Indent" w:semiHidden="1" w:unhideWhenUsed="1"/>
+    <w:lsdException w:name="Body Text First Indent 2" w:semiHidden="1" w:unhideWhenUsed="1"/>
+    <w:lsdException w:name="Note Heading" w:semiHidden="1" w:unhideWhenUsed="1"/>
+    <w:lsdException w:name="Body Text 2" w:semiHidden="1" w:unhideWhenUsed="1"/>
+    <w:lsdException w:name="Body Text 3" w:semiHidden="1" w:unhideWhenUsed="1"/>
+    <w:lsdException w:name="Body Text Indent 2" w:semiHidden="1" w:unhideWhenUsed="1"/>
+    <w:lsdException w:name="Body Text Indent 3" w:semiHidden="1" w:unhideWhenUsed="1"/>
+    <w:lsdException w:name="Block Text" w:semiHidden="1" w:unhideWhenUsed="1"/>
+    <w:lsdException w:name="Hyperlink" w:semiHidden="1" w:unhideWhenUsed="1"/>
+    <w:lsdException w:name="FollowedHyperlink" w:semiHidden="1" w:unhideWhenUsed="1"/>
+    <w:lsdException w:name="Strong" w:uiPriority="22" w:qFormat="1"/>
+    <w:lsdException w:name="Emphasis" w:uiPriority="20" w:qFormat="1"/>
+    <w:lsdException w:name="Document Map" w:semiHidden="1" w:unhideWhenUsed="1"/>
+    <w:lsdException w:name="Plain Text" w:semiHidden="1" w:unhideWhenUsed="1"/>
+    <w:lsdException w:name="E-mail Signature" w:semiHidden="1" w:unhideWhenUsed="1"/>
+    <w:lsdException w:name="HTML Top of Form" w:semiHidden="1" w:unhideWhenUsed="1"/>
+    <w:lsdException w:name="HTML Bottom of Form" w:semiHidden="1" w:unhideWhenUsed="1"/>
+    <w:lsdException w:name="Normal (Web)" w:semiHidden="1" w:unhideWhenUsed="1"/>
+    <w:lsdException w:name="HTML Acronym" w:semiHidden="1" w:unhideWhenUsed="1"/>
+    <w:lsdException w:name="HTML Address" w:semiHidden="1" w:unhideWhenUsed="1"/>
+    <w:lsdException w:name="HTML Cite" w:semiHidden="1" w:unhideWhenUsed="1"/>
+    <w:lsdException w:name="HTML Code" w:semiHidden="1" w:unhideWhenUsed="1"/>
+    <w:lsdException w:name="HTML Definition" w:semiHidden="1" w:unhideWhenUsed="1"/>
+    <w:lsdException w:name="HTML Keyboard" w:semiHidden="1" w:unhideWhenUsed="1"/>
+    <w:lsdException w:name="HTML Preformatted" w:semiHidden="1" w:unhideWhenUsed="1"/>
+    <w:lsdException w:name="HTML Sample" w:semiHidden="1" w:unhideWhenUsed="1"/>
+    <w:lsdException w:name="HTML Typewriter" w:semiHidden="1" w:unhideWhenUsed="1"/>
+    <w:lsdException w:name="HTML Variable" w:semiHidden="1" w:unhideWhenUsed="1"/>
+    <w:lsdException w:name="Normal Table" w:semiHidden="1" w:unhideWhenUsed="1"/>
+    <w:lsdException w:name="annotation subject" w:semiHidden="1" w:unhideWhenUsed="1"/>
+    <w:lsdException w:name="No List" w:semiHidden="1" w:unhideWhenUsed="1"/>
+    <w:lsdException w:name="Outline List 1" w:semiHidden="1" w:unhideWhenUsed="1"/>
+    <w:lsdException w:name="Outline List 2" w:semiHidden="1" w:unhideWhenUsed="1"/>
+    <w:lsdException w:name="Outline List 3" w:semiHidden="1" w:unhideWhenUsed="1"/>
+    <w:lsdException w:name="Table Simple 1" w:semiHidden="1" w:unhideWhenUsed="1"/>
+    <w:lsdException w:name="Table Simple 2" w:semiHidden="1" w:unhideWhenUsed="1"/>
+    <w:lsdException w:name="Table Simple 3" w:semiHidden="1" w:unhideWhenUsed="1"/>
+    <w:lsdException w:name="Table Classic 1" w:semiHidden="1" w:unhideWhenUsed="1"/>
+    <w:lsdException w:name="Table Classic 2" w:semiHidden="1" w:unhideWhenUsed="1"/>
+    <w:lsdException w:name="Table Classic 3" w:semiHidden="1" w:unhideWhenUsed="1"/>
+    <w:lsdException w:name="Table Classic 4" w:semiHidden="1" w:unhideWhenUsed="1"/>
+    <w:lsdException w:name="Table Colorful 1" w:semiHidden="1" w:unhideWhenUsed="1"/>
+    <w:lsdException w:name="Table Colorful 2" w:semiHidden="1" w:unhideWhenUsed="1"/>
+    <w:lsdException w:name="Table Colorful 3" w:semiHidden="1" w:unhideWhenUsed="1"/>
+    <w:lsdException w:name="Table Columns 1" w:semiHidden="1" w:unhideWhenUsed="1"/>
+    <w:lsdException w:name="Table Columns 2" w:semiHidden="1" w:unhideWhenUsed="1"/>
+    <w:lsdException w:name="Table Columns 3" w:semiHidden="1" w:unhideWhenUsed="1"/>
+    <w:lsdException w:name="Table Columns 4" w:semiHidden="1" w:unhideWhenUsed="1"/>
+    <w:lsdException w:name="Table Columns 5" w:semiHidden="1" w:unhideWhenUsed="1"/>
+    <w:lsdException w:name="Table Grid 1" w:semiHidden="1" w:unhideWhenUsed="1"/>
+    <w:lsdException w:name="Table Grid 2" w:semiHidden="1" w:unhideWhenUsed="1"/>
+    <w:lsdException w:name="Table Grid 3" w:semiHidden="1" w:unhideWhenUsed="1"/>
+    <w:lsdException w:name="Table Grid 4" w:semiHidden="1" w:unhideWhenUsed="1"/>
+    <w:lsdException w:name="Table Grid 5" w:semiHidden="1" w:unhideWhenUsed="1"/>
+    <w:lsdException w:name="Table Grid 6" w:semiHidden="1" w:unhideWhenUsed="1"/>
+    <w:lsdException w:name="Table Grid 7" w:semiHidden="1" w:unhideWhenUsed="1"/>
+    <w:lsdException w:name="Table Grid 8" w:semiHidden="1" w:unhideWhenUsed="1"/>
+    <w:lsdException w:name="Table List 1" w:semiHidden="1" w:unhideWhenUsed="1"/>
+    <w:lsdException w:name="Table List 2" w:semiHidden="1" w:unhideWhenUsed="1"/>
+    <w:lsdException w:name="Table List 3" w:semiHidden="1" w:unhideWhenUsed="1"/>
+    <w:lsdException w:name="Table List 4" w:semiHidden="1" w:unhideWhenUsed="1"/>
+    <w:lsdException w:name="Table List 5" w:semiHidden="1" w:unhideWhenUsed="1"/>
+    <w:lsdException w:name="Table List 6" w:semiHidden="1" w:unhideWhenUsed="1"/>
+    <w:lsdException w:name="Table List 7" w:semiHidden="1" w:unhideWhenUsed="1"/>
+    <w:lsdException w:name="Table List 8" w:semiHidden="1" w:unhideWhenUsed="1"/>
+    <w:lsdException w:name="Table 3D effects 1" w:semiHidden="1" w:unhideWhenUsed="1"/>
+    <w:lsdException w:name="Table 3D effects 2" w:semiHidden="1" w:unhideWhenUsed="1"/>
+    <w:lsdException w:name="Table 3D effects 3" w:semiHidden="1" w:unhideWhenUsed="1"/>
+    <w:lsdException w:name="Table Contemporary" w:semiHidden="1" w:unhideWhenUsed="1"/>
+    <w:lsdException w:name="Table Elegant" w:semiHidden="1" w:unhideWhenUsed="1"/>
+    <w:lsdException w:name="Table Professional" w:semiHidden="1" w:unhideWhenUsed="1"/>
+    <w:lsdException w:name="Table Subtle 1" w:semiHidden="1" w:unhideWhenUsed="1"/>
+    <w:lsdException w:name="Table Subtle 2" w:semiHidden="1" w:unhideWhenUsed="1"/>
+    <w:lsdException w:name="Table Web 1" w:semiHidden="1" w:unhideWhenUsed="1"/>
+    <w:lsdException w:name="Table Web 2" w:semiHidden="1" w:unhideWhenUsed="1"/>
+    <w:lsdException w:name="Table Web 3" w:semiHidden="1" w:unhideWhenUsed="1"/>
+    <w:lsdException w:name="Balloon Text" w:semiHidden="1" w:unhideWhenUsed="1"/>
+    <w:lsdException w:name="Table Grid" w:uiPriority="59"/>
+    <w:lsdException w:name="Table Theme" w:semiHidden="1" w:unhideWhenUsed="1"/>
+    <w:lsdException w:name="Placeholder Text" w:semiHidden="1"/>
+    <w:lsdException w:name="No Spacing" w:uiPriority="1" w:qFormat="1"/>
+    <w:lsdException w:name="Light Shading" w:uiPriority="60"/>
+    <w:lsdException w:name="Light List" w:uiPriority="61"/>
+    <w:lsdException w:name="Light Grid" w:uiPriority="62"/>
+    <w:lsdException w:name="Medium Shading 1" w:uiPriority="63"/>
+    <w:lsdException w:name="Medium Shading 2" w:uiPriority="64"/>
+    <w:lsdException w:name="Medium List 1" w:uiPriority="65"/>
+    <w:lsdException w:name="Medium List 2" w:uiPriority="66"/>
+    <w:lsdException w:name="Medium Grid 1" w:uiPriority="67"/>
+    <w:lsdException w:name="Medium Grid 2" w:uiPriority="68"/>
+    <w:lsdException w:name="Medium Grid 3" w:uiPriority="69"/>
+    <w:lsdException w:name="Dark List" w:uiPriority="70"/>
+    <w:lsdException w:name="Colorful Shading" w:uiPriority="71"/>
+    <w:lsdException w:name="Colorful List" w:uiPriority="72"/>
+    <w:lsdException w:name="Colorful Grid" w:uiPriority="73"/>
+    <w:lsdException w:name="Light Shading Accent 1" w:uiPriority="60"/>
+    <w:lsdException w:name="Light List Accent 1" w:uiPriority="61"/>
+    <w:lsdException w:name="Light Grid Accent 1" w:uiPriority="62"/>
+    <w:lsdException w:name="Medium Shading 1 Accent 1" w:uiPriority="63"/>
+    <w:lsdException w:name="Medium Shading 2 Accent 1" w:uiPriority="64"/>
+    <w:lsdException w:name="Medium List 1 Accent 1" w:uiPriority="65"/>
+    <w:lsdException w:name="Revision" w:semiHidden="1"/>
+    <w:lsdException w:name="List Paragraph" w:uiPriority="34" w:qFormat="1"/>
+    <w:lsdException w:name="Quote" w:uiPriority="29" w:qFormat="1"/>
+    <w:lsdException w:name="Intense Quote" w:uiPriority="30" w:qFormat="1"/>
+    <w:lsdException w:name="Medium List 2 Accent 1" w:uiPriority="66"/>
+    <w:lsdException w:name="Medium Grid 1 Accent 1" w:uiPriority="67"/>
+    <w:lsdException w:name="Medium Grid 2 Accent 1" w:uiPriority="68"/>
+    <w:lsdException w:name="Medium Grid 3 Accent 1" w:uiPriority="69"/>
+    <w:lsdException w:name="Dark List Accent 1" w:uiPriority="70"/>
+    <w:lsdException w:name="Colorful Shading Accent 1" w:uiPriority="71"/>
+    <w:lsdException w:name="Colorful List Accent 1" w:uiPriority="72"/>
+    <w:lsdException w:name="Colorful Grid Accent 1" w:uiPriority="73"/>
+    <w:lsdException w:name="Light Shading Accent 2" w:uiPriority="60"/>
+    <w:lsdException w:name="Light List Accent 2" w:uiPriority="61"/>
+    <w:lsdException w:name="Light Grid Accent 2" w:uiPriority="62"/>
+    <w:lsdException w:name="Medium Shading 1 Accent 2" w:uiPriority="63"/>
+    <w:lsdException w:name="Medium Shading 2 Accent 2" w:uiPriority="64"/>
+    <w:lsdException w:name="Medium List 1 Accent 2" w:uiPriority="65"/>
+    <w:lsdException w:name="Medium List 2 Accent 2" w:uiPriority="66"/>
+    <w:lsdException w:name="Medium Grid 1 Accent 2" w:uiPriority="67"/>
+    <w:lsdException w:name="Medium Grid 2 Accent 2" w:uiPriority="68"/>
+    <w:lsdException w:name="Medium Grid 3 Accent 2" w:uiPriority="69"/>
+    <w:lsdException w:name="Dark List Accent 2" w:uiPriority="70"/>
+    <w:lsdException w:name="Colorful Shading Accent 2" w:uiPriority="71"/>
+    <w:lsdException w:name="Colorful List Accent 2" w:uiPriority="72"/>
+    <w:lsdException w:name="Colorful Grid Accent 2" w:uiPriority="73"/>
+    <w:lsdException w:name="Light Shading Accent 3" w:uiPriority="60"/>
+    <w:lsdException w:name="Light List Accent 3" w:uiPriority="61"/>
+    <w:lsdException w:name="Light Grid Accent 3" w:uiPriority="62"/>
+    <w:lsdException w:name="Medium Shading 1 Accent 3" w:uiPriority="63"/>
+    <w:lsdException w:name="Medium Shading 2 Accent 3" w:uiPriority="64"/>
+    <w:lsdException w:name="Medium List 1 Accent 3" w:uiPriority="65"/>
+    <w:lsdException w:name="Medium List 2 Accent 3" w:uiPriority="66"/>
+    <w:lsdException w:name="Medium Grid 1 Accent 3" w:uiPriority="67"/>
+    <w:lsdException w:name="Medium Grid 2 Accent 3" w:uiPriority="68"/>
+    <w:lsdException w:name="Medium Grid 3 Accent 3" w:uiPriority="69"/>
+    <w:lsdException w:name="Dark List Accent 3" w:uiPriority="70"/>
+    <w:lsdException w:name="Colorful Shading Accent 3" w:uiPriority="71"/>
+    <w:lsdException w:name="Colorful List Accent 3" w:uiPriority="72"/>
+    <w:lsdException w:name="Colorful Grid Accent 3" w:uiPriority="73"/>
+    <w:lsdException w:name="Light Shading Accent 4" w:uiPriority="60"/>
+    <w:lsdException w:name="Light List Accent 4" w:uiPriority="61"/>
+    <w:lsdException w:name="Light Grid Accent 4" w:uiPriority="62"/>
+    <w:lsdException w:name="Medium Shading 1 Accent 4" w:uiPriority="63"/>
+    <w:lsdException w:name="Medium Shading 2 Accent 4" w:uiPriority="64"/>
+    <w:lsdException w:name="Medium List 1 Accent 4" w:uiPriority="65"/>
+    <w:lsdException w:name="Medium List 2 Accent 4" w:uiPriority="66"/>
+    <w:lsdException w:name="Medium Grid 1 Accent 4" w:uiPriority="67"/>
+    <w:lsdException w:name="Medium Grid 2 Accent 4" w:uiPriority="68"/>
+    <w:lsdException w:name="Medium Grid 3 Accent 4" w:uiPriority="69"/>
+    <w:lsdException w:name="Dark List Accent 4" w:uiPriority="70"/>
+    <w:lsdException w:name="Colorful Shading Accent 4" w:uiPriority="71"/>
+    <w:lsdException w:name="Colorful List Accent 4" w:uiPriority="72"/>
+    <w:lsdException w:name="Colorful Grid Accent 4" w:uiPriority="73"/>
+    <w:lsdException w:name="Light Shading Accent 5" w:uiPriority="60"/>
+    <w:lsdException w:name="Light List Accent 5" w:uiPriority="61"/>
+    <w:lsdException w:name="Light Grid Accent 5" w:uiPriority="62"/>
+    <w:lsdException w:name="Medium Shading 1 Accent 5" w:uiPriority="63"/>
+    <w:lsdException w:name="Medium Shading 2 Accent 5" w:uiPriority="64"/>
+    <w:lsdException w:name="Medium List 1 Accent 5" w:uiPriority="65"/>
+    <w:lsdException w:name="Medium List 2 Accent 5" w:uiPriority="66"/>
+    <w:lsdException w:name="Medium Grid 1 Accent 5" w:uiPriority="67"/>
+    <w:lsdException w:name="Medium Grid 2 Accent 5" w:uiPriority="68"/>
+    <w:lsdException w:name="Medium Grid 3 Accent 5" w:uiPriority="69"/>
+    <w:lsdException w:name="Dark List Accent 5" w:uiPriority="70"/>
+    <w:lsdException w:name="Colorful Shading Accent 5" w:uiPriority="71"/>
+    <w:lsdException w:name="Colorful List Accent 5" w:uiPriority="72"/>
+    <w:lsdException w:name="Colorful Grid Accent 5" w:uiPriority="73"/>
+    <w:lsdException w:name="Light Shading Accent 6" w:uiPriority="60"/>
+    <w:lsdException w:name="Light List Accent 6" w:uiPriority="61"/>
+    <w:lsdException w:name="Light Grid Accent 6" w:uiPriority="62"/>
+    <w:lsdException w:name="Medium Shading 1 Accent 6" w:uiPriority="63"/>
+    <w:lsdException w:name="Medium Shading 2 Accent 6" w:uiPriority="64"/>
+    <w:lsdException w:name="Medium List 1 Accent 6" w:uiPriority="65"/>
+    <w:lsdException w:name="Medium List 2 Accent 6" w:uiPriority="66"/>
+    <w:lsdException w:name="Medium Grid 1 Accent 6" w:uiPriority="67"/>
+    <w:lsdException w:name="Medium Grid 2 Accent 6" w:uiPriority="68"/>
+    <w:lsdException w:name="Medium Grid 3 Accent 6" w:uiPriority="69"/>
+    <w:lsdException w:name="Dark List Accent 6" w:uiPriority="70"/>
+    <w:lsdException w:name="Colorful Shading Accent 6" w:uiPriority="71"/>
+    <w:lsdException w:name="Colorful List Accent 6" w:uiPriority="72"/>
+    <w:lsdException w:name="Colorful Grid Accent 6" w:uiPriority="73"/>
+    <w:lsdException w:name="Subtle Emphasis" w:uiPriority="19" w:qFormat="1"/>
+    <w:lsdException w:name="Intense Emphasis" w:uiPriority="21" w:qFormat="1"/>
+    <w:lsdException w:name="Subtle Reference" w:uiPriority="31" w:qFormat="1"/>
+    <w:lsdException w:name="Intense Reference" w:uiPriority="32" w:qFormat="1"/>
+    <w:lsdException w:name="Book Title" w:uiPriority="33" w:qFormat="1"/>
+    <w:lsdException w:name="Bibliography" w:semiHidden="1" w:uiPriority="37" w:unhideWhenUsed="1"/>
+    <w:lsdException w:name="TOC Heading" w:semiHidden="1" w:uiPriority="39" w:unhideWhenUsed="1" w:qFormat="1"/>
+    <w:lsdException w:name="Plain Table 1" w:uiPriority="41"/>
+    <w:lsdException w:name="Plain Table 2" w:uiPriority="42"/>
+    <w:lsdException w:name="Plain Table 3" w:uiPriority="43"/>
+    <w:lsdException w:name="Plain Table 4" w:uiPriority="44"/>
+    <w:lsdException w:name="Plain Table 5" w:uiPriority="45"/>
+    <w:lsdException w:name="Grid Table Light" w:uiPriority="40"/>
+    <w:lsdException w:name="Grid Table 1 Light" w:uiPriority="46"/>
+    <w:lsdException w:name="Grid Table 2" w:uiPriority="47"/>
+    <w:lsdException w:name="Grid Table 3" w:uiPriority="48"/>
+    <w:lsdException w:name="Grid Table 4" w:uiPriority="49"/>
+    <w:lsdException w:name="Grid Table 5 Dark" w:uiPriority="50"/>
+    <w:lsdException w:name="Grid Table 6 Colorful" w:uiPriority="51"/>
+    <w:lsdException w:name="Grid Table 7 Colorful" w:uiPriority="52"/>
+    <w:lsdException w:name="Grid Table 1 Light Accent 1" w:uiPriority="46"/>
+    <w:lsdException w:name="Grid Table 2 Accent 1" w:uiPriority="47"/>
+    <w:lsdException w:name="Grid Table 3 Accent 1" w:uiPriority="48"/>
+    <w:lsdException w:name="Grid Table 4 Accent 1" w:uiPriority="49"/>
+    <w:lsdException w:name="Grid Table 5 Dark Accent 1" w:uiPriority="50"/>
+    <w:lsdException w:name="Grid Table 6 Colorful Accent 1" w:uiPriority="51"/>
+    <w:lsdException w:name="Grid Table 7 Colorful Accent 1" w:uiPriority="52"/>
+    <w:lsdException w:name="Grid Table 1 Light Accent 2" w:uiPriority="46"/>
+    <w:lsdException w:name="Grid Table 2 Accent 2" w:uiPriority="47"/>
+    <w:lsdException w:name="Grid Table 3 Accent 2" w:uiPriority="48"/>
+    <w:lsdException w:name="Grid Table 4 Accent 2" w:uiPriority="49"/>
+    <w:lsdException w:name="Grid Table 5 Dark Accent 2" w:uiPriority="50"/>
+    <w:lsdException w:name="Grid Table 6 Colorful Accent 2" w:uiPriority="51"/>
+    <w:lsdException w:name="Grid Table 7 Colorful Accent 2" w:uiPriority="52"/>
+    <w:lsdException w:name="Grid Table 1 Light Accent 3" w:uiPriority="46"/>
+    <w:lsdException w:name="Grid Table 2 Accent 3" w:uiPriority="47"/>
+    <w:lsdException w:name="Grid Table 3 Accent 3" w:uiPriority="48"/>
+    <w:lsdException w:name="Grid Table 4 Accent 3" w:uiPriority="49"/>
+    <w:lsdException w:name="Grid Table 5 Dark Accent 3" w:uiPriority="50"/>
+    <w:lsdException w:name="Grid Table 6 Colorful Accent 3" w:uiPriority="51"/>
+    <w:lsdException w:name="Grid Table 7 Colorful Accent 3" w:uiPriority="52"/>
+    <w:lsdException w:name="Grid Table 1 Light Accent 4" w:uiPriority="46"/>
+    <w:lsdException w:name="Grid Table 2 Accent 4" w:uiPriority="47"/>
+    <w:lsdException w:name="Grid Table 3 Accent 4" w:uiPriority="48"/>
+    <w:lsdException w:name="Grid Table 4 Accent 4" w:uiPriority="49"/>
+    <w:lsdException w:name="Grid Table 5 Dark Accent 4" w:uiPriority="50"/>
+    <w:lsdException w:name="Grid Table 6 Colorful Accent 4" w:uiPriority="51"/>
+    <w:lsdException w:name="Grid Table 7 Colorful Accent 4" w:uiPriority="52"/>
+    <w:lsdException w:name="Grid Table 1 Light Accent 5" w:uiPriority="46"/>
+    <w:lsdException w:name="Grid Table 2 Accent 5" w:uiPriority="47"/>
+    <w:lsdException w:name="Grid Table 3 Accent 5" w:uiPriority="48"/>
+    <w:lsdException w:name="Grid Table 4 Accent 5" w:uiPriority="49"/>
+    <w:lsdException w:name="Grid Table 5 Dark Accent 5" w:uiPriority="50"/>
+    <w:lsdException w:name="Grid Table 6 Colorful Accent 5" w:uiPriority="51"/>
+    <w:lsdException w:name="Grid Table 7 Colorful Accent 5" w:uiPriority="52"/>
+    <w:lsdException w:name="Grid Table 1 Light Accent 6" w:uiPriority="46"/>
+    <w:lsdException w:name="Grid Table 2 Accent 6" w:uiPriority="47"/>
+    <w:lsdException w:name="Grid Table 3 Accent 6" w:uiPriority="48"/>
+    <w:lsdException w:name="Grid Table 4 Accent 6" w:uiPriority="49"/>
+    <w:lsdException w:name="Grid Table 5 Dark Accent 6" w:uiPriority="50"/>
+    <w:lsdException w:name="Grid Table 6 Colorful Accent 6" w:uiPriority="51"/>
+    <w:lsdException w:name="Grid Table 7 Colorful Accent 6" w:uiPriority="52"/>
+    <w:lsdException w:name="List Table 1 Light" w:uiPriority="46"/>
+    <w:lsdException w:name="List Table 2" w:uiPriority="47"/>
+    <w:lsdException w:name="List Table 3" w:uiPriority="48"/>
+    <w:lsdException w:name="List Table 4" w:uiPriority="49"/>
+    <w:lsdException w:name="List Table 5 Dark" w:uiPriority="50"/>
+    <w:lsdException w:name="List Table 6 Colorful" w:uiPriority="51"/>
+    <w:lsdException w:name="List Table 7 Colorful" w:uiPriority="52"/>
+    <w:lsdException w:name="List Table 1 Light Accent 1" w:uiPriority="46"/>
+    <w:lsdException w:name="List Table 2 Accent 1" w:uiPriority="47"/>
+    <w:lsdException w:name="List Table 3 Accent 1" w:uiPriority="48"/>
+    <w:lsdException w:name="List Table 4 Accent 1" w:uiPriority="49"/>
+    <w:lsdException w:name="List Table 5 Dark Accent 1" w:uiPriority="50"/>
+    <w:lsdException w:name="List Table 6 Colorful Accent 1" w:uiPriority="51"/>
+    <w:lsdException w:name="List Table 7 Colorful Accent 1" w:uiPriority="52"/>
+    <w:lsdException w:name="List Table 1 Light Accent 2" w:uiPriority="46"/>
+    <w:lsdException w:name="List Table 2 Accent 2" w:uiPriority="47"/>
+    <w:lsdException w:name="List Table 3 Accent 2" w:uiPriority="48"/>
+    <w:lsdException w:name="List Table 4 Accent 2" w:uiPriority="49"/>
+    <w:lsdException w:name="List Table 5 Dark Accent 2" w:uiPriority="50"/>
+    <w:lsdException w:name="List Table 6 Colorful Accent 2" w:uiPriority="51"/>
+    <w:lsdException w:name="List Table 7 Colorful Accent 2" w:uiPriority="52"/>
+    <w:lsdException w:name="List Table 1 Light Accent 3" w:uiPriority="46"/>
+    <w:lsdException w:name="List Table 2 Accent 3" w:uiPriority="47"/>
+    <w:lsdException w:name="List Table 3 Accent 3" w:uiPriority="48"/>
+    <w:lsdException w:name="List Table 4 Accent 3" w:uiPriority="49"/>
+    <w:lsdException w:name="List Table 5 Dark Accent 3" w:uiPriority="50"/>
+    <w:lsdException w:name="List Table 6 Colorful Accent 3" w:uiPriority="51"/>
+    <w:lsdException w:name="List Table 7 Colorful Accent 3" w:uiPriority="52"/>
+    <w:lsdException w:name="List Table 1 Light Accent 4" w:uiPriority="46"/>
+    <w:lsdException w:name="List Table 2 Accent 4" w:uiPriority="47"/>
+    <w:lsdException w:name="List Table 3 Accent 4" w:uiPriority="48"/>
+    <w:lsdException w:name="List Table 4 Accent 4" w:uiPriority="49"/>
+    <w:lsdException w:name="List Table 5 Dark Accent 4" w:uiPriority="50"/>
+    <w:lsdException w:name="List Table 6 Colorful Accent 4" w:uiPriority="51"/>
+    <w:lsdException w:name="List Table 7 Colorful Accent 4" w:uiPriority="52"/>
+    <w:lsdException w:name="List Table 1 Light Accent 5" w:uiPriority="46"/>
+    <w:lsdException w:name="List Table 2 Accent 5" w:uiPriority="47"/>
+    <w:lsdException w:name="List Table 3 Accent 5" w:uiPriority="48"/>
+    <w:lsdException w:name="List Table 4 Accent 5" w:uiPriority="49"/>
+    <w:lsdException w:name="List Table 5 Dark Accent 5" w:uiPriority="50"/>
+    <w:lsdException w:name="List Table 6 Colorful Accent 5" w:uiPriority="51"/>
+    <w:lsdException w:name="List Table 7 Colorful Accent 5" w:uiPriority="52"/>
+    <w:lsdException w:name="List Table 1 Light Accent 6" w:uiPriority="46"/>
+    <w:lsdException w:name="List Table 2 Accent 6" w:uiPriority="47"/>
+    <w:lsdException w:name="List Table 3 Accent 6" w:uiPriority="48"/>
+    <w:lsdException w:name="List Table 4 Accent 6" w:uiPriority="49"/>
+    <w:lsdException w:name="List Table 5 Dark Accent 6" w:uiPriority="50"/>
+    <w:lsdException w:name="List Table 6 Colorful Accent 6" w:uiPriority="51"/>
+    <w:lsdException w:name="List Table 7 Colorful Accent 6" w:uiPriority="52"/>
   </w:latentStyles>
   <w:style w:type="paragraph" w:default="1" w:styleId="Normal">
     <w:name w:val="Normal"/>
     <w:qFormat/>
+  </w:style>
+  <w:style w:type="paragraph" w:styleId="Heading1">
+    <w:name w:val="heading 1"/>
+    <w:basedOn w:val="Normal"/>
+    <w:next w:val="Normal"/>
+    <w:link w:val="Heading1Char"/>
+    <w:uiPriority w:val="9"/>
+    <w:qFormat/>
+    <w:rsid w:val="000E6663"/>
+    <w:pPr>
+      <w:keepNext/>
+      <w:keepLines/>
+      <w:spacing w:before="240" w:after="0"/>
+      <w:outlineLvl w:val="0"/>
+    </w:pPr>
+    <w:rPr>
+      <w:rFonts w:asciiTheme="majorHAnsi" w:eastAsiaTheme="majorEastAsia" w:hAnsiTheme="majorHAnsi" w:cstheme="majorBidi"/>
+      <w:color w:val="365F91" w:themeColor="accent1" w:themeShade="BF"/>
+      <w:sz w:val="32"/>
+      <w:szCs w:val="32"/>
+    </w:rPr>
   </w:style>
   <w:style w:type="paragraph" w:styleId="Heading3">
     <w:name w:val="heading 3"/>
@@ -2337,251 +6367,32 @@
       <w:szCs w:val="20"/>
     </w:rPr>
   </w:style>
-</w:styles>
-</file>
-
-<file path=word/stylesWithEffects.xml><?xml version="1.0" encoding="utf-8"?>
-<w:styles xmlns:wpc="http://schemas.microsoft.com/office/word/2010/wordprocessingCanvas" xmlns:mc="http://schemas.openxmlformats.org/markup-compatibility/2006" xmlns:o="urn:schemas-microsoft-com:office:office" xmlns:r="http://schemas.openxmlformats.org/officeDocument/2006/relationships" xmlns:m="http://schemas.openxmlformats.org/officeDocument/2006/math" xmlns:v="urn:schemas-microsoft-com:vml" xmlns:wp14="http://schemas.microsoft.com/office/word/2010/wordprocessingDrawing" xmlns:wp="http://schemas.openxmlformats.org/drawingml/2006/wordprocessingDrawing" xmlns:w10="urn:schemas-microsoft-com:office:word" xmlns:w="http://schemas.openxmlformats.org/wordprocessingml/2006/main" xmlns:w14="http://schemas.microsoft.com/office/word/2010/wordml" xmlns:wpg="http://schemas.microsoft.com/office/word/2010/wordprocessingGroup" xmlns:wpi="http://schemas.microsoft.com/office/word/2010/wordprocessingInk" xmlns:wne="http://schemas.microsoft.com/office/word/2006/wordml" xmlns:wps="http://schemas.microsoft.com/office/word/2010/wordprocessingShape" mc:Ignorable="w14 wp14">
-  <w:docDefaults>
-    <w:rPrDefault>
-      <w:rPr>
-        <w:rFonts w:asciiTheme="minorHAnsi" w:eastAsiaTheme="minorEastAsia" w:hAnsiTheme="minorHAnsi" w:cstheme="minorBidi"/>
-        <w:sz w:val="22"/>
-        <w:szCs w:val="22"/>
-        <w:lang w:val="en-US" w:eastAsia="en-US" w:bidi="ar-SA"/>
-      </w:rPr>
-    </w:rPrDefault>
-    <w:pPrDefault>
-      <w:pPr>
-        <w:spacing w:after="200" w:line="276" w:lineRule="auto"/>
-      </w:pPr>
-    </w:pPrDefault>
-  </w:docDefaults>
-  <w:latentStyles w:defLockedState="0" w:defUIPriority="99" w:defSemiHidden="1" w:defUnhideWhenUsed="1" w:defQFormat="0" w:count="267">
-    <w:lsdException w:name="Normal" w:semiHidden="0" w:uiPriority="0" w:unhideWhenUsed="0" w:qFormat="1"/>
-    <w:lsdException w:name="heading 1" w:semiHidden="0" w:uiPriority="9" w:unhideWhenUsed="0" w:qFormat="1"/>
-    <w:lsdException w:name="heading 2" w:uiPriority="9" w:qFormat="1"/>
-    <w:lsdException w:name="heading 3" w:uiPriority="9" w:qFormat="1"/>
-    <w:lsdException w:name="heading 4" w:uiPriority="9" w:qFormat="1"/>
-    <w:lsdException w:name="heading 5" w:uiPriority="9" w:qFormat="1"/>
-    <w:lsdException w:name="heading 6" w:uiPriority="9" w:qFormat="1"/>
-    <w:lsdException w:name="heading 7" w:uiPriority="9" w:qFormat="1"/>
-    <w:lsdException w:name="heading 8" w:uiPriority="9" w:qFormat="1"/>
-    <w:lsdException w:name="heading 9" w:uiPriority="9" w:qFormat="1"/>
-    <w:lsdException w:name="toc 1" w:uiPriority="39"/>
-    <w:lsdException w:name="toc 2" w:uiPriority="39"/>
-    <w:lsdException w:name="toc 3" w:uiPriority="39"/>
-    <w:lsdException w:name="toc 4" w:uiPriority="39"/>
-    <w:lsdException w:name="toc 5" w:uiPriority="39"/>
-    <w:lsdException w:name="toc 6" w:uiPriority="39"/>
-    <w:lsdException w:name="toc 7" w:uiPriority="39"/>
-    <w:lsdException w:name="toc 8" w:uiPriority="39"/>
-    <w:lsdException w:name="toc 9" w:uiPriority="39"/>
-    <w:lsdException w:name="caption" w:uiPriority="35" w:qFormat="1"/>
-    <w:lsdException w:name="Title" w:semiHidden="0" w:uiPriority="10" w:unhideWhenUsed="0" w:qFormat="1"/>
-    <w:lsdException w:name="Default Paragraph Font" w:uiPriority="1"/>
-    <w:lsdException w:name="Subtitle" w:semiHidden="0" w:uiPriority="11" w:unhideWhenUsed="0" w:qFormat="1"/>
-    <w:lsdException w:name="Strong" w:semiHidden="0" w:uiPriority="22" w:unhideWhenUsed="0" w:qFormat="1"/>
-    <w:lsdException w:name="Emphasis" w:semiHidden="0" w:uiPriority="20" w:unhideWhenUsed="0" w:qFormat="1"/>
-    <w:lsdException w:name="Table Grid" w:semiHidden="0" w:uiPriority="59" w:unhideWhenUsed="0"/>
-    <w:lsdException w:name="Placeholder Text" w:unhideWhenUsed="0"/>
-    <w:lsdException w:name="No Spacing" w:semiHidden="0" w:uiPriority="1" w:unhideWhenUsed="0" w:qFormat="1"/>
-    <w:lsdException w:name="Light Shading" w:semiHidden="0" w:uiPriority="60" w:unhideWhenUsed="0"/>
-    <w:lsdException w:name="Light List" w:semiHidden="0" w:uiPriority="61" w:unhideWhenUsed="0"/>
-    <w:lsdException w:name="Light Grid" w:semiHidden="0" w:uiPriority="62" w:unhideWhenUsed="0"/>
-    <w:lsdException w:name="Medium Shading 1" w:semiHidden="0" w:uiPriority="63" w:unhideWhenUsed="0"/>
-    <w:lsdException w:name="Medium Shading 2" w:semiHidden="0" w:uiPriority="64" w:unhideWhenUsed="0"/>
-    <w:lsdException w:name="Medium List 1" w:semiHidden="0" w:uiPriority="65" w:unhideWhenUsed="0"/>
-    <w:lsdException w:name="Medium List 2" w:semiHidden="0" w:uiPriority="66" w:unhideWhenUsed="0"/>
-    <w:lsdException w:name="Medium Grid 1" w:semiHidden="0" w:uiPriority="67" w:unhideWhenUsed="0"/>
-    <w:lsdException w:name="Medium Grid 2" w:semiHidden="0" w:uiPriority="68" w:unhideWhenUsed="0"/>
-    <w:lsdException w:name="Medium Grid 3" w:semiHidden="0" w:uiPriority="69" w:unhideWhenUsed="0"/>
-    <w:lsdException w:name="Dark List" w:semiHidden="0" w:uiPriority="70" w:unhideWhenUsed="0"/>
-    <w:lsdException w:name="Colorful Shading" w:semiHidden="0" w:uiPriority="71" w:unhideWhenUsed="0"/>
-    <w:lsdException w:name="Colorful List" w:semiHidden="0" w:uiPriority="72" w:unhideWhenUsed="0"/>
-    <w:lsdException w:name="Colorful Grid" w:semiHidden="0" w:uiPriority="73" w:unhideWhenUsed="0"/>
-    <w:lsdException w:name="Light Shading Accent 1" w:semiHidden="0" w:uiPriority="60" w:unhideWhenUsed="0"/>
-    <w:lsdException w:name="Light List Accent 1" w:semiHidden="0" w:uiPriority="61" w:unhideWhenUsed="0"/>
-    <w:lsdException w:name="Light Grid Accent 1" w:semiHidden="0" w:uiPriority="62" w:unhideWhenUsed="0"/>
-    <w:lsdException w:name="Medium Shading 1 Accent 1" w:semiHidden="0" w:uiPriority="63" w:unhideWhenUsed="0"/>
-    <w:lsdException w:name="Medium Shading 2 Accent 1" w:semiHidden="0" w:uiPriority="64" w:unhideWhenUsed="0"/>
-    <w:lsdException w:name="Medium List 1 Accent 1" w:semiHidden="0" w:uiPriority="65" w:unhideWhenUsed="0"/>
-    <w:lsdException w:name="Revision" w:unhideWhenUsed="0"/>
-    <w:lsdException w:name="List Paragraph" w:semiHidden="0" w:uiPriority="34" w:unhideWhenUsed="0" w:qFormat="1"/>
-    <w:lsdException w:name="Quote" w:semiHidden="0" w:uiPriority="29" w:unhideWhenUsed="0" w:qFormat="1"/>
-    <w:lsdException w:name="Intense Quote" w:semiHidden="0" w:uiPriority="30" w:unhideWhenUsed="0" w:qFormat="1"/>
-    <w:lsdException w:name="Medium List 2 Accent 1" w:semiHidden="0" w:uiPriority="66" w:unhideWhenUsed="0"/>
-    <w:lsdException w:name="Medium Grid 1 Accent 1" w:semiHidden="0" w:uiPriority="67" w:unhideWhenUsed="0"/>
-    <w:lsdException w:name="Medium Grid 2 Accent 1" w:semiHidden="0" w:uiPriority="68" w:unhideWhenUsed="0"/>
-    <w:lsdException w:name="Medium Grid 3 Accent 1" w:semiHidden="0" w:uiPriority="69" w:unhideWhenUsed="0"/>
-    <w:lsdException w:name="Dark List Accent 1" w:semiHidden="0" w:uiPriority="70" w:unhideWhenUsed="0"/>
-    <w:lsdException w:name="Colorful Shading Accent 1" w:semiHidden="0" w:uiPriority="71" w:unhideWhenUsed="0"/>
-    <w:lsdException w:name="Colorful List Accent 1" w:semiHidden="0" w:uiPriority="72" w:unhideWhenUsed="0"/>
-    <w:lsdException w:name="Colorful Grid Accent 1" w:semiHidden="0" w:uiPriority="73" w:unhideWhenUsed="0"/>
-    <w:lsdException w:name="Light Shading Accent 2" w:semiHidden="0" w:uiPriority="60" w:unhideWhenUsed="0"/>
-    <w:lsdException w:name="Light List Accent 2" w:semiHidden="0" w:uiPriority="61" w:unhideWhenUsed="0"/>
-    <w:lsdException w:name="Light Grid Accent 2" w:semiHidden="0" w:uiPriority="62" w:unhideWhenUsed="0"/>
-    <w:lsdException w:name="Medium Shading 1 Accent 2" w:semiHidden="0" w:uiPriority="63" w:unhideWhenUsed="0"/>
-    <w:lsdException w:name="Medium Shading 2 Accent 2" w:semiHidden="0" w:uiPriority="64" w:unhideWhenUsed="0"/>
-    <w:lsdException w:name="Medium List 1 Accent 2" w:semiHidden="0" w:uiPriority="65" w:unhideWhenUsed="0"/>
-    <w:lsdException w:name="Medium List 2 Accent 2" w:semiHidden="0" w:uiPriority="66" w:unhideWhenUsed="0"/>
-    <w:lsdException w:name="Medium Grid 1 Accent 2" w:semiHidden="0" w:uiPriority="67" w:unhideWhenUsed="0"/>
-    <w:lsdException w:name="Medium Grid 2 Accent 2" w:semiHidden="0" w:uiPriority="68" w:unhideWhenUsed="0"/>
-    <w:lsdException w:name="Medium Grid 3 Accent 2" w:semiHidden="0" w:uiPriority="69" w:unhideWhenUsed="0"/>
-    <w:lsdException w:name="Dark List Accent 2" w:semiHidden="0" w:uiPriority="70" w:unhideWhenUsed="0"/>
-    <w:lsdException w:name="Colorful Shading Accent 2" w:semiHidden="0" w:uiPriority="71" w:unhideWhenUsed="0"/>
-    <w:lsdException w:name="Colorful List Accent 2" w:semiHidden="0" w:uiPriority="72" w:unhideWhenUsed="0"/>
-    <w:lsdException w:name="Colorful Grid Accent 2" w:semiHidden="0" w:uiPriority="73" w:unhideWhenUsed="0"/>
-    <w:lsdException w:name="Light Shading Accent 3" w:semiHidden="0" w:uiPriority="60" w:unhideWhenUsed="0"/>
-    <w:lsdException w:name="Light List Accent 3" w:semiHidden="0" w:uiPriority="61" w:unhideWhenUsed="0"/>
-    <w:lsdException w:name="Light Grid Accent 3" w:semiHidden="0" w:uiPriority="62" w:unhideWhenUsed="0"/>
-    <w:lsdException w:name="Medium Shading 1 Accent 3" w:semiHidden="0" w:uiPriority="63" w:unhideWhenUsed="0"/>
-    <w:lsdException w:name="Medium Shading 2 Accent 3" w:semiHidden="0" w:uiPriority="64" w:unhideWhenUsed="0"/>
-    <w:lsdException w:name="Medium List 1 Accent 3" w:semiHidden="0" w:uiPriority="65" w:unhideWhenUsed="0"/>
-    <w:lsdException w:name="Medium List 2 Accent 3" w:semiHidden="0" w:uiPriority="66" w:unhideWhenUsed="0"/>
-    <w:lsdException w:name="Medium Grid 1 Accent 3" w:semiHidden="0" w:uiPriority="67" w:unhideWhenUsed="0"/>
-    <w:lsdException w:name="Medium Grid 2 Accent 3" w:semiHidden="0" w:uiPriority="68" w:unhideWhenUsed="0"/>
-    <w:lsdException w:name="Medium Grid 3 Accent 3" w:semiHidden="0" w:uiPriority="69" w:unhideWhenUsed="0"/>
-    <w:lsdException w:name="Dark List Accent 3" w:semiHidden="0" w:uiPriority="70" w:unhideWhenUsed="0"/>
-    <w:lsdException w:name="Colorful Shading Accent 3" w:semiHidden="0" w:uiPriority="71" w:unhideWhenUsed="0"/>
-    <w:lsdException w:name="Colorful List Accent 3" w:semiHidden="0" w:uiPriority="72" w:unhideWhenUsed="0"/>
-    <w:lsdException w:name="Colorful Grid Accent 3" w:semiHidden="0" w:uiPriority="73" w:unhideWhenUsed="0"/>
-    <w:lsdException w:name="Light Shading Accent 4" w:semiHidden="0" w:uiPriority="60" w:unhideWhenUsed="0"/>
-    <w:lsdException w:name="Light List Accent 4" w:semiHidden="0" w:uiPriority="61" w:unhideWhenUsed="0"/>
-    <w:lsdException w:name="Light Grid Accent 4" w:semiHidden="0" w:uiPriority="62" w:unhideWhenUsed="0"/>
-    <w:lsdException w:name="Medium Shading 1 Accent 4" w:semiHidden="0" w:uiPriority="63" w:unhideWhenUsed="0"/>
-    <w:lsdException w:name="Medium Shading 2 Accent 4" w:semiHidden="0" w:uiPriority="64" w:unhideWhenUsed="0"/>
-    <w:lsdException w:name="Medium List 1 Accent 4" w:semiHidden="0" w:uiPriority="65" w:unhideWhenUsed="0"/>
-    <w:lsdException w:name="Medium List 2 Accent 4" w:semiHidden="0" w:uiPriority="66" w:unhideWhenUsed="0"/>
-    <w:lsdException w:name="Medium Grid 1 Accent 4" w:semiHidden="0" w:uiPriority="67" w:unhideWhenUsed="0"/>
-    <w:lsdException w:name="Medium Grid 2 Accent 4" w:semiHidden="0" w:uiPriority="68" w:unhideWhenUsed="0"/>
-    <w:lsdException w:name="Medium Grid 3 Accent 4" w:semiHidden="0" w:uiPriority="69" w:unhideWhenUsed="0"/>
-    <w:lsdException w:name="Dark List Accent 4" w:semiHidden="0" w:uiPriority="70" w:unhideWhenUsed="0"/>
-    <w:lsdException w:name="Colorful Shading Accent 4" w:semiHidden="0" w:uiPriority="71" w:unhideWhenUsed="0"/>
-    <w:lsdException w:name="Colorful List Accent 4" w:semiHidden="0" w:uiPriority="72" w:unhideWhenUsed="0"/>
-    <w:lsdException w:name="Colorful Grid Accent 4" w:semiHidden="0" w:uiPriority="73" w:unhideWhenUsed="0"/>
-    <w:lsdException w:name="Light Shading Accent 5" w:semiHidden="0" w:uiPriority="60" w:unhideWhenUsed="0"/>
-    <w:lsdException w:name="Light List Accent 5" w:semiHidden="0" w:uiPriority="61" w:unhideWhenUsed="0"/>
-    <w:lsdException w:name="Light Grid Accent 5" w:semiHidden="0" w:uiPriority="62" w:unhideWhenUsed="0"/>
-    <w:lsdException w:name="Medium Shading 1 Accent 5" w:semiHidden="0" w:uiPriority="63" w:unhideWhenUsed="0"/>
-    <w:lsdException w:name="Medium Shading 2 Accent 5" w:semiHidden="0" w:uiPriority="64" w:unhideWhenUsed="0"/>
-    <w:lsdException w:name="Medium List 1 Accent 5" w:semiHidden="0" w:uiPriority="65" w:unhideWhenUsed="0"/>
-    <w:lsdException w:name="Medium List 2 Accent 5" w:semiHidden="0" w:uiPriority="66" w:unhideWhenUsed="0"/>
-    <w:lsdException w:name="Medium Grid 1 Accent 5" w:semiHidden="0" w:uiPriority="67" w:unhideWhenUsed="0"/>
-    <w:lsdException w:name="Medium Grid 2 Accent 5" w:semiHidden="0" w:uiPriority="68" w:unhideWhenUsed="0"/>
-    <w:lsdException w:name="Medium Grid 3 Accent 5" w:semiHidden="0" w:uiPriority="69" w:unhideWhenUsed="0"/>
-    <w:lsdException w:name="Dark List Accent 5" w:semiHidden="0" w:uiPriority="70" w:unhideWhenUsed="0"/>
-    <w:lsdException w:name="Colorful Shading Accent 5" w:semiHidden="0" w:uiPriority="71" w:unhideWhenUsed="0"/>
-    <w:lsdException w:name="Colorful List Accent 5" w:semiHidden="0" w:uiPriority="72" w:unhideWhenUsed="0"/>
-    <w:lsdException w:name="Colorful Grid Accent 5" w:semiHidden="0" w:uiPriority="73" w:unhideWhenUsed="0"/>
-    <w:lsdException w:name="Light Shading Accent 6" w:semiHidden="0" w:uiPriority="60" w:unhideWhenUsed="0"/>
-    <w:lsdException w:name="Light List Accent 6" w:semiHidden="0" w:uiPriority="61" w:unhideWhenUsed="0"/>
-    <w:lsdException w:name="Light Grid Accent 6" w:semiHidden="0" w:uiPriority="62" w:unhideWhenUsed="0"/>
-    <w:lsdException w:name="Medium Shading 1 Accent 6" w:semiHidden="0" w:uiPriority="63" w:unhideWhenUsed="0"/>
-    <w:lsdException w:name="Medium Shading 2 Accent 6" w:semiHidden="0" w:uiPriority="64" w:unhideWhenUsed="0"/>
-    <w:lsdException w:name="Medium List 1 Accent 6" w:semiHidden="0" w:uiPriority="65" w:unhideWhenUsed="0"/>
-    <w:lsdException w:name="Medium List 2 Accent 6" w:semiHidden="0" w:uiPriority="66" w:unhideWhenUsed="0"/>
-    <w:lsdException w:name="Medium Grid 1 Accent 6" w:semiHidden="0" w:uiPriority="67" w:unhideWhenUsed="0"/>
-    <w:lsdException w:name="Medium Grid 2 Accent 6" w:semiHidden="0" w:uiPriority="68" w:unhideWhenUsed="0"/>
-    <w:lsdException w:name="Medium Grid 3 Accent 6" w:semiHidden="0" w:uiPriority="69" w:unhideWhenUsed="0"/>
-    <w:lsdException w:name="Dark List Accent 6" w:semiHidden="0" w:uiPriority="70" w:unhideWhenUsed="0"/>
-    <w:lsdException w:name="Colorful Shading Accent 6" w:semiHidden="0" w:uiPriority="71" w:unhideWhenUsed="0"/>
-    <w:lsdException w:name="Colorful List Accent 6" w:semiHidden="0" w:uiPriority="72" w:unhideWhenUsed="0"/>
-    <w:lsdException w:name="Colorful Grid Accent 6" w:semiHidden="0" w:uiPriority="73" w:unhideWhenUsed="0"/>
-    <w:lsdException w:name="Subtle Emphasis" w:semiHidden="0" w:uiPriority="19" w:unhideWhenUsed="0" w:qFormat="1"/>
-    <w:lsdException w:name="Intense Emphasis" w:semiHidden="0" w:uiPriority="21" w:unhideWhenUsed="0" w:qFormat="1"/>
-    <w:lsdException w:name="Subtle Reference" w:semiHidden="0" w:uiPriority="31" w:unhideWhenUsed="0" w:qFormat="1"/>
-    <w:lsdException w:name="Intense Reference" w:semiHidden="0" w:uiPriority="32" w:unhideWhenUsed="0" w:qFormat="1"/>
-    <w:lsdException w:name="Book Title" w:semiHidden="0" w:uiPriority="33" w:unhideWhenUsed="0" w:qFormat="1"/>
-    <w:lsdException w:name="Bibliography" w:uiPriority="37"/>
-    <w:lsdException w:name="TOC Heading" w:uiPriority="39" w:qFormat="1"/>
-  </w:latentStyles>
-  <w:style w:type="paragraph" w:default="1" w:styleId="Normal">
-    <w:name w:val="Normal"/>
-    <w:qFormat/>
+  <w:style w:type="character" w:customStyle="1" w:styleId="Heading1Char">
+    <w:name w:val="Heading 1 Char"/>
+    <w:basedOn w:val="DefaultParagraphFont"/>
+    <w:link w:val="Heading1"/>
+    <w:uiPriority w:val="9"/>
+    <w:rsid w:val="000E6663"/>
+    <w:rPr>
+      <w:rFonts w:asciiTheme="majorHAnsi" w:eastAsiaTheme="majorEastAsia" w:hAnsiTheme="majorHAnsi" w:cstheme="majorBidi"/>
+      <w:color w:val="365F91" w:themeColor="accent1" w:themeShade="BF"/>
+      <w:sz w:val="32"/>
+      <w:szCs w:val="32"/>
+    </w:rPr>
   </w:style>
-  <w:style w:type="paragraph" w:styleId="Heading3">
-    <w:name w:val="heading 3"/>
+  <w:style w:type="paragraph" w:styleId="NormalWeb">
+    <w:name w:val="Normal (Web)"/>
     <w:basedOn w:val="Normal"/>
-    <w:link w:val="Heading3Char"/>
-    <w:uiPriority w:val="9"/>
-    <w:qFormat/>
-    <w:rsid w:val="00907BE9"/>
+    <w:uiPriority w:val="99"/>
+    <w:unhideWhenUsed/>
+    <w:rsid w:val="000E6663"/>
     <w:pPr>
       <w:spacing w:before="100" w:beforeAutospacing="1" w:after="100" w:afterAutospacing="1" w:line="240" w:lineRule="auto"/>
-      <w:outlineLvl w:val="2"/>
     </w:pPr>
     <w:rPr>
       <w:rFonts w:ascii="Times New Roman" w:eastAsia="Times New Roman" w:hAnsi="Times New Roman" w:cs="Times New Roman"/>
-      <w:b/>
-      <w:bCs/>
-      <w:sz w:val="27"/>
-      <w:szCs w:val="27"/>
-    </w:rPr>
-  </w:style>
-  <w:style w:type="character" w:default="1" w:styleId="DefaultParagraphFont">
-    <w:name w:val="Default Paragraph Font"/>
-    <w:uiPriority w:val="1"/>
-    <w:semiHidden/>
-    <w:unhideWhenUsed/>
-  </w:style>
-  <w:style w:type="table" w:default="1" w:styleId="TableNormal">
-    <w:name w:val="Normal Table"/>
-    <w:uiPriority w:val="99"/>
-    <w:semiHidden/>
-    <w:unhideWhenUsed/>
-    <w:tblPr>
-      <w:tblInd w:w="0" w:type="dxa"/>
-      <w:tblCellMar>
-        <w:top w:w="0" w:type="dxa"/>
-        <w:left w:w="108" w:type="dxa"/>
-        <w:bottom w:w="0" w:type="dxa"/>
-        <w:right w:w="108" w:type="dxa"/>
-      </w:tblCellMar>
-    </w:tblPr>
-  </w:style>
-  <w:style w:type="numbering" w:default="1" w:styleId="NoList">
-    <w:name w:val="No List"/>
-    <w:uiPriority w:val="99"/>
-    <w:semiHidden/>
-    <w:unhideWhenUsed/>
-  </w:style>
-  <w:style w:type="character" w:customStyle="1" w:styleId="Heading3Char">
-    <w:name w:val="Heading 3 Char"/>
-    <w:basedOn w:val="DefaultParagraphFont"/>
-    <w:link w:val="Heading3"/>
-    <w:uiPriority w:val="9"/>
-    <w:rsid w:val="00907BE9"/>
-    <w:rPr>
-      <w:rFonts w:ascii="Times New Roman" w:eastAsia="Times New Roman" w:hAnsi="Times New Roman" w:cs="Times New Roman"/>
-      <w:b/>
-      <w:bCs/>
-      <w:sz w:val="27"/>
-      <w:szCs w:val="27"/>
-    </w:rPr>
-  </w:style>
-  <w:style w:type="character" w:styleId="Strong">
-    <w:name w:val="Strong"/>
-    <w:basedOn w:val="DefaultParagraphFont"/>
-    <w:uiPriority w:val="22"/>
-    <w:qFormat/>
-    <w:rsid w:val="00907BE9"/>
-    <w:rPr>
-      <w:b/>
-      <w:bCs/>
-    </w:rPr>
-  </w:style>
-  <w:style w:type="character" w:styleId="HTMLCode">
-    <w:name w:val="HTML Code"/>
-    <w:basedOn w:val="DefaultParagraphFont"/>
-    <w:uiPriority w:val="99"/>
-    <w:semiHidden/>
-    <w:unhideWhenUsed/>
-    <w:rsid w:val="00907BE9"/>
-    <w:rPr>
-      <w:rFonts w:ascii="Courier New" w:eastAsia="Times New Roman" w:hAnsi="Courier New" w:cs="Courier New"/>
-      <w:sz w:val="20"/>
-      <w:szCs w:val="20"/>
+      <w:sz w:val="24"/>
+      <w:szCs w:val="24"/>
     </w:rPr>
   </w:style>
 </w:styles>
